--- a/Documentos/Fase 1/1.5_GuiaEstudiante_Fase 1_Definicion Proyecto APT.docx
+++ b/Documentos/Fase 1/1.5_GuiaEstudiante_Fase 1_Definicion Proyecto APT.docx
@@ -19,7 +19,7 @@
               <wp:anchor allowOverlap="1" behindDoc="0" distB="0" distT="0" distL="114300" distR="114300" hidden="0" layoutInCell="1" locked="0" relativeHeight="0" simplePos="0">
                 <wp:simplePos x="0" y="0"/>
                 <wp:positionH relativeFrom="column">
-                  <wp:posOffset>-435398</wp:posOffset>
+                  <wp:posOffset>-435397</wp:posOffset>
                 </wp:positionH>
                 <wp:positionV relativeFrom="paragraph">
                   <wp:posOffset>33444</wp:posOffset>
@@ -27,7 +27,7 @@
                 <wp:extent cx="6580505" cy="1486535"/>
                 <wp:effectExtent b="0" l="0" r="0" t="0"/>
                 <wp:wrapNone/>
-                <wp:docPr id="48" name=""/>
+                <wp:docPr id="50" name=""/>
                 <a:graphic>
                   <a:graphicData uri="http://schemas.microsoft.com/office/word/2010/wordprocessingGroup">
                     <wpg:wgp>
@@ -46,8 +46,8 @@
                           <a:xfrm>
                             <a:off x="2055748" y="3036733"/>
                             <a:ext cx="6580505" cy="1486535"/>
-                            <a:chOff x="0" y="0"/>
-                            <a:chExt cx="5903463" cy="1486894"/>
+                            <a:chOff x="2055725" y="3036725"/>
+                            <a:chExt cx="6580550" cy="1486550"/>
                           </a:xfrm>
                         </wpg:grpSpPr>
                         <wps:wsp>
@@ -55,8 +55,8 @@
                           <wps:cNvPr id="3" name="Shape 3"/>
                           <wps:spPr>
                             <a:xfrm>
-                              <a:off x="0" y="0"/>
-                              <a:ext cx="5903450" cy="1486875"/>
+                              <a:off x="2055725" y="3036725"/>
+                              <a:ext cx="6580550" cy="1486550"/>
                             </a:xfrm>
                             <a:prstGeom prst="rect">
                               <a:avLst/>
@@ -82,138 +82,181 @@
                             <a:noAutofit/>
                           </wps:bodyPr>
                         </wps:wsp>
-                        <wps:wsp>
-                          <wps:cNvSpPr/>
-                          <wps:cNvPr id="4" name="Shape 4"/>
-                          <wps:spPr>
+                        <wpg:grpSp>
+                          <wpg:cNvGrpSpPr/>
+                          <wpg:grpSpPr>
                             <a:xfrm>
-                              <a:off x="1024758" y="239160"/>
-                              <a:ext cx="4878705" cy="1236313"/>
+                              <a:off x="2055748" y="3036733"/>
+                              <a:ext cx="6580505" cy="1486535"/>
+                              <a:chOff x="0" y="0"/>
+                              <a:chExt cx="5903463" cy="1486894"/>
                             </a:xfrm>
-                            <a:prstGeom prst="rect">
-                              <a:avLst/>
-                            </a:prstGeom>
-                            <a:noFill/>
-                            <a:ln>
+                          </wpg:grpSpPr>
+                          <wps:wsp>
+                            <wps:cNvSpPr/>
+                            <wps:cNvPr id="5" name="Shape 5"/>
+                            <wps:spPr>
+                              <a:xfrm>
+                                <a:off x="0" y="0"/>
+                                <a:ext cx="5903450" cy="1486875"/>
+                              </a:xfrm>
+                              <a:prstGeom prst="rect">
+                                <a:avLst/>
+                              </a:prstGeom>
                               <a:noFill/>
-                            </a:ln>
-                          </wps:spPr>
-                          <wps:txbx>
-                            <w:txbxContent>
-                              <w:p>
-                                <w:pPr>
-                                  <w:spacing w:after="0" w:before="0" w:line="240"/>
-                                  <w:ind w:left="0" w:right="0" w:firstLine="0"/>
-                                  <w:jc w:val="left"/>
-                                  <w:textDirection w:val="btLr"/>
-                                </w:pPr>
-                              </w:p>
-                              <w:p>
-                                <w:pPr>
-                                  <w:spacing w:after="0" w:before="0" w:line="240"/>
-                                  <w:ind w:left="0" w:right="0" w:firstLine="0"/>
-                                  <w:jc w:val="left"/>
-                                  <w:textDirection w:val="btLr"/>
-                                </w:pPr>
-                                <w:r>
-                                  <w:rPr>
-                                    <w:rFonts w:ascii="Calibri" w:cs="Calibri" w:eastAsia="Calibri" w:hAnsi="Calibri"/>
-                                    <w:b w:val="1"/>
-                                    <w:i w:val="0"/>
-                                    <w:smallCaps w:val="0"/>
-                                    <w:strike w:val="0"/>
-                                    <w:color w:val="ff0000"/>
-                                    <w:sz w:val="48"/>
-                                    <w:vertAlign w:val="baseline"/>
-                                  </w:rPr>
-                                </w:r>
-                                <w:r>
-                                  <w:rPr>
-                                    <w:rFonts w:ascii="Calibri" w:cs="Calibri" w:eastAsia="Calibri" w:hAnsi="Calibri"/>
-                                    <w:b w:val="1"/>
-                                    <w:i w:val="0"/>
-                                    <w:smallCaps w:val="0"/>
-                                    <w:strike w:val="0"/>
-                                    <w:color w:val="1f3864"/>
-                                    <w:sz w:val="48"/>
-                                    <w:vertAlign w:val="baseline"/>
-                                  </w:rPr>
-                                  <w:t xml:space="preserve">Guía1. Definición Proyecto APT </w:t>
-                                </w:r>
-                              </w:p>
-                              <w:p>
-                                <w:pPr>
-                                  <w:spacing w:after="0" w:before="0" w:line="240"/>
-                                  <w:ind w:left="0" w:right="0" w:firstLine="0"/>
-                                  <w:jc w:val="left"/>
-                                  <w:textDirection w:val="btLr"/>
-                                </w:pPr>
-                                <w:r>
-                                  <w:rPr>
-                                    <w:rFonts w:ascii="Calibri" w:cs="Calibri" w:eastAsia="Calibri" w:hAnsi="Calibri"/>
-                                    <w:b w:val="1"/>
-                                    <w:i w:val="0"/>
-                                    <w:smallCaps w:val="0"/>
-                                    <w:strike w:val="0"/>
-                                    <w:color w:val="1f3864"/>
-                                    <w:sz w:val="48"/>
-                                    <w:vertAlign w:val="baseline"/>
-                                  </w:rPr>
-                                </w:r>
-                                <w:r>
-                                  <w:rPr>
-                                    <w:rFonts w:ascii="Calibri" w:cs="Calibri" w:eastAsia="Calibri" w:hAnsi="Calibri"/>
-                                    <w:b w:val="1"/>
-                                    <w:i w:val="0"/>
-                                    <w:smallCaps w:val="0"/>
-                                    <w:strike w:val="0"/>
-                                    <w:color w:val="1f3864"/>
-                                    <w:sz w:val="48"/>
-                                    <w:vertAlign w:val="baseline"/>
-                                  </w:rPr>
-                                  <w:t xml:space="preserve">Asignatura Capstone</w:t>
-                                </w:r>
-                              </w:p>
-                            </w:txbxContent>
-                          </wps:txbx>
-                          <wps:bodyPr anchorCtr="0" anchor="t" bIns="45700" lIns="91425" spcFirstLastPara="1" rIns="91425" wrap="square" tIns="45700">
-                            <a:noAutofit/>
-                          </wps:bodyPr>
-                        </wps:wsp>
-                        <wps:wsp>
-                          <wps:cNvSpPr/>
-                          <wps:cNvPr id="5" name="Shape 5"/>
-                          <wps:spPr>
-                            <a:xfrm>
-                              <a:off x="0" y="0"/>
-                              <a:ext cx="993140" cy="1486894"/>
-                            </a:xfrm>
-                            <a:prstGeom prst="rect">
-                              <a:avLst/>
-                            </a:prstGeom>
-                            <a:solidFill>
-                              <a:srgbClr val="1F3864"/>
-                            </a:solidFill>
-                            <a:ln>
+                              <a:ln>
+                                <a:noFill/>
+                              </a:ln>
+                            </wps:spPr>
+                            <wps:txbx>
+                              <w:txbxContent>
+                                <w:p>
+                                  <w:pPr>
+                                    <w:spacing w:after="0" w:before="0" w:line="240"/>
+                                    <w:ind w:left="0" w:right="0" w:firstLine="0"/>
+                                    <w:jc w:val="left"/>
+                                    <w:textDirection w:val="btLr"/>
+                                  </w:pPr>
+                                </w:p>
+                              </w:txbxContent>
+                            </wps:txbx>
+                            <wps:bodyPr anchorCtr="0" anchor="ctr" bIns="91425" lIns="91425" spcFirstLastPara="1" rIns="91425" wrap="square" tIns="91425">
+                              <a:noAutofit/>
+                            </wps:bodyPr>
+                          </wps:wsp>
+                          <wps:wsp>
+                            <wps:cNvSpPr/>
+                            <wps:cNvPr id="6" name="Shape 6"/>
+                            <wps:spPr>
+                              <a:xfrm>
+                                <a:off x="1024758" y="239160"/>
+                                <a:ext cx="4878705" cy="1236313"/>
+                              </a:xfrm>
+                              <a:prstGeom prst="rect">
+                                <a:avLst/>
+                              </a:prstGeom>
                               <a:noFill/>
-                            </a:ln>
-                          </wps:spPr>
-                          <wps:txbx>
-                            <w:txbxContent>
-                              <w:p>
-                                <w:pPr>
-                                  <w:spacing w:after="0" w:before="0" w:line="240"/>
-                                  <w:ind w:left="0" w:right="0" w:firstLine="0"/>
-                                  <w:jc w:val="left"/>
-                                  <w:textDirection w:val="btLr"/>
-                                </w:pPr>
-                              </w:p>
-                            </w:txbxContent>
-                          </wps:txbx>
-                          <wps:bodyPr anchorCtr="0" anchor="ctr" bIns="91425" lIns="91425" spcFirstLastPara="1" rIns="91425" wrap="square" tIns="91425">
-                            <a:noAutofit/>
-                          </wps:bodyPr>
-                        </wps:wsp>
+                              <a:ln>
+                                <a:noFill/>
+                              </a:ln>
+                            </wps:spPr>
+                            <wps:txbx>
+                              <w:txbxContent>
+                                <w:p>
+                                  <w:pPr>
+                                    <w:spacing w:after="0" w:before="0" w:line="240"/>
+                                    <w:ind w:left="0" w:right="0" w:firstLine="0"/>
+                                    <w:jc w:val="left"/>
+                                    <w:textDirection w:val="btLr"/>
+                                  </w:pPr>
+                                </w:p>
+                                <w:p>
+                                  <w:pPr>
+                                    <w:spacing w:after="0" w:before="0" w:line="240"/>
+                                    <w:ind w:left="0" w:right="0" w:firstLine="0"/>
+                                    <w:jc w:val="left"/>
+                                    <w:textDirection w:val="btLr"/>
+                                  </w:pPr>
+                                  <w:r>
+                                    <w:rPr>
+                                      <w:rFonts w:ascii="Arial" w:cs="Arial" w:eastAsia="Arial" w:hAnsi="Arial"/>
+                                      <w:b w:val="0"/>
+                                      <w:i w:val="0"/>
+                                      <w:smallCaps w:val="0"/>
+                                      <w:strike w:val="0"/>
+                                      <w:color w:val="000000"/>
+                                      <w:sz w:val="28"/>
+                                      <w:vertAlign w:val="baseline"/>
+                                    </w:rPr>
+                                  </w:r>
+                                  <w:r>
+                                    <w:rPr>
+                                      <w:rFonts w:ascii="Calibri" w:cs="Calibri" w:eastAsia="Calibri" w:hAnsi="Calibri"/>
+                                      <w:b w:val="1"/>
+                                      <w:i w:val="0"/>
+                                      <w:smallCaps w:val="0"/>
+                                      <w:strike w:val="0"/>
+                                      <w:color w:val="1f3864"/>
+                                      <w:sz w:val="48"/>
+                                      <w:vertAlign w:val="baseline"/>
+                                    </w:rPr>
+                                    <w:t xml:space="preserve">Guía1. Definición Proyecto APT </w:t>
+                                  </w:r>
+                                </w:p>
+                                <w:p>
+                                  <w:pPr>
+                                    <w:spacing w:after="0" w:before="0" w:line="240"/>
+                                    <w:ind w:left="0" w:right="0" w:firstLine="0"/>
+                                    <w:jc w:val="left"/>
+                                    <w:textDirection w:val="btLr"/>
+                                  </w:pPr>
+                                  <w:r>
+                                    <w:rPr>
+                                      <w:rFonts w:ascii="Calibri" w:cs="Calibri" w:eastAsia="Calibri" w:hAnsi="Calibri"/>
+                                      <w:b w:val="1"/>
+                                      <w:i w:val="0"/>
+                                      <w:smallCaps w:val="0"/>
+                                      <w:strike w:val="0"/>
+                                      <w:color w:val="1f3864"/>
+                                      <w:sz w:val="48"/>
+                                      <w:vertAlign w:val="baseline"/>
+                                    </w:rPr>
+                                  </w:r>
+                                  <w:r>
+                                    <w:rPr>
+                                      <w:rFonts w:ascii="Calibri" w:cs="Calibri" w:eastAsia="Calibri" w:hAnsi="Calibri"/>
+                                      <w:b w:val="1"/>
+                                      <w:i w:val="0"/>
+                                      <w:smallCaps w:val="0"/>
+                                      <w:strike w:val="0"/>
+                                      <w:color w:val="1f3864"/>
+                                      <w:sz w:val="48"/>
+                                      <w:vertAlign w:val="baseline"/>
+                                    </w:rPr>
+                                    <w:t xml:space="preserve">Asignatura Capstone</w:t>
+                                  </w:r>
+                                </w:p>
+                              </w:txbxContent>
+                            </wps:txbx>
+                            <wps:bodyPr anchorCtr="0" anchor="t" bIns="45700" lIns="91425" spcFirstLastPara="1" rIns="91425" wrap="square" tIns="45700">
+                              <a:noAutofit/>
+                            </wps:bodyPr>
+                          </wps:wsp>
+                          <wps:wsp>
+                            <wps:cNvSpPr/>
+                            <wps:cNvPr id="7" name="Shape 7"/>
+                            <wps:spPr>
+                              <a:xfrm>
+                                <a:off x="0" y="0"/>
+                                <a:ext cx="993140" cy="1486894"/>
+                              </a:xfrm>
+                              <a:prstGeom prst="rect">
+                                <a:avLst/>
+                              </a:prstGeom>
+                              <a:solidFill>
+                                <a:srgbClr val="1F3864"/>
+                              </a:solidFill>
+                              <a:ln>
+                                <a:noFill/>
+                              </a:ln>
+                            </wps:spPr>
+                            <wps:txbx>
+                              <w:txbxContent>
+                                <w:p>
+                                  <w:pPr>
+                                    <w:spacing w:after="0" w:before="0" w:line="240"/>
+                                    <w:ind w:left="0" w:right="0" w:firstLine="0"/>
+                                    <w:jc w:val="left"/>
+                                    <w:textDirection w:val="btLr"/>
+                                  </w:pPr>
+                                </w:p>
+                              </w:txbxContent>
+                            </wps:txbx>
+                            <wps:bodyPr anchorCtr="0" anchor="ctr" bIns="91425" lIns="91425" spcFirstLastPara="1" rIns="91425" wrap="square" tIns="91425">
+                              <a:noAutofit/>
+                            </wps:bodyPr>
+                          </wps:wsp>
+                        </wpg:grpSp>
                       </wpg:grpSp>
                     </wpg:wgp>
                   </a:graphicData>
@@ -226,7 +269,7 @@
               <wp:anchor allowOverlap="1" behindDoc="0" distB="0" distT="0" distL="114300" distR="114300" hidden="0" layoutInCell="1" locked="0" relativeHeight="0" simplePos="0">
                 <wp:simplePos x="0" y="0"/>
                 <wp:positionH relativeFrom="column">
-                  <wp:posOffset>-435398</wp:posOffset>
+                  <wp:posOffset>-435397</wp:posOffset>
                 </wp:positionH>
                 <wp:positionV relativeFrom="paragraph">
                   <wp:posOffset>33444</wp:posOffset>
@@ -234,7 +277,7 @@
                 <wp:extent cx="6580505" cy="1486535"/>
                 <wp:effectExtent b="0" l="0" r="0" t="0"/>
                 <wp:wrapNone/>
-                <wp:docPr id="48" name="image2.png"/>
+                <wp:docPr id="50" name="image2.png"/>
                 <a:graphic>
                   <a:graphicData uri="http://schemas.openxmlformats.org/drawingml/2006/picture">
                     <pic:pic>
@@ -387,6 +430,11 @@
         </w:rPr>
         <w:t xml:space="preserve">PARTE I</w:t>
       </w:r>
+      <w:r>
+        <w:rPr>
+          <w:rtl w:val="0"/>
+        </w:rPr>
+      </w:r>
     </w:p>
     <w:tbl>
       <w:tblPr>
@@ -462,7 +510,6 @@
             <w:pPr>
               <w:keepNext w:val="0"/>
               <w:keepLines w:val="0"/>
-              <w:pageBreakBefore w:val="0"/>
               <w:widowControl w:val="1"/>
               <w:pBdr>
                 <w:top w:space="0" w:sz="0" w:val="nil"/>
@@ -605,7 +652,7 @@
                 <w:bCs w:val="1"/>
                 <w:rtl w:val="0"/>
               </w:rPr>
-              <w:t xml:space="preserve">Matías Molins, Javier Castro, Lucas Hernández y Nicolás Ponce</w:t>
+              <w:t xml:space="preserve">Matías Molins y  Javier Castro</w:t>
             </w:r>
           </w:p>
         </w:tc>
@@ -845,7 +892,6 @@
             <w:pPr>
               <w:keepNext w:val="0"/>
               <w:keepLines w:val="0"/>
-              <w:pageBreakBefore w:val="0"/>
               <w:widowControl w:val="1"/>
               <w:pBdr>
                 <w:top w:space="0" w:sz="0" w:val="nil"/>
@@ -990,7 +1036,7 @@
                 <w:szCs w:val="20"/>
                 <w:rtl w:val="0"/>
               </w:rPr>
-              <w:t xml:space="preserve">SaaS Multi-tenant para Gestión Operativa y Mantenimiento (Plataforma Web y Aplicación Móvil) - HevStack</w:t>
+              <w:t xml:space="preserve">Aplicación para Gestión de Mantenimiento de Maquinaria - Bowling Services (HevStack)</w:t>
             </w:r>
             <w:r>
               <w:rPr>
@@ -1003,7 +1049,7 @@
       <w:tr>
         <w:trPr>
           <w:cantSplit w:val="0"/>
-          <w:trHeight w:val="418" w:hRule="atLeast"/>
+          <w:trHeight w:val="3017.342122395833" w:hRule="atLeast"/>
           <w:tblHeader w:val="0"/>
         </w:trPr>
         <w:tc>
@@ -1050,73 +1096,73 @@
                 <w:szCs w:val="20"/>
                 <w:rtl w:val="0"/>
               </w:rPr>
-              <w:t xml:space="preserve">• Desarrollo y Programación de Software (Web y Móvil)</w:t>
-            </w:r>
-          </w:p>
-          <w:p>
-            <w:pPr>
-              <w:rPr>
-                <w:i w:val="1"/>
-                <w:iCs w:val="1"/>
-                <w:color w:val="548dd4"/>
-                <w:sz w:val="20"/>
-                <w:szCs w:val="20"/>
-              </w:rPr>
-            </w:pPr>
-            <w:r>
-              <w:rPr>
-                <w:i w:val="1"/>
-                <w:iCs w:val="1"/>
-                <w:color w:val="548dd4"/>
-                <w:sz w:val="20"/>
-                <w:szCs w:val="20"/>
-                <w:rtl w:val="0"/>
-              </w:rPr>
-              <w:t xml:space="preserve">• Arquitectura de Software e Integración de Sistemas</w:t>
-            </w:r>
-          </w:p>
-          <w:p>
-            <w:pPr>
-              <w:rPr>
-                <w:i w:val="1"/>
-                <w:iCs w:val="1"/>
-                <w:color w:val="548dd4"/>
-                <w:sz w:val="20"/>
-                <w:szCs w:val="20"/>
-              </w:rPr>
-            </w:pPr>
-            <w:r>
-              <w:rPr>
-                <w:i w:val="1"/>
-                <w:iCs w:val="1"/>
-                <w:color w:val="548dd4"/>
-                <w:sz w:val="20"/>
-                <w:szCs w:val="20"/>
-                <w:rtl w:val="0"/>
-              </w:rPr>
-              <w:t xml:space="preserve">• Gestión y Modelamiento de Bases de Datos</w:t>
-            </w:r>
-          </w:p>
-          <w:p>
-            <w:pPr>
-              <w:rPr>
-                <w:i w:val="1"/>
-                <w:iCs w:val="1"/>
-                <w:color w:val="548dd4"/>
-                <w:sz w:val="20"/>
-                <w:szCs w:val="20"/>
-              </w:rPr>
-            </w:pPr>
-            <w:r>
-              <w:rPr>
-                <w:i w:val="1"/>
-                <w:iCs w:val="1"/>
-                <w:color w:val="548dd4"/>
-                <w:sz w:val="20"/>
-                <w:szCs w:val="20"/>
-                <w:rtl w:val="0"/>
-              </w:rPr>
-              <w:t xml:space="preserve">• Calidad y Seguridad en Sistemas Computacionales</w:t>
+              <w:t xml:space="preserve">• Desarrollo y Programación de Software (Web SPA y Móvil Híbrida / PWA)</w:t>
+            </w:r>
+          </w:p>
+          <w:p>
+            <w:pPr>
+              <w:rPr>
+                <w:i w:val="1"/>
+                <w:iCs w:val="1"/>
+                <w:color w:val="548dd4"/>
+                <w:sz w:val="20"/>
+                <w:szCs w:val="20"/>
+              </w:rPr>
+            </w:pPr>
+            <w:r>
+              <w:rPr>
+                <w:i w:val="1"/>
+                <w:iCs w:val="1"/>
+                <w:color w:val="548dd4"/>
+                <w:sz w:val="20"/>
+                <w:szCs w:val="20"/>
+                <w:rtl w:val="0"/>
+              </w:rPr>
+              <w:t xml:space="preserve">• Arquitectura de Software e Integración Cloud Serverless</w:t>
+            </w:r>
+          </w:p>
+          <w:p>
+            <w:pPr>
+              <w:rPr>
+                <w:i w:val="1"/>
+                <w:iCs w:val="1"/>
+                <w:color w:val="548dd4"/>
+                <w:sz w:val="20"/>
+                <w:szCs w:val="20"/>
+              </w:rPr>
+            </w:pPr>
+            <w:r>
+              <w:rPr>
+                <w:i w:val="1"/>
+                <w:iCs w:val="1"/>
+                <w:color w:val="548dd4"/>
+                <w:sz w:val="20"/>
+                <w:szCs w:val="20"/>
+                <w:rtl w:val="0"/>
+              </w:rPr>
+              <w:t xml:space="preserve">• Gestión y Modelamiento de Bases de Datos Relacionales (PostgreSQL)</w:t>
+            </w:r>
+          </w:p>
+          <w:p>
+            <w:pPr>
+              <w:rPr>
+                <w:i w:val="1"/>
+                <w:iCs w:val="1"/>
+                <w:color w:val="548dd4"/>
+                <w:sz w:val="20"/>
+                <w:szCs w:val="20"/>
+              </w:rPr>
+            </w:pPr>
+            <w:r>
+              <w:rPr>
+                <w:i w:val="1"/>
+                <w:iCs w:val="1"/>
+                <w:color w:val="548dd4"/>
+                <w:sz w:val="20"/>
+                <w:szCs w:val="20"/>
+                <w:rtl w:val="0"/>
+              </w:rPr>
+              <w:t xml:space="preserve">• Calidad y Pruebas de Software</w:t>
             </w:r>
           </w:p>
           <w:p>
@@ -1206,188 +1252,155 @@
                 <w:szCs w:val="20"/>
                 <w:rtl w:val="0"/>
               </w:rPr>
-              <w:t xml:space="preserve">El proyecto integra un conjunto coordinado de competencias del perfil de egreso que el equipo aborda de manera conjunta y complementaria según sus áreas técnicas de trabajo:</w:t>
-            </w:r>
-          </w:p>
-          <w:p>
-            <w:pPr>
-              <w:rPr>
-                <w:color w:val="548dd4"/>
-                <w:sz w:val="20"/>
-                <w:szCs w:val="20"/>
-              </w:rPr>
-            </w:pPr>
-            <w:r>
-              <w:rPr>
-                <w:rtl w:val="0"/>
-              </w:rPr>
-            </w:r>
-          </w:p>
-          <w:p>
-            <w:pPr>
-              <w:rPr>
-                <w:color w:val="548dd4"/>
-                <w:sz w:val="20"/>
-                <w:szCs w:val="20"/>
-              </w:rPr>
-            </w:pPr>
-            <w:r>
-              <w:rPr>
-                <w:color w:val="548dd4"/>
-                <w:sz w:val="20"/>
-                <w:szCs w:val="20"/>
-                <w:rtl w:val="0"/>
-              </w:rPr>
-              <w:t xml:space="preserve">• Desarrollo de Solución de Software:Desarrollar una solución de software utilizando técnicas que permitan sistematizar el proceso de desarrollo y mantenimiento, asegurando el logro de los objetivos (desarrollo sincronizado del frontend móvil y la plataforma web administrativa).</w:t>
-            </w:r>
-          </w:p>
-          <w:p>
-            <w:pPr>
-              <w:rPr>
-                <w:color w:val="548dd4"/>
-                <w:sz w:val="20"/>
-                <w:szCs w:val="20"/>
-              </w:rPr>
-            </w:pPr>
-            <w:r>
-              <w:rPr>
-                <w:color w:val="548dd4"/>
-                <w:sz w:val="20"/>
-                <w:szCs w:val="20"/>
-                <w:rtl w:val="0"/>
-              </w:rPr>
-              <w:t xml:space="preserve">• Construir modelos de datos: Para soportar los requerimientos de la organización de acuerdo con un diseño definido y escalable en el tiempo (diseño relacional multi-tenant con campos JSONB para pautas de mantenimiento).</w:t>
-            </w:r>
-          </w:p>
-          <w:p>
-            <w:pPr>
-              <w:rPr>
-                <w:color w:val="548dd4"/>
-                <w:sz w:val="20"/>
-                <w:szCs w:val="20"/>
-              </w:rPr>
-            </w:pPr>
-            <w:r>
-              <w:rPr>
-                <w:color w:val="548dd4"/>
-                <w:sz w:val="20"/>
-                <w:szCs w:val="20"/>
-                <w:rtl w:val="0"/>
-              </w:rPr>
-              <w:t xml:space="preserve">• Programar consultas o rutinas para manipular información de una base de datos: de acuerdo con los requerimientos de la organización (manipulación de datos, endpoints de sincronización y lógica transaccional en backend/cloud).</w:t>
-            </w:r>
-          </w:p>
-          <w:p>
-            <w:pPr>
-              <w:rPr>
-                <w:i w:val="1"/>
-                <w:iCs w:val="1"/>
-                <w:color w:val="548dd4"/>
-                <w:sz w:val="20"/>
-                <w:szCs w:val="20"/>
-              </w:rPr>
-            </w:pPr>
-            <w:r>
-              <w:rPr>
-                <w:color w:val="548dd4"/>
-                <w:sz w:val="20"/>
-                <w:szCs w:val="20"/>
-                <w:rtl w:val="0"/>
-              </w:rPr>
-              <w:t xml:space="preserve">• Competencia 6: Realizar pruebas de certificación tanto de los productos como de los procesos utilizando buenas prácticas definidas por la industria (diseño y ejecución grupal de pruebas de integración,</w:t>
-            </w:r>
-            <w:r>
-              <w:rPr>
-                <w:i w:val="1"/>
-                <w:iCs w:val="1"/>
-                <w:color w:val="548dd4"/>
-                <w:sz w:val="20"/>
-                <w:szCs w:val="20"/>
-                <w:rtl w:val="0"/>
-              </w:rPr>
-              <w:t xml:space="preserve"> pruebas offline/online y UAT).</w:t>
-            </w:r>
-          </w:p>
-          <w:p>
-            <w:pPr>
-              <w:rPr>
-                <w:i w:val="1"/>
-                <w:iCs w:val="1"/>
-                <w:color w:val="548dd4"/>
-                <w:sz w:val="20"/>
-                <w:szCs w:val="20"/>
-              </w:rPr>
-            </w:pPr>
-            <w:r>
-              <w:rPr>
-                <w:i w:val="1"/>
-                <w:iCs w:val="1"/>
-                <w:color w:val="548dd4"/>
-                <w:sz w:val="20"/>
-                <w:szCs w:val="20"/>
-                <w:rtl w:val="0"/>
-              </w:rPr>
-              <w:t xml:space="preserve">• Construir el modelo arquitectónico: de una solución sistémica que soporte los procesos de negocio de acuerdo con los requerimientos de la organización y estándares de la industria (arquitectura desacoplada SaaS cliente-servidor con aislamiento lógico de tenants).</w:t>
-            </w:r>
-          </w:p>
-          <w:p>
-            <w:pPr>
-              <w:rPr>
-                <w:i w:val="1"/>
-                <w:iCs w:val="1"/>
-                <w:color w:val="548dd4"/>
-                <w:sz w:val="20"/>
-                <w:szCs w:val="20"/>
-              </w:rPr>
-            </w:pPr>
-            <w:r>
-              <w:rPr>
-                <w:i w:val="1"/>
-                <w:iCs w:val="1"/>
-                <w:color w:val="548dd4"/>
-                <w:sz w:val="20"/>
-                <w:szCs w:val="20"/>
-                <w:rtl w:val="0"/>
-              </w:rPr>
-              <w:t xml:space="preserve">• Resolver vulnerabilidades sistémicas: para asegurar que el software construido cumple las normas de seguridad exigidas por la industria (seguridad en endpoints, autenticación robusta y políticas RLS contra fuga de información entre clientes).</w:t>
-            </w:r>
-          </w:p>
-          <w:p>
-            <w:pPr>
-              <w:rPr>
-                <w:i w:val="1"/>
-                <w:iCs w:val="1"/>
-                <w:color w:val="548dd4"/>
-                <w:sz w:val="20"/>
-                <w:szCs w:val="20"/>
-              </w:rPr>
-            </w:pPr>
-            <w:r>
-              <w:rPr>
-                <w:i w:val="1"/>
-                <w:iCs w:val="1"/>
-                <w:color w:val="548dd4"/>
-                <w:sz w:val="20"/>
-                <w:szCs w:val="20"/>
-                <w:rtl w:val="0"/>
-              </w:rPr>
-              <w:t xml:space="preserve">• Gestionar proyectos informáticos: ofreciendo alternativas para la toma de decisiones de acuerdo con los requerimientos de la organización (planificación ágil bajo Scrum, seguimiento del cronograma, asignación de tareas y control del alcance MVP).</w:t>
-            </w:r>
-          </w:p>
-          <w:p>
-            <w:pPr>
-              <w:rPr>
-                <w:i w:val="1"/>
-                <w:iCs w:val="1"/>
-                <w:color w:val="548dd4"/>
-                <w:sz w:val="20"/>
-                <w:szCs w:val="20"/>
-              </w:rPr>
-            </w:pPr>
-            <w:r>
-              <w:rPr>
-                <w:rtl w:val="0"/>
-              </w:rPr>
+              <w:t xml:space="preserve">El proyecto se enfoca en las siguientes competencias clave del perfil de egreso, abordadas de manera coordinada por el equipo:</w:t>
+            </w:r>
+          </w:p>
+          <w:p>
+            <w:pPr>
+              <w:rPr>
+                <w:i w:val="1"/>
+                <w:iCs w:val="1"/>
+                <w:color w:val="548dd4"/>
+                <w:sz w:val="20"/>
+                <w:szCs w:val="20"/>
+              </w:rPr>
+            </w:pPr>
+            <w:r>
+              <w:rPr>
+                <w:rtl w:val="0"/>
+              </w:rPr>
+            </w:r>
+          </w:p>
+          <w:p>
+            <w:pPr>
+              <w:rPr>
+                <w:i w:val="1"/>
+                <w:iCs w:val="1"/>
+                <w:color w:val="548dd4"/>
+                <w:sz w:val="20"/>
+                <w:szCs w:val="20"/>
+              </w:rPr>
+            </w:pPr>
+            <w:r>
+              <w:rPr>
+                <w:i w:val="1"/>
+                <w:iCs w:val="1"/>
+                <w:color w:val="548dd4"/>
+                <w:sz w:val="20"/>
+                <w:szCs w:val="20"/>
+                <w:rtl w:val="0"/>
+              </w:rPr>
+              <w:t xml:space="preserve">•Desarrollo de Solución de Software: Desarrollar una solución de software utilizando técnicas que permitan sistematizar el proceso de desarrollo y mantenimiento, asegurando el logro de los objetivos (desarrollo del cliente móvil híbrido/PWA con React Native y Expo para técnicos, y del dashboard administrativo SPA en Vue 3).</w:t>
+            </w:r>
+          </w:p>
+          <w:p>
+            <w:pPr>
+              <w:rPr>
+                <w:i w:val="1"/>
+                <w:iCs w:val="1"/>
+                <w:color w:val="548dd4"/>
+                <w:sz w:val="20"/>
+                <w:szCs w:val="20"/>
+              </w:rPr>
+            </w:pPr>
+            <w:r>
+              <w:rPr>
+                <w:i w:val="1"/>
+                <w:iCs w:val="1"/>
+                <w:color w:val="548dd4"/>
+                <w:sz w:val="20"/>
+                <w:szCs w:val="20"/>
+                <w:rtl w:val="0"/>
+              </w:rPr>
+              <w:t xml:space="preserve">• Construir modelos de datos): Para soportar los requerimientos de la organización de acuerdo con un diseño definido y escalable en el tiempo (diseño relacional en PostgreSQL para locales/recintos, máquinas, categorías y esquemas dinámicos para checklists de inspección).</w:t>
+            </w:r>
+          </w:p>
+          <w:p>
+            <w:pPr>
+              <w:rPr>
+                <w:i w:val="1"/>
+                <w:iCs w:val="1"/>
+                <w:color w:val="548dd4"/>
+                <w:sz w:val="20"/>
+                <w:szCs w:val="20"/>
+              </w:rPr>
+            </w:pPr>
+            <w:r>
+              <w:rPr>
+                <w:i w:val="1"/>
+                <w:iCs w:val="1"/>
+                <w:color w:val="548dd4"/>
+                <w:sz w:val="20"/>
+                <w:szCs w:val="20"/>
+                <w:rtl w:val="0"/>
+              </w:rPr>
+              <w:t xml:space="preserve">• Programar consultas o rutinas para manipular información de una base de datos: De acuerdo con los requerimientos de la organización (manipulación de datos, control de roles de usuario RBAC, feed de mantenciones en tiempo real y consumo de datos mediante Supabase).</w:t>
+            </w:r>
+          </w:p>
+          <w:p>
+            <w:pPr>
+              <w:rPr>
+                <w:i w:val="1"/>
+                <w:iCs w:val="1"/>
+                <w:color w:val="548dd4"/>
+                <w:sz w:val="20"/>
+                <w:szCs w:val="20"/>
+              </w:rPr>
+            </w:pPr>
+            <w:r>
+              <w:rPr>
+                <w:i w:val="1"/>
+                <w:iCs w:val="1"/>
+                <w:color w:val="548dd4"/>
+                <w:sz w:val="20"/>
+                <w:szCs w:val="20"/>
+                <w:rtl w:val="0"/>
+              </w:rPr>
+              <w:t xml:space="preserve">• Realizar pruebas de certificación: Tanto de los productos como de los procesos utilizando buenas prácticas definidas por la industria (diseño y ejecución de pruebas funcionales de pautas, validación de persistencia y sincronización offline, y pruebas de usuario UAT con técnicos y administrador).</w:t>
+            </w:r>
+          </w:p>
+          <w:p>
+            <w:pPr>
+              <w:rPr>
+                <w:i w:val="1"/>
+                <w:iCs w:val="1"/>
+                <w:color w:val="548dd4"/>
+                <w:sz w:val="20"/>
+                <w:szCs w:val="20"/>
+              </w:rPr>
+            </w:pPr>
+            <w:r>
+              <w:rPr>
+                <w:i w:val="1"/>
+                <w:iCs w:val="1"/>
+                <w:color w:val="548dd4"/>
+                <w:sz w:val="20"/>
+                <w:szCs w:val="20"/>
+                <w:rtl w:val="0"/>
+              </w:rPr>
+              <w:t xml:space="preserve">• Construir el modelo arquitectónico de una solución sistémica: Que soporte los procesos de negocio de acuerdo con los requerimientos de la organización y estándares de la industria (arquitectura cliente-servidor desacoplada que integra panel web SPA en Vue 3, cliente móvil en Expo y backend centralizado en la nube con Supabase).</w:t>
+            </w:r>
+          </w:p>
+          <w:p>
+            <w:pPr>
+              <w:rPr>
+                <w:i w:val="1"/>
+                <w:iCs w:val="1"/>
+                <w:color w:val="548dd4"/>
+                <w:sz w:val="20"/>
+                <w:szCs w:val="20"/>
+              </w:rPr>
+            </w:pPr>
+            <w:r>
+              <w:rPr>
+                <w:i w:val="1"/>
+                <w:iCs w:val="1"/>
+                <w:color w:val="548dd4"/>
+                <w:sz w:val="20"/>
+                <w:szCs w:val="20"/>
+                <w:rtl w:val="0"/>
+              </w:rPr>
+              <w:t xml:space="preserve">• Gestionar proyectos informáticos: Ofreciendo alternativas para la toma de decisiones de acuerdo con los requerimientos de la organización (planificación ágil bajo marco Scrum, control de la Carta Gantt, seguimiento de hitos y apego estricto al alcance del MVP).</w:t>
             </w:r>
           </w:p>
           <w:p>
@@ -1519,7 +1532,6 @@
             <w:pPr>
               <w:keepNext w:val="0"/>
               <w:keepLines w:val="0"/>
-              <w:pageBreakBefore w:val="0"/>
               <w:widowControl w:val="1"/>
               <w:pBdr>
                 <w:top w:space="0" w:sz="0" w:val="nil"/>
@@ -1595,7 +1607,7 @@
     <w:tbl>
       <w:tblPr>
         <w:tblStyle w:val="Table6"/>
-        <w:tblW w:w="9498.0" w:type="dxa"/>
+        <w:tblW w:w="9495.0" w:type="dxa"/>
         <w:jc w:val="left"/>
         <w:tblInd w:w="-714.0" w:type="dxa"/>
         <w:tblBorders>
@@ -1610,12 +1622,12 @@
         <w:tblLook w:val="0400"/>
       </w:tblPr>
       <w:tblGrid>
-        <w:gridCol w:w="2386"/>
-        <w:gridCol w:w="7112"/>
+        <w:gridCol w:w="2370"/>
+        <w:gridCol w:w="7125"/>
         <w:tblGridChange w:id="0">
           <w:tblGrid>
-            <w:gridCol w:w="2386"/>
-            <w:gridCol w:w="7112"/>
+            <w:gridCol w:w="2370"/>
+            <w:gridCol w:w="7125"/>
           </w:tblGrid>
         </w:tblGridChange>
       </w:tblGrid>
@@ -1654,7 +1666,6 @@
             <w:pPr>
               <w:keepNext w:val="0"/>
               <w:keepLines w:val="0"/>
-              <w:pageBreakBefore w:val="0"/>
               <w:widowControl w:val="1"/>
               <w:pBdr>
                 <w:top w:space="0" w:sz="0" w:val="nil"/>
@@ -1684,14 +1695,13 @@
                 <w:szCs w:val="20"/>
                 <w:rtl w:val="0"/>
               </w:rPr>
-              <w:t xml:space="preserve">El proyecto da respuesta a la urgente necesidad de digitalización y modernización operacional en dos organizaciones reales: Bowling SPA (gestión y mantención mecánica de un parque de 60 pistas/máquinas de bowling) y Alejandra Producciones (control de inventario y trazabilidad técnica de pistas de baile LED en eventos masivos). Actualmente, ambas empresas operan mediante registros manuales en papel o mensajería informal, bajo esquemas de mantenimiento puramente reactivos y sin sincronización centralizada. Esto genera pérdida de información crítica, nula trazabilidad de fallas históricas y paradas no programadas de activos indispensables para su negocio.</w:t>
+              <w:t xml:space="preserve">El proyecto da respuesta directa a la urgente necesidad de digitalización y centralización operacional de la empresa Bowling Services. Actualmente, la organización gestiona el mantenimiento preventivo y correctivo de sus máquinas recreativas y mecánicas (Pinsetters de bowling, Arcades, Mesas de aire, Simuladores, Flippers, etc.) distribuidas en múltiples recintos (Local 1 a Local 6) mediante registros manuales en papel y planillas de Excel no integradas. Este modelo operativo reactivo genera pérdida de trazabilidad de fallas históricas, tiempos prolongados de inactividad de las máquinas, desorganización en el seguimiento técnico y nula visibilidad consolidada.</w:t>
             </w:r>
           </w:p>
           <w:p>
             <w:pPr>
               <w:keepNext w:val="0"/>
               <w:keepLines w:val="0"/>
-              <w:pageBreakBefore w:val="0"/>
               <w:widowControl w:val="1"/>
               <w:pBdr>
                 <w:top w:space="0" w:sz="0" w:val="nil"/>
@@ -1722,7 +1732,6 @@
             <w:pPr>
               <w:keepNext w:val="0"/>
               <w:keepLines w:val="0"/>
-              <w:pageBreakBefore w:val="0"/>
               <w:widowControl w:val="1"/>
               <w:pBdr>
                 <w:top w:space="0" w:sz="0" w:val="nil"/>
@@ -1752,14 +1761,13 @@
                 <w:szCs w:val="20"/>
                 <w:rtl w:val="0"/>
               </w:rPr>
-              <w:t xml:space="preserve">La problemática se sitúa en la Región Metropolitana, impactando directamente a los técnicos y operarios en terreno (quienes deben realizar mantenciones en recintos cerrados o subterráneos con nula o deficiente conectividad a internet) y a las administraciones generales (Alejandra Arrigada y Roberto Pérez), quienes carecen de reportabilidad e indicadores consolidados en tiempo real.</w:t>
+              <w:t xml:space="preserve">La problemática se sitúa en salas de entretenimiento de la Región Metropolitana, impactando a los técnicos en terreno (quienes deben realizar inspecciones en sótanos o salas con nula o deficiente conectividad a internet) y a la administración general liderada por Roberto Pérez, quien carece de indicadores de gestión (KPIs) en tiempo real para la toma de decisiones.</w:t>
             </w:r>
           </w:p>
           <w:p>
             <w:pPr>
               <w:keepNext w:val="0"/>
               <w:keepLines w:val="0"/>
-              <w:pageBreakBefore w:val="0"/>
               <w:widowControl w:val="1"/>
               <w:pBdr>
                 <w:top w:space="0" w:sz="0" w:val="nil"/>
@@ -1790,7 +1798,6 @@
             <w:pPr>
               <w:keepNext w:val="0"/>
               <w:keepLines w:val="0"/>
-              <w:pageBreakBefore w:val="0"/>
               <w:widowControl w:val="1"/>
               <w:pBdr>
                 <w:top w:space="0" w:sz="0" w:val="nil"/>
@@ -1820,12 +1827,7 @@
                 <w:szCs w:val="20"/>
                 <w:rtl w:val="0"/>
               </w:rPr>
-              <w:t xml:space="preserve">El aporte de valor radica en entregar un ecosistema SaaS Multi-tenant desacoplado y seguro que elimina el uso de papel, estandariza y digitaliza pautas de mantenimiento preventivo y reactivo mediante escaneo QR y captura fotográfica offline-first, y proporciona un panel administrativo centralizado para supervisar métricas, reducir costos operativos y extender la vida útil de los equipos.</w:t>
-            </w:r>
-            <w:r>
-              <w:rPr>
-                <w:rtl w:val="0"/>
-              </w:rPr>
+              <w:t xml:space="preserve">El aporte de valor radica en reemplazar el papel y los registros dispersos por una solución integral compuesta por una aplicación móvil técnica y un dashboard administrativo. Esto permite estandarizar checklists dinámicos por categoría de máquina, habilitar acceso rápido mediante escaneo QR a cada máquina, adjuntar evidencia fotográfica in situ, asegurar persistencia offline en salas de juego y consolidar métricas de operatividad para optimizar la toma de decisiones.</w:t>
             </w:r>
           </w:p>
         </w:tc>
@@ -1881,7 +1883,7 @@
                 <w:szCs w:val="20"/>
                 <w:rtl w:val="0"/>
               </w:rPr>
-              <w:t xml:space="preserve">El proyecto consiste en el diseño, desarrollo e implementación de un Producto Mínimo Viable (MVP) bajo el modelo Software as a Service (SaaS) con arquitectura Multi-tenant, garantizando el aislamiento lógico de datos entre distintos clientes mediante un backend centralizado y políticas de seguridad RLS.</w:t>
+              <w:t xml:space="preserve">El proyecto consiste en el diseño, desarrollo e implementación de un Producto Mínimo Viable (MVP) enfocado exclusivamente en Bowling Services, compuesto por tres componentes clave estructurados:</w:t>
             </w:r>
           </w:p>
           <w:p>
@@ -1921,7 +1923,7 @@
                 <w:szCs w:val="20"/>
                 <w:rtl w:val="0"/>
               </w:rPr>
-              <w:t xml:space="preserve">La solución se estructura en tres capas principales integradas:</w:t>
+              <w:t xml:space="preserve">1. Aplicación Móvil Técnica (React Native / Expo): Diseñada como cliente híbrido / PWA para el rol 'Técnico'. Incluye inicio de sesión por roles y recuperación de credenciales, dashboard técnico con resumen de mantenciones de la jornada, selector y buscador de máquinas por recinto, acceso rápido mediante escáner QR a la máquina, ejecución de checklists dinámicos según la categoría del equipo (Bowling, Flipper, Simuladores, etc.), captura de evidencia fotográfica desde la cámara, historial personal de registros completados y módulo de persistencia offline local para retener datos ante cortes de señal y sincronizarlos automáticamente al reconectar.</w:t>
             </w:r>
           </w:p>
           <w:p>
@@ -1944,7 +1946,7 @@
                 <w:szCs w:val="20"/>
                 <w:rtl w:val="0"/>
               </w:rPr>
-              <w:t xml:space="preserve">1. Frente Operativo Móvil (React Native + Expo): Aplicación móvil con capacidades Offline-first (almacenamiento local SQLite), integración con hardware para escaneo nativo de códigos QR, captura de evidencias fotográficas, firma digital y sincronización automática bidireccional al recuperar conectividad.</w:t>
+              <w:t xml:space="preserve">2. Plataforma de Administración Web SPA (Vue 3 + Vite): Dashboard interactivo para el rol 'Administrador' (Roberto Pérez). Provee monitoreo de recintos en tiempo real, KPIs de volumen y estados de mantención mensual, feed en vivo de intervenciones recibidas desde terreno, gestión integral (CRUD) de locales y máquinas con asignación de recintos y categorías, CRUD de cuentas para el personal técnico, generación y exportación de códigos QR únicos descargables para cada máquina, visualización en solo lectura de las plantillas de pautas, y exportación del historial filtrado en PDF y Excel.</w:t>
             </w:r>
           </w:p>
           <w:p>
@@ -1967,35 +1969,7 @@
                 <w:szCs w:val="20"/>
                 <w:rtl w:val="0"/>
               </w:rPr>
-              <w:t xml:space="preserve">2. Frente Administrativo Web (Vue 3 + Vite): Dashboard interactivo para supervisión de métricas de mantenimiento, gestión integral de inventario y activos (CRUD), reportabilidad de fallas y exportación de informes operacionales en tiempo real.</w:t>
-            </w:r>
-          </w:p>
-          <w:p>
-            <w:pPr>
-              <w:jc w:val="both"/>
-              <w:rPr>
-                <w:i w:val="1"/>
-                <w:iCs w:val="1"/>
-                <w:color w:val="548dd4"/>
-                <w:sz w:val="20"/>
-                <w:szCs w:val="20"/>
-              </w:rPr>
-            </w:pPr>
-            <w:r>
-              <w:rPr>
-                <w:i w:val="1"/>
-                <w:iCs w:val="1"/>
-                <w:color w:val="548dd4"/>
-                <w:sz w:val="20"/>
-                <w:szCs w:val="20"/>
-                <w:rtl w:val="0"/>
-              </w:rPr>
-              <w:t xml:space="preserve">3. Backend Cloud y Base de Datos (PostgreSQL / Supabase): Lógica de negocio centralizada, autenticación segura basada en tokens y base de datos relacional adaptada con soporte para campos dinámicos (JSON/JSONB), permitiendo pautas de inspección personalizadas para cada tipo de activo (máquinas de bowling vs. palmetas LED).</w:t>
-            </w:r>
-            <w:r>
-              <w:rPr>
-                <w:rtl w:val="0"/>
-              </w:rPr>
+              <w:t xml:space="preserve">3. Backend Centralizado Cloud (Supabase / PostgreSQL): Infraestructura en la nube responsable de la autenticación segura por roles (RBAC) con flujo de recuperación de credenciales, base de datos relacional PostgreSQL con soporte de estructuras JSON/JSONB para checklists dinámicos por categoría, y persistencia de auditoría de registros.</w:t>
             </w:r>
           </w:p>
         </w:tc>
@@ -2051,7 +2025,7 @@
                 <w:szCs w:val="20"/>
                 <w:rtl w:val="0"/>
               </w:rPr>
-              <w:t xml:space="preserve">El proyecto se relaciona de forma directa y justificada con las competencias clave del perfil de egreso de Ingeniería en Informática, constituyendo una experiencia integradora y multidisciplinaria para el equipo de trabajo:</w:t>
+              <w:t xml:space="preserve">El proyecto sintetiza de forma integral y práctica las competencias del perfil de egreso de Ingeniería en Informática requeridas en un entorno corporativo:</w:t>
             </w:r>
           </w:p>
           <w:p>
@@ -2100,18 +2074,12 @@
                 <w:szCs w:val="20"/>
                 <w:rtl w:val="0"/>
               </w:rPr>
-              <w:t xml:space="preserve">Construir el modelo arquitectónico de una solución sistémica</w:t>
-            </w:r>
-            <w:r>
-              <w:rPr>
-                <w:i w:val="1"/>
-                <w:iCs w:val="1"/>
-                <w:color w:val="548dd4"/>
-                <w:sz w:val="20"/>
-                <w:szCs w:val="20"/>
-                <w:rtl w:val="0"/>
-              </w:rPr>
-              <w:t xml:space="preserve"> (Arquitectura) y gestionar proyectos informáticos (Gestión de proyectos)  articulan el trabajo del equipo, permitiendo estructurar una solución desacoplada, definir la hoja de ruta y coordinar los entregables bajo el marco Scrum.</w:t>
+              <w:t xml:space="preserve">Construir el modelo arquitectónico de una solución sistémica (Arquitectura) y Gestionar proyectos informáticos (Gestión de proyectos) articulan el trabajo colaborativo de HevStack, permitiendo estructurar una solución cliente-servidor desacoplada, organizar el backlog de historias de usuario y cumplir los hitos comprometidos bajo el marco Scrum.</w:t>
+            </w:r>
+            <w:r>
+              <w:rPr>
+                <w:rtl w:val="0"/>
+              </w:rPr>
             </w:r>
           </w:p>
           <w:p>
@@ -2143,18 +2111,12 @@
                 <w:szCs w:val="20"/>
                 <w:rtl w:val="0"/>
               </w:rPr>
-              <w:t xml:space="preserve"> Desarrollar una solución de software (desarrollo de solución de software)</w:t>
-            </w:r>
-            <w:r>
-              <w:rPr>
-                <w:i w:val="1"/>
-                <w:iCs w:val="1"/>
-                <w:color w:val="548dd4"/>
-                <w:sz w:val="20"/>
-                <w:szCs w:val="20"/>
-                <w:rtl w:val="0"/>
-              </w:rPr>
-              <w:t xml:space="preserve">  se pone en práctica al construir frentes modernos de usuario: una plataforma web reactiva para los administradores y una aplicación móvil nativa y offline para los operarios.</w:t>
+              <w:t xml:space="preserve"> Desarrollar una solución de software (Desarrollo de solución de software) se plasma en la construcción de los frentes de usuario: la aplicación móvil híbrida en Expo (con navegación estructurada y acceso a cámara/QR para técnicos) y la interfaz web SPA en Vue 3 con reactividad de datos para la administración.</w:t>
+            </w:r>
+            <w:r>
+              <w:rPr>
+                <w:rtl w:val="0"/>
+              </w:rPr>
             </w:r>
           </w:p>
           <w:p>
@@ -2177,7 +2139,7 @@
                 <w:szCs w:val="20"/>
                 <w:rtl w:val="0"/>
               </w:rPr>
-              <w:t xml:space="preserve">• Construir modelos de datos y programar consultas o rutinas para manipular información de una base de datos (modelamiento y manipulación de BDD)  son esenciales para estructurar una base de datos relacional escalable con soporte dinámico (JSONB) y programar consultas seguras con aislamiento por Tenant ID.</w:t>
+              <w:t xml:space="preserve">• Construir modelos de datos y Programar consultas o rutinas para manipular información de una base de datos (Modelamiento y manipulación de BDD) son esenciales para estructurar el modelo relacional en PostgreSQL mediante Supabase, gestionando recintos, máquinas, usuarios técnicos y esquemas dinámicos para pautas de mantenimiento.</w:t>
             </w:r>
           </w:p>
           <w:p>
@@ -2209,61 +2171,7 @@
                 <w:szCs w:val="20"/>
                 <w:rtl w:val="0"/>
               </w:rPr>
-              <w:t xml:space="preserve">Resolver vulnerabilidades sistémicas (Vulnerabilidades)</w:t>
-            </w:r>
-            <w:r>
-              <w:rPr>
-                <w:i w:val="1"/>
-                <w:iCs w:val="1"/>
-                <w:color w:val="548dd4"/>
-                <w:sz w:val="20"/>
-                <w:szCs w:val="20"/>
-                <w:rtl w:val="0"/>
-              </w:rPr>
-              <w:t xml:space="preserve">  garantiza la integridad del SaaS mediante políticas estrictas de seguridad (Row Level Security - RLS) para impedir cualquier fuga de información confidencial entre organizaciones clientes.</w:t>
-            </w:r>
-          </w:p>
-          <w:p>
-            <w:pPr>
-              <w:jc w:val="both"/>
-              <w:rPr>
-                <w:i w:val="1"/>
-                <w:iCs w:val="1"/>
-                <w:color w:val="548dd4"/>
-                <w:sz w:val="20"/>
-                <w:szCs w:val="20"/>
-              </w:rPr>
-            </w:pPr>
-            <w:r>
-              <w:rPr>
-                <w:i w:val="1"/>
-                <w:iCs w:val="1"/>
-                <w:color w:val="548dd4"/>
-                <w:sz w:val="20"/>
-                <w:szCs w:val="20"/>
-                <w:rtl w:val="0"/>
-              </w:rPr>
-              <w:t xml:space="preserve">•R</w:t>
-            </w:r>
-            <w:r>
-              <w:rPr>
-                <w:color w:val="548dd4"/>
-                <w:sz w:val="20"/>
-                <w:szCs w:val="20"/>
-                <w:rtl w:val="0"/>
-              </w:rPr>
-              <w:t xml:space="preserve">ealizar pruebas de certificación (Pruebas de certificación)</w:t>
-            </w:r>
-            <w:r>
-              <w:rPr>
-                <w:i w:val="1"/>
-                <w:iCs w:val="1"/>
-                <w:color w:val="548dd4"/>
-                <w:sz w:val="20"/>
-                <w:szCs w:val="20"/>
-                <w:rtl w:val="0"/>
-              </w:rPr>
-              <w:t xml:space="preserve">  permite al equipo validar la robustez de la sincronización offline/online y certificar la calidad y usabilidad del sistema antes de su puesta en marcha con usuarios finales.</w:t>
+              <w:t xml:space="preserve">Realizar pruebas de certificación (Pruebas de certificación) permite verificar rigurosamente la calidad del software mediante pruebas funcionales de pautas, pruebas de estrés de persistencia offline y pruebas de aceptación de usuario (UAT) en terreno junto a Roberto Pérez y los operarios.</w:t>
             </w:r>
             <w:r>
               <w:rPr>
@@ -2324,7 +2232,7 @@
                 <w:szCs w:val="20"/>
                 <w:rtl w:val="0"/>
               </w:rPr>
-              <w:t xml:space="preserve">El Proyecto APT sintetiza las diversas proyecciones e intereses profesionales del equipo dentro del ecosistema de la ingeniería de software y las tecnologías de la información:</w:t>
+              <w:t xml:space="preserve">El proyecto se conecta de manera directa con las metas y áreas de especialización de los integrantes del equipo:</w:t>
             </w:r>
           </w:p>
           <w:p>
@@ -2364,7 +2272,7 @@
                 <w:szCs w:val="20"/>
                 <w:rtl w:val="0"/>
               </w:rPr>
-              <w:t xml:space="preserve">• Desarrollo de Software Moderno (Frontend Web y Móvil): Permite al equipo profundizar en frameworks de vanguardia (Vue 3 y React Native), diseñando experiencias de usuario intuitivas y resolviendo desafíos complejos como la persistencia y manipulación de datos en modo offline-first.</w:t>
+              <w:t xml:space="preserve">• Matías Molins: El proyecto se alinea plenamente con mi interés profesional de crear sistemas informáticos de inicio a fin, permitiéndome abarcar todo el ciclo de vida del software: desde el levantamiento de requerimientos y el diseño de la arquitectura desacoplada, hasta el despliegue del ecosistema en la nube. Asimismo, fortalece mi vocación de liderazgo en la gestión del equipo, consolidando mi proyección de dirigir productos tecnológicos escalables y tomar decisiones estratégicas de infraestructura.</w:t>
             </w:r>
           </w:p>
           <w:p>
@@ -2380,14 +2288,8 @@
             </w:pPr>
             <w:r>
               <w:rPr>
-                <w:i w:val="1"/>
-                <w:iCs w:val="1"/>
-                <w:color w:val="548dd4"/>
-                <w:sz w:val="20"/>
-                <w:szCs w:val="20"/>
-                <w:rtl w:val="0"/>
-              </w:rPr>
-              <w:t xml:space="preserve">• Arquitectura Backend y Gestión de Bases de Datos: Proporciona experiencia directa en el diseño de modelos relacionales avanzados (PostgreSQL), gestión de APIs en la nube y patrones arquitectónicos escalables (SaaS Multi-tenant).</w:t>
+                <w:rtl w:val="0"/>
+              </w:rPr>
             </w:r>
           </w:p>
           <w:p>
@@ -2410,7 +2312,7 @@
                 <w:szCs w:val="20"/>
                 <w:rtl w:val="0"/>
               </w:rPr>
-              <w:t xml:space="preserve">• Aseguramiento de Calidad y Seguridad Aplicada: Aborda de manera práctica el diseño de matrices formales de prueba (QA/UAT) y el despliegue de políticas de control de acceso y mitigación de riesgos de seguridad en producción, superando brechas metodológicas y consolidando un estándar profesional de trabajo colaborativo.</w:t>
+              <w:t xml:space="preserve">• Javier Castro: Existe una relación directa con mis proyecciones profesionales orientadas al desarrollo de software y la gestión de modelos de datos. Esta iniciativa me permite integrar el desarrollo frontend con la arquitectura de bases de datos relacionales en la nube, estructurando soluciones operativas completas y aplicando buenas prácticas de calidad y certificación de software en un contexto empresarial real.</w:t>
             </w:r>
           </w:p>
         </w:tc>
@@ -2450,7 +2352,6 @@
             <w:pPr>
               <w:keepNext w:val="0"/>
               <w:keepLines w:val="0"/>
-              <w:pageBreakBefore w:val="0"/>
               <w:widowControl w:val="1"/>
               <w:pBdr>
                 <w:top w:space="0" w:sz="0" w:val="nil"/>
@@ -2487,7 +2388,6 @@
             <w:pPr>
               <w:keepNext w:val="0"/>
               <w:keepLines w:val="0"/>
-              <w:pageBreakBefore w:val="0"/>
               <w:widowControl w:val="1"/>
               <w:pBdr>
                 <w:top w:space="0" w:sz="0" w:val="nil"/>
@@ -2518,7 +2418,6 @@
             <w:pPr>
               <w:keepNext w:val="0"/>
               <w:keepLines w:val="0"/>
-              <w:pageBreakBefore w:val="0"/>
               <w:widowControl w:val="1"/>
               <w:pBdr>
                 <w:top w:space="0" w:sz="0" w:val="nil"/>
@@ -2548,14 +2447,13 @@
                 <w:szCs w:val="20"/>
                 <w:rtl w:val="0"/>
               </w:rPr>
-              <w:t xml:space="preserve">• Temporalidad y Carga Horaria: Está planificado dentro de las 18 semanas lectivas del periodo académico de Portafolio de Título (Capstone), con 4 horas semanales de acompañamiento docente y más de 12 horas semanales de dedicación autónoma coordinada por el equipo.</w:t>
+              <w:t xml:space="preserve">• Temporalidad y Dedicación: Planificado estrictamente para las 18 semanas lectivas del periodo de Portafolio de Título, con 4 horas semanales de cátedra y una dedicación autónoma de más de 12 horas semanales por integrante.</w:t>
             </w:r>
           </w:p>
           <w:p>
             <w:pPr>
               <w:keepNext w:val="0"/>
               <w:keepLines w:val="0"/>
-              <w:pageBreakBefore w:val="0"/>
               <w:widowControl w:val="1"/>
               <w:pBdr>
                 <w:top w:space="0" w:sz="0" w:val="nil"/>
@@ -2585,14 +2483,13 @@
                 <w:szCs w:val="20"/>
                 <w:rtl w:val="0"/>
               </w:rPr>
-              <w:t xml:space="preserve">• Recursos y Presupuesto: Presupuesto financiero de $0 gracias al aprovechamiento estratégico de servicios cloud en niveles gratuitos (Supabase para base de datos/autenticación, Vercel para frontend web y Expo Application Services para empaquetado móvil), utilizando estaciones de trabajo personales y dispositivos móviles físicos para pruebas en terreno.</w:t>
+              <w:t xml:space="preserve">• Presupuesto y Recursos: Presupuesto financiero asignado de $0 al operar íntegramente bajo las capas gratuitas (Free Tiers) de Supabase (PostgreSQL, Auth y almacenamiento), Vercel (hosting del dashboard en Vue 3) y Expo (cliente móvil), empleando computadores personales y teléfonos móviles físicos para pruebas.</w:t>
             </w:r>
           </w:p>
           <w:p>
             <w:pPr>
               <w:keepNext w:val="0"/>
               <w:keepLines w:val="0"/>
-              <w:pageBreakBefore w:val="0"/>
               <w:widowControl w:val="1"/>
               <w:pBdr>
                 <w:top w:space="0" w:sz="0" w:val="nil"/>
@@ -2622,14 +2519,13 @@
                 <w:szCs w:val="20"/>
                 <w:rtl w:val="0"/>
               </w:rPr>
-              <w:t xml:space="preserve">• Factores Facilitadores: Acceso directo y validación continua con los patrocinadores y clientes reales (Alejandra Arrigada y Roberto Pérez), disponibilidad de los activos físicos para pruebas (parque de máquinas y palmetas LED) y una clara división de roles técnicos dentro del equipo (HevStack).</w:t>
+              <w:t xml:space="preserve">• Factores Facilitadores: Acceso directo y continuo al patrocinador principal (Roberto Pérez), acceso a los locales físicos para validar la operación de máquinas y recopilar checklists reales, y un equipo de dos desarrolladores con roles técnicos bien definidos y sincronizados.</w:t>
             </w:r>
           </w:p>
           <w:p>
             <w:pPr>
               <w:keepNext w:val="0"/>
               <w:keepLines w:val="0"/>
-              <w:pageBreakBefore w:val="0"/>
               <w:widowControl w:val="1"/>
               <w:pBdr>
                 <w:top w:space="0" w:sz="0" w:val="nil"/>
@@ -2659,8 +2555,33 @@
                 <w:szCs w:val="20"/>
                 <w:rtl w:val="0"/>
               </w:rPr>
-              <w:t xml:space="preserve">• Factores Dificultadores y Soluciones: La nula conectividad en terreno se resuelve mediante arquitectura SQLite offline-first; el riesgo de fuga inter-tenant se neutraliza mediante políticas RLS a nivel de base de datos; y el riesgo de desvío del alcance se gestiona rigurosamente limitándose al MVP firmado en el Acta de Constitución.</w:t>
-            </w:r>
+              <w:t xml:space="preserve">• Mitigación de Dificultades: La pérdida de conectividad en salas de juego se mitiga mediante diseño de persistencia local en la PWA/móvil para soporte offline; el límite de recursos gratuitos de Supabase se previene con optimización de consultas y monitoreo de cuotas; y el riesgo de desvío de alcance (Scope Creep) se controla mediante estricto apego a los requerimientos acordados en el Acta de Constitución.</w:t>
+            </w:r>
+          </w:p>
+          <w:p>
+            <w:pPr>
+              <w:keepNext w:val="0"/>
+              <w:keepLines w:val="0"/>
+              <w:widowControl w:val="1"/>
+              <w:pBdr>
+                <w:top w:space="0" w:sz="0" w:val="nil"/>
+                <w:left w:space="0" w:sz="0" w:val="nil"/>
+                <w:bottom w:space="0" w:sz="0" w:val="nil"/>
+                <w:right w:space="0" w:sz="0" w:val="nil"/>
+                <w:between w:space="0" w:sz="0" w:val="nil"/>
+              </w:pBdr>
+              <w:shd w:fill="auto" w:val="clear"/>
+              <w:spacing w:after="160" w:before="0" w:line="259" w:lineRule="auto"/>
+              <w:ind w:left="0" w:right="0" w:firstLine="0"/>
+              <w:jc w:val="left"/>
+              <w:rPr>
+                <w:i w:val="1"/>
+                <w:iCs w:val="1"/>
+                <w:color w:val="548dd4"/>
+                <w:sz w:val="20"/>
+                <w:szCs w:val="20"/>
+              </w:rPr>
+            </w:pPr>
             <w:r>
               <w:rPr>
                 <w:rtl w:val="0"/>
@@ -2741,6 +2662,11 @@
         </w:rPr>
         <w:t xml:space="preserve">PARTE II </w:t>
       </w:r>
+      <w:r>
+        <w:rPr>
+          <w:rtl w:val="0"/>
+        </w:rPr>
+      </w:r>
     </w:p>
     <w:tbl>
       <w:tblPr>
@@ -2816,7 +2742,6 @@
             <w:pPr>
               <w:keepNext w:val="0"/>
               <w:keepLines w:val="0"/>
-              <w:pageBreakBefore w:val="0"/>
               <w:widowControl w:val="1"/>
               <w:pBdr>
                 <w:top w:space="0" w:sz="0" w:val="nil"/>
@@ -2967,7 +2892,7 @@
                 <w:szCs w:val="20"/>
                 <w:rtl w:val="0"/>
               </w:rPr>
-              <w:t xml:space="preserve">Diseñar, desarrollar e implementar un sistema SaaS Multi-tenant funcional (MVP) compuesto por una aplicación móvil offline-first y una plataforma web administrativa, centralizado en una base de datos cloud con separación lógica de tenants, para digitalizar y optimizar la gestión operativa, mantenimiento y trazabilidad de activos de las empresas Bowling SPA y Alejandra Producciones durante el segundo semestre de 2026.</w:t>
+              <w:t xml:space="preserve">Diseñar, desarrollar e implementar un sistema integral funcional (MVP) compuesto por una aplicación móvil técnica híbrida (React Native / Expo) y un panel administrativo web SPA (Vue 3), centralizado en una base de datos cloud (Supabase), para digitalizar y centralizar la gestión de mantenimiento preventivo y correctivo del parque de maquinaria de Bowling Services durante el segundo semestre de 2026.</w:t>
             </w:r>
           </w:p>
         </w:tc>
@@ -3023,7 +2948,7 @@
                 <w:szCs w:val="20"/>
                 <w:rtl w:val="0"/>
               </w:rPr>
-              <w:t xml:space="preserve">1. Diseñar e implementar el modelo arquitectónico SaaS Multi-tenant y la base de datos relacional (PostgreSQL) con soporte dinámico JSONB y políticas RLS para garantizar la integridad y aislamiento estricto de la información de cada empresa.</w:t>
+              <w:t xml:space="preserve">1. Diseñar e implementar el modelo de datos relacional en PostgreSQL (Supabase) con estructuras dinámicas para persistir de forma centralizada recintos (locales), inventario de máquinas, categorías, usuarios y pautas de mantenimiento.</w:t>
             </w:r>
           </w:p>
           <w:p>
@@ -3046,7 +2971,7 @@
                 <w:szCs w:val="20"/>
                 <w:rtl w:val="0"/>
               </w:rPr>
-              <w:t xml:space="preserve">2. Desarrollar una aplicación móvil multiplataforma (React Native) con capacidades offline-first (SQLite), escaneo QR nativo, captura fotográfica y firma digital para el registro de pautas de mantenimiento y reportes de fallas en terreno.</w:t>
+              <w:t xml:space="preserve">2. Desarrollar una aplicación móvil híbrida / PWA con React Native y Expo para el rol Técnico, que permita autenticación por roles, acceso a máquinas mediante selector o escaneo QR, llenado de pautas dinámicas, adjunto de fotografías y soporte de persistencia offline.</w:t>
             </w:r>
           </w:p>
           <w:p>
@@ -3069,7 +2994,7 @@
                 <w:szCs w:val="20"/>
                 <w:rtl w:val="0"/>
               </w:rPr>
-              <w:t xml:space="preserve">3. Construir una plataforma web administrativa (Vue 3) que proporcione paneles de visualización (dashboard) de métricas operacionales, gestión CRUD de activos e inventario, y exportación de reportes técnicos de servicio.</w:t>
+              <w:t xml:space="preserve">3. Construir una plataforma administrativa web SPA en Vue 3 para el rol Administrador, con dashboard de KPIs operacionales, monitoreo de recintos, feed de mantenciones en tiempo real, módulos CRUD (locales, máquinas, técnicos), generación de códigos QR y exportación de reportes en PDF y Excel.</w:t>
             </w:r>
           </w:p>
           <w:p>
@@ -3092,7 +3017,7 @@
                 <w:szCs w:val="20"/>
                 <w:rtl w:val="0"/>
               </w:rPr>
-              <w:t xml:space="preserve">4. Implementar los módulos de negocio especializados: pautas dinámicas para las 60 máquinas de bowling (Bowling Service) y trazabilidad por código QR para palmetas LED de eventos (Alejandra Producciones).</w:t>
+              <w:t xml:space="preserve">4. Implementar los servicios de backend, control de roles (RBAC) y flujo de recuperación de credenciales en Supabase para garantizar un acceso seguro y estructurado a la información.</w:t>
             </w:r>
           </w:p>
           <w:p>
@@ -3115,7 +3040,24 @@
                 <w:szCs w:val="20"/>
                 <w:rtl w:val="0"/>
               </w:rPr>
-              <w:t xml:space="preserve">5. Ejecutar planes de pruebas de certificación funcional, pruebas de integración y marcha blanca en terreno con usuarios clave y administradores, validando la adopción y estabilidad del sistema.</w:t>
+              <w:t xml:space="preserve">5. Ejecutar planes de pruebas de certificación funcional, verificación de sincronización offline/online y pruebas de aceptación de usuario (UAT) en terreno junto a Roberto Pérez y personal técnico, asegurando la calidad y adopción de la solución.</w:t>
+            </w:r>
+          </w:p>
+          <w:p>
+            <w:pPr>
+              <w:jc w:val="both"/>
+              <w:rPr>
+                <w:i w:val="1"/>
+                <w:iCs w:val="1"/>
+                <w:color w:val="548dd4"/>
+                <w:sz w:val="20"/>
+                <w:szCs w:val="20"/>
+              </w:rPr>
+            </w:pPr>
+            <w:r>
+              <w:rPr>
+                <w:rtl w:val="0"/>
+              </w:rPr>
             </w:r>
           </w:p>
         </w:tc>
@@ -3229,7 +3171,6 @@
             <w:pPr>
               <w:keepNext w:val="0"/>
               <w:keepLines w:val="0"/>
-              <w:pageBreakBefore w:val="0"/>
               <w:widowControl w:val="1"/>
               <w:pBdr>
                 <w:top w:space="0" w:sz="0" w:val="nil"/>
@@ -3537,6 +3478,46 @@
                 <w:rtl w:val="0"/>
               </w:rPr>
               <w:t xml:space="preserve">5. Fase de Cierre y Despliegue (Semanas 17 a 18): Marcha blanca, elaboración de manuales técnicos y de usuario, y presentación final del Capstone.</w:t>
+            </w:r>
+          </w:p>
+          <w:p>
+            <w:pPr>
+              <w:jc w:val="both"/>
+              <w:rPr>
+                <w:i w:val="1"/>
+                <w:iCs w:val="1"/>
+                <w:color w:val="548dd4"/>
+                <w:sz w:val="50"/>
+                <w:szCs w:val="50"/>
+              </w:rPr>
+            </w:pPr>
+            <w:r>
+              <w:rPr>
+                <w:rtl w:val="0"/>
+              </w:rPr>
+            </w:r>
+          </w:p>
+          <w:p>
+            <w:pPr>
+              <w:jc w:val="both"/>
+              <w:rPr>
+                <w:i w:val="1"/>
+                <w:iCs w:val="1"/>
+                <w:color w:val="548dd4"/>
+                <w:sz w:val="50"/>
+                <w:szCs w:val="50"/>
+              </w:rPr>
+            </w:pPr>
+            <w:r>
+              <w:rPr>
+                <w:i w:val="1"/>
+                <w:iCs w:val="1"/>
+                <w:color w:val="548dd4"/>
+                <w:sz w:val="50"/>
+                <w:szCs w:val="50"/>
+                <w:rtl w:val="0"/>
+              </w:rPr>
+              <w:t xml:space="preserve">(FALTA VERIFICAR METODOLOGÍA)</w:t>
             </w:r>
           </w:p>
           <w:p>
@@ -3772,13 +3753,10 @@
           <w:p>
             <w:pPr>
               <w:spacing w:after="0" w:line="240" w:lineRule="auto"/>
-              <w:rPr>
-                <w:rFonts w:ascii="Cambria" w:cs="Cambria" w:eastAsia="Cambria" w:hAnsi="Cambria"/>
-              </w:rPr>
-            </w:pPr>
-            <w:r>
-              <w:rPr>
-                <w:rFonts w:ascii="Cambria" w:cs="Cambria" w:eastAsia="Cambria" w:hAnsi="Cambria"/>
+              <w:rPr/>
+            </w:pPr>
+            <w:r>
+              <w:rPr>
                 <w:b w:val="1"/>
                 <w:bCs w:val="1"/>
                 <w:rtl w:val="0"/>
@@ -3797,16 +3775,13 @@
           <w:p>
             <w:pPr>
               <w:spacing w:after="0" w:line="240" w:lineRule="auto"/>
-              <w:rPr>
-                <w:rFonts w:ascii="Cambria" w:cs="Cambria" w:eastAsia="Cambria" w:hAnsi="Cambria"/>
-              </w:rPr>
-            </w:pPr>
-            <w:r>
-              <w:rPr>
-                <w:rFonts w:ascii="Cambria" w:cs="Cambria" w:eastAsia="Cambria" w:hAnsi="Cambria"/>
-                <w:rtl w:val="0"/>
-              </w:rPr>
-              <w:t xml:space="preserve">Gerente de Proyecto / Scrum Master</w:t>
+              <w:rPr/>
+            </w:pPr>
+            <w:r>
+              <w:rPr>
+                <w:rtl w:val="0"/>
+              </w:rPr>
+              <w:t xml:space="preserve">Gerente de Proyecto (Scrum Master) &amp; Desarrollador</w:t>
             </w:r>
           </w:p>
         </w:tc>
@@ -3815,16 +3790,13 @@
           <w:p>
             <w:pPr>
               <w:spacing w:after="0" w:line="240" w:lineRule="auto"/>
-              <w:rPr>
-                <w:rFonts w:ascii="Cambria" w:cs="Cambria" w:eastAsia="Cambria" w:hAnsi="Cambria"/>
-              </w:rPr>
-            </w:pPr>
-            <w:r>
-              <w:rPr>
-                <w:rFonts w:ascii="Cambria" w:cs="Cambria" w:eastAsia="Cambria" w:hAnsi="Cambria"/>
-                <w:rtl w:val="0"/>
-              </w:rPr>
-              <w:t xml:space="preserve">Liderar la planificación del proyecto, coordinar ceremonias Scrum, monitorear la Carta Gantt, gestionar la comunicación con los clientes y asegurar el cumplimiento del alcance MVP.</w:t>
+              <w:rPr/>
+            </w:pPr>
+            <w:r>
+              <w:rPr>
+                <w:rtl w:val="0"/>
+              </w:rPr>
+              <w:t xml:space="preserve">Liderar la planificación del proyecto, coordinar la relación con el cliente (Roberto Pérez), controlar el cronograma de hitos, y apoyar el desarrollo del panel administrativo SPA en Vue 3.</w:t>
             </w:r>
           </w:p>
         </w:tc>
@@ -3840,13 +3812,10 @@
           <w:p>
             <w:pPr>
               <w:spacing w:after="0" w:line="240" w:lineRule="auto"/>
-              <w:rPr>
-                <w:rFonts w:ascii="Cambria" w:cs="Cambria" w:eastAsia="Cambria" w:hAnsi="Cambria"/>
-              </w:rPr>
-            </w:pPr>
-            <w:r>
-              <w:rPr>
-                <w:rFonts w:ascii="Cambria" w:cs="Cambria" w:eastAsia="Cambria" w:hAnsi="Cambria"/>
+              <w:rPr/>
+            </w:pPr>
+            <w:r>
+              <w:rPr>
                 <w:b w:val="1"/>
                 <w:bCs w:val="1"/>
                 <w:rtl w:val="0"/>
@@ -3865,16 +3834,13 @@
           <w:p>
             <w:pPr>
               <w:spacing w:after="0" w:line="240" w:lineRule="auto"/>
-              <w:rPr>
-                <w:rFonts w:ascii="Cambria" w:cs="Cambria" w:eastAsia="Cambria" w:hAnsi="Cambria"/>
-              </w:rPr>
-            </w:pPr>
-            <w:r>
-              <w:rPr>
-                <w:rFonts w:ascii="Cambria" w:cs="Cambria" w:eastAsia="Cambria" w:hAnsi="Cambria"/>
-                <w:rtl w:val="0"/>
-              </w:rPr>
-              <w:t xml:space="preserve">Desarrollador Frontend Móvil &amp; Backend Integrator</w:t>
+              <w:rPr/>
+            </w:pPr>
+            <w:r>
+              <w:rPr>
+                <w:rtl w:val="0"/>
+              </w:rPr>
+              <w:t xml:space="preserve">Desarrollador Frontend &amp; Backend Integrator</w:t>
             </w:r>
           </w:p>
         </w:tc>
@@ -3883,152 +3849,24 @@
           <w:p>
             <w:pPr>
               <w:spacing w:after="0" w:line="240" w:lineRule="auto"/>
-              <w:rPr>
-                <w:rFonts w:ascii="Cambria" w:cs="Cambria" w:eastAsia="Cambria" w:hAnsi="Cambria"/>
-              </w:rPr>
-            </w:pPr>
-            <w:r>
-              <w:rPr>
-                <w:rFonts w:ascii="Cambria" w:cs="Cambria" w:eastAsia="Cambria" w:hAnsi="Cambria"/>
-                <w:rtl w:val="0"/>
-              </w:rPr>
-              <w:t xml:space="preserve">Diseño y desarrollo de la app móvil en React Native/Expo, implementación del motor SQLite offline-first, escáner QR nativo, módulo de cámara y sincronización de datos con el backend.</w:t>
-            </w:r>
-          </w:p>
-        </w:tc>
-      </w:tr>
-      <w:tr>
-        <w:trPr>
-          <w:cantSplit w:val="0"/>
-          <w:trHeight w:val="1920" w:hRule="atLeast"/>
-          <w:tblHeader w:val="0"/>
-        </w:trPr>
-        <w:tc>
-          <w:tcPr/>
+              <w:rPr/>
+            </w:pPr>
+            <w:r>
+              <w:rPr>
+                <w:rtl w:val="0"/>
+              </w:rPr>
+              <w:t xml:space="preserve">Diseño e implementación de la aplicación móvil técnica en React Native / Expo, módulo de escáner QR y cámara, lógica de checklists dinámicos, persistencia offline, integración con Supabase y ejecución de pruebas de certificación (QA).</w:t>
+            </w:r>
+          </w:p>
           <w:p>
             <w:pPr>
               <w:spacing w:after="0" w:line="240" w:lineRule="auto"/>
-              <w:rPr>
-                <w:rFonts w:ascii="Cambria" w:cs="Cambria" w:eastAsia="Cambria" w:hAnsi="Cambria"/>
-              </w:rPr>
-            </w:pPr>
-            <w:r>
-              <w:rPr>
-                <w:rFonts w:ascii="Cambria" w:cs="Cambria" w:eastAsia="Cambria" w:hAnsi="Cambria"/>
-                <w:b w:val="1"/>
-                <w:bCs w:val="1"/>
-                <w:rtl w:val="0"/>
-              </w:rPr>
-              <w:t xml:space="preserve">Lucas Hernández</w:t>
-            </w:r>
-            <w:r>
-              <w:rPr>
-                <w:rtl w:val="0"/>
-              </w:rPr>
-            </w:r>
-          </w:p>
-        </w:tc>
-        <w:tc>
-          <w:tcPr/>
-          <w:p>
-            <w:pPr>
-              <w:spacing w:after="0" w:line="240" w:lineRule="auto"/>
-              <w:rPr>
-                <w:rFonts w:ascii="Cambria" w:cs="Cambria" w:eastAsia="Cambria" w:hAnsi="Cambria"/>
-              </w:rPr>
-            </w:pPr>
-            <w:r>
-              <w:rPr>
-                <w:rFonts w:ascii="Cambria" w:cs="Cambria" w:eastAsia="Cambria" w:hAnsi="Cambria"/>
-                <w:rtl w:val="0"/>
-              </w:rPr>
-              <w:t xml:space="preserve">Desarrollador Frontend Web</w:t>
-            </w:r>
-          </w:p>
-        </w:tc>
-        <w:tc>
-          <w:tcPr/>
-          <w:p>
-            <w:pPr>
-              <w:spacing w:after="0" w:line="240" w:lineRule="auto"/>
-              <w:rPr>
-                <w:rFonts w:ascii="Cambria" w:cs="Cambria" w:eastAsia="Cambria" w:hAnsi="Cambria"/>
-              </w:rPr>
-            </w:pPr>
-            <w:r>
-              <w:rPr>
-                <w:rFonts w:ascii="Cambria" w:cs="Cambria" w:eastAsia="Cambria" w:hAnsi="Cambria"/>
-                <w:rtl w:val="0"/>
-              </w:rPr>
-              <w:t xml:space="preserve">Diseño e implementación de la interfaz administrativa en Vue 3 / Vite, construcción del dashboard interactivo de métricas, módulos CRUD de activos y exportador de reportes operacionales.</w:t>
-            </w:r>
-          </w:p>
-        </w:tc>
-      </w:tr>
-      <w:tr>
-        <w:trPr>
-          <w:cantSplit w:val="0"/>
-          <w:trHeight w:val="1920" w:hRule="atLeast"/>
-          <w:tblHeader w:val="0"/>
-        </w:trPr>
-        <w:tc>
-          <w:tcPr/>
-          <w:p>
-            <w:pPr>
-              <w:spacing w:after="0" w:line="240" w:lineRule="auto"/>
-              <w:rPr>
-                <w:rFonts w:ascii="Cambria" w:cs="Cambria" w:eastAsia="Cambria" w:hAnsi="Cambria"/>
-              </w:rPr>
-            </w:pPr>
-            <w:r>
-              <w:rPr>
-                <w:rFonts w:ascii="Cambria" w:cs="Cambria" w:eastAsia="Cambria" w:hAnsi="Cambria"/>
-                <w:b w:val="1"/>
-                <w:bCs w:val="1"/>
-                <w:rtl w:val="0"/>
-              </w:rPr>
-              <w:t xml:space="preserve">Nicolás Ponce</w:t>
-            </w:r>
-            <w:r>
-              <w:rPr>
-                <w:rtl w:val="0"/>
-              </w:rPr>
-            </w:r>
-          </w:p>
-        </w:tc>
-        <w:tc>
-          <w:tcPr/>
-          <w:p>
-            <w:pPr>
-              <w:spacing w:after="0" w:line="240" w:lineRule="auto"/>
-              <w:rPr>
-                <w:rFonts w:ascii="Cambria" w:cs="Cambria" w:eastAsia="Cambria" w:hAnsi="Cambria"/>
-              </w:rPr>
-            </w:pPr>
-            <w:r>
-              <w:rPr>
-                <w:rFonts w:ascii="Cambria" w:cs="Cambria" w:eastAsia="Cambria" w:hAnsi="Cambria"/>
-                <w:rtl w:val="0"/>
-              </w:rPr>
-              <w:t xml:space="preserve">Arquitecto Backend &amp; Cloud</w:t>
-            </w:r>
-          </w:p>
-        </w:tc>
-        <w:tc>
-          <w:tcPr/>
-          <w:p>
-            <w:pPr>
-              <w:spacing w:after="0" w:line="240" w:lineRule="auto"/>
-              <w:rPr>
-                <w:rFonts w:ascii="Cambria" w:cs="Cambria" w:eastAsia="Cambria" w:hAnsi="Cambria"/>
-              </w:rPr>
-            </w:pPr>
-            <w:r>
-              <w:rPr>
-                <w:rFonts w:ascii="Cambria" w:cs="Cambria" w:eastAsia="Cambria" w:hAnsi="Cambria"/>
-                <w:rtl w:val="0"/>
-              </w:rPr>
-              <w:t xml:space="preserve">Diseño y administración de la base de datos PostgreSQL en Supabase, modelamiento del esquema multi-tenant, implementación de políticas Row Level Security (RLS) y APIs de integración.</w:t>
+              <w:rPr/>
+            </w:pPr>
+            <w:r>
+              <w:rPr>
+                <w:rtl w:val="0"/>
+              </w:rPr>
             </w:r>
           </w:p>
         </w:tc>
@@ -4235,7 +4073,6 @@
             <w:pPr>
               <w:keepNext w:val="0"/>
               <w:keepLines w:val="0"/>
-              <w:pageBreakBefore w:val="0"/>
               <w:widowControl w:val="1"/>
               <w:pBdr>
                 <w:top w:space="0" w:sz="0" w:val="nil"/>
@@ -4292,7 +4129,6 @@
             <w:pPr>
               <w:keepNext w:val="0"/>
               <w:keepLines w:val="0"/>
-              <w:pageBreakBefore w:val="0"/>
               <w:widowControl w:val="1"/>
               <w:pBdr>
                 <w:top w:space="0" w:sz="0" w:val="nil"/>
@@ -4354,7 +4190,6 @@
             <w:pPr>
               <w:keepNext w:val="0"/>
               <w:keepLines w:val="0"/>
-              <w:pageBreakBefore w:val="0"/>
               <w:widowControl w:val="1"/>
               <w:pBdr>
                 <w:top w:space="0" w:sz="0" w:val="nil"/>
@@ -4416,7 +4251,6 @@
             <w:pPr>
               <w:keepNext w:val="0"/>
               <w:keepLines w:val="0"/>
-              <w:pageBreakBefore w:val="0"/>
               <w:widowControl w:val="1"/>
               <w:pBdr>
                 <w:top w:space="0" w:sz="0" w:val="nil"/>
@@ -4478,7 +4312,6 @@
             <w:pPr>
               <w:keepNext w:val="0"/>
               <w:keepLines w:val="0"/>
-              <w:pageBreakBefore w:val="0"/>
               <w:widowControl w:val="1"/>
               <w:pBdr>
                 <w:top w:space="0" w:sz="0" w:val="nil"/>
@@ -4544,13 +4377,10 @@
           <w:p>
             <w:pPr>
               <w:spacing w:after="0" w:line="240" w:lineRule="auto"/>
-              <w:rPr>
-                <w:rFonts w:ascii="Cambria" w:cs="Cambria" w:eastAsia="Cambria" w:hAnsi="Cambria"/>
-              </w:rPr>
-            </w:pPr>
-            <w:r>
-              <w:rPr>
-                <w:rFonts w:ascii="Cambria" w:cs="Cambria" w:eastAsia="Cambria" w:hAnsi="Cambria"/>
+              <w:rPr/>
+            </w:pPr>
+            <w:r>
+              <w:rPr>
                 <w:b w:val="1"/>
                 <w:bCs w:val="1"/>
                 <w:rtl w:val="0"/>
@@ -4569,16 +4399,13 @@
           <w:p>
             <w:pPr>
               <w:spacing w:after="0" w:line="240" w:lineRule="auto"/>
-              <w:rPr>
-                <w:rFonts w:ascii="Cambria" w:cs="Cambria" w:eastAsia="Cambria" w:hAnsi="Cambria"/>
-              </w:rPr>
-            </w:pPr>
-            <w:r>
-              <w:rPr>
-                <w:rFonts w:ascii="Cambria" w:cs="Cambria" w:eastAsia="Cambria" w:hAnsi="Cambria"/>
-                <w:rtl w:val="0"/>
-              </w:rPr>
-              <w:t xml:space="preserve">Acta de Constitución y Especificación de Requerimientos (SRS)</w:t>
+              <w:rPr/>
+            </w:pPr>
+            <w:r>
+              <w:rPr>
+                <w:rtl w:val="0"/>
+              </w:rPr>
+              <w:t xml:space="preserve">Acta de Constitución y Matriz de Requerimientos</w:t>
             </w:r>
           </w:p>
         </w:tc>
@@ -4587,16 +4414,13 @@
           <w:p>
             <w:pPr>
               <w:spacing w:after="0" w:line="240" w:lineRule="auto"/>
-              <w:rPr>
-                <w:rFonts w:ascii="Cambria" w:cs="Cambria" w:eastAsia="Cambria" w:hAnsi="Cambria"/>
-              </w:rPr>
-            </w:pPr>
-            <w:r>
-              <w:rPr>
-                <w:rFonts w:ascii="Cambria" w:cs="Cambria" w:eastAsia="Cambria" w:hAnsi="Cambria"/>
-                <w:rtl w:val="0"/>
-              </w:rPr>
-              <w:t xml:space="preserve">Documento formal de inicio, alcance, historias de usuario y requerimientos funcionales/no funcionales.</w:t>
+              <w:rPr/>
+            </w:pPr>
+            <w:r>
+              <w:rPr>
+                <w:rtl w:val="0"/>
+              </w:rPr>
+              <w:t xml:space="preserve">Documento formal de inicio, alcance del MVP de Bowling Services y matriz de requerimientos (RF-01 al RF-20 y RNF-01 al RNF-04).</w:t>
             </w:r>
           </w:p>
         </w:tc>
@@ -4605,21 +4429,13 @@
           <w:p>
             <w:pPr>
               <w:spacing w:after="0" w:line="240" w:lineRule="auto"/>
-              <w:rPr>
-                <w:rFonts w:ascii="Cambria" w:cs="Cambria" w:eastAsia="Cambria" w:hAnsi="Cambria"/>
-              </w:rPr>
-            </w:pPr>
-            <w:r>
-              <w:rPr>
-                <w:rFonts w:ascii="Cambria" w:cs="Cambria" w:eastAsia="Cambria" w:hAnsi="Cambria"/>
-                <w:rtl w:val="0"/>
-              </w:rPr>
-              <w:t xml:space="preserve">Establece la línea base del proyecto y el compromiso formal de alcance.</w:t>
-            </w:r>
-            <w:r>
-              <w:rPr>
-                <w:rtl w:val="0"/>
-              </w:rPr>
+              <w:rPr/>
+            </w:pPr>
+            <w:r>
+              <w:rPr>
+                <w:rtl w:val="0"/>
+              </w:rPr>
+              <w:t xml:space="preserve">Establece el alcance formal comprometido con Roberto Pérez.</w:t>
             </w:r>
           </w:p>
         </w:tc>
@@ -4635,13 +4451,10 @@
           <w:p>
             <w:pPr>
               <w:spacing w:after="0" w:line="240" w:lineRule="auto"/>
-              <w:rPr>
-                <w:rFonts w:ascii="Cambria" w:cs="Cambria" w:eastAsia="Cambria" w:hAnsi="Cambria"/>
-              </w:rPr>
-            </w:pPr>
-            <w:r>
-              <w:rPr>
-                <w:rFonts w:ascii="Cambria" w:cs="Cambria" w:eastAsia="Cambria" w:hAnsi="Cambria"/>
+              <w:rPr/>
+            </w:pPr>
+            <w:r>
+              <w:rPr>
                 <w:b w:val="1"/>
                 <w:bCs w:val="1"/>
                 <w:rtl w:val="0"/>
@@ -4660,16 +4473,13 @@
           <w:p>
             <w:pPr>
               <w:spacing w:after="0" w:line="240" w:lineRule="auto"/>
-              <w:rPr>
-                <w:rFonts w:ascii="Cambria" w:cs="Cambria" w:eastAsia="Cambria" w:hAnsi="Cambria"/>
-              </w:rPr>
-            </w:pPr>
-            <w:r>
-              <w:rPr>
-                <w:rFonts w:ascii="Cambria" w:cs="Cambria" w:eastAsia="Cambria" w:hAnsi="Cambria"/>
-                <w:rtl w:val="0"/>
-              </w:rPr>
-              <w:t xml:space="preserve">Diagrama de Arquitectura y Modelo E-R Multi-tenant</w:t>
+              <w:rPr/>
+            </w:pPr>
+            <w:r>
+              <w:rPr>
+                <w:rtl w:val="0"/>
+              </w:rPr>
+              <w:t xml:space="preserve">Diagrama de Arquitectura y Modelo de Datos Relacional</w:t>
             </w:r>
           </w:p>
         </w:tc>
@@ -4678,16 +4488,13 @@
           <w:p>
             <w:pPr>
               <w:spacing w:after="0" w:line="240" w:lineRule="auto"/>
-              <w:rPr>
-                <w:rFonts w:ascii="Cambria" w:cs="Cambria" w:eastAsia="Cambria" w:hAnsi="Cambria"/>
-              </w:rPr>
-            </w:pPr>
-            <w:r>
-              <w:rPr>
-                <w:rFonts w:ascii="Cambria" w:cs="Cambria" w:eastAsia="Cambria" w:hAnsi="Cambria"/>
-                <w:rtl w:val="0"/>
-              </w:rPr>
-              <w:t xml:space="preserve">Diagrama estructural de capas (móvil, web, cloud) y modelo físico relacional con separación de tenant por RLS.</w:t>
+              <w:rPr/>
+            </w:pPr>
+            <w:r>
+              <w:rPr>
+                <w:rtl w:val="0"/>
+              </w:rPr>
+              <w:t xml:space="preserve">Diseño de base de datos en PostgreSQL (Supabase) y diagrama arquitectónico PWA-Vue3-Cloud.</w:t>
             </w:r>
           </w:p>
         </w:tc>
@@ -4696,16 +4503,13 @@
           <w:p>
             <w:pPr>
               <w:spacing w:after="0" w:line="240" w:lineRule="auto"/>
-              <w:rPr>
-                <w:rFonts w:ascii="Cambria" w:cs="Cambria" w:eastAsia="Cambria" w:hAnsi="Cambria"/>
-              </w:rPr>
-            </w:pPr>
-            <w:r>
-              <w:rPr>
-                <w:rFonts w:ascii="Cambria" w:cs="Cambria" w:eastAsia="Cambria" w:hAnsi="Cambria"/>
-                <w:rtl w:val="0"/>
-              </w:rPr>
-              <w:t xml:space="preserve">Valida la viabilidad técnica y desacoplamiento de la base de datos.</w:t>
+              <w:rPr/>
+            </w:pPr>
+            <w:r>
+              <w:rPr>
+                <w:rtl w:val="0"/>
+              </w:rPr>
+              <w:t xml:space="preserve">Valida la viabilidad técnica del modelo de datos de máquinas, recintos y pautas.</w:t>
             </w:r>
           </w:p>
         </w:tc>
@@ -4721,13 +4525,10 @@
           <w:p>
             <w:pPr>
               <w:spacing w:after="0" w:line="240" w:lineRule="auto"/>
-              <w:rPr>
-                <w:rFonts w:ascii="Cambria" w:cs="Cambria" w:eastAsia="Cambria" w:hAnsi="Cambria"/>
-              </w:rPr>
-            </w:pPr>
-            <w:r>
-              <w:rPr>
-                <w:rFonts w:ascii="Cambria" w:cs="Cambria" w:eastAsia="Cambria" w:hAnsi="Cambria"/>
+              <w:rPr/>
+            </w:pPr>
+            <w:r>
+              <w:rPr>
                 <w:b w:val="1"/>
                 <w:bCs w:val="1"/>
                 <w:rtl w:val="0"/>
@@ -4746,13 +4547,10 @@
           <w:p>
             <w:pPr>
               <w:spacing w:after="0" w:line="240" w:lineRule="auto"/>
-              <w:rPr>
-                <w:rFonts w:ascii="Cambria" w:cs="Cambria" w:eastAsia="Cambria" w:hAnsi="Cambria"/>
-              </w:rPr>
-            </w:pPr>
-            <w:r>
-              <w:rPr>
-                <w:rFonts w:ascii="Cambria" w:cs="Cambria" w:eastAsia="Cambria" w:hAnsi="Cambria"/>
+              <w:rPr/>
+            </w:pPr>
+            <w:r>
+              <w:rPr>
                 <w:rtl w:val="0"/>
               </w:rPr>
               <w:t xml:space="preserve">Prototipo Funcional de App Móvil y Dashboard Web</w:t>
@@ -4764,16 +4562,13 @@
           <w:p>
             <w:pPr>
               <w:spacing w:after="0" w:line="240" w:lineRule="auto"/>
-              <w:rPr>
-                <w:rFonts w:ascii="Cambria" w:cs="Cambria" w:eastAsia="Cambria" w:hAnsi="Cambria"/>
-              </w:rPr>
-            </w:pPr>
-            <w:r>
-              <w:rPr>
-                <w:rFonts w:ascii="Cambria" w:cs="Cambria" w:eastAsia="Cambria" w:hAnsi="Cambria"/>
-                <w:rtl w:val="0"/>
-              </w:rPr>
-              <w:t xml:space="preserve">Release intermedio con login, dashboard administrativo con métricas simuladas y app móvil capturando registros locales.</w:t>
+              <w:rPr/>
+            </w:pPr>
+            <w:r>
+              <w:rPr>
+                <w:rtl w:val="0"/>
+              </w:rPr>
+              <w:t xml:space="preserve">Avance navegable con autenticación RBAC, selector/QR de máquinas, checklist preliminar y KPIs simulados.</w:t>
             </w:r>
           </w:p>
         </w:tc>
@@ -4782,16 +4577,13 @@
           <w:p>
             <w:pPr>
               <w:spacing w:after="0" w:line="240" w:lineRule="auto"/>
-              <w:rPr>
-                <w:rFonts w:ascii="Cambria" w:cs="Cambria" w:eastAsia="Cambria" w:hAnsi="Cambria"/>
-              </w:rPr>
-            </w:pPr>
-            <w:r>
-              <w:rPr>
-                <w:rFonts w:ascii="Cambria" w:cs="Cambria" w:eastAsia="Cambria" w:hAnsi="Cambria"/>
-                <w:rtl w:val="0"/>
-              </w:rPr>
-              <w:t xml:space="preserve">Demuestra el avance en el desarrollo y permite feedback temprano de clientes.</w:t>
+              <w:rPr/>
+            </w:pPr>
+            <w:r>
+              <w:rPr>
+                <w:rtl w:val="0"/>
+              </w:rPr>
+              <w:t xml:space="preserve">Permite retroalimentación temprana del cliente sobre la interfaz.</w:t>
             </w:r>
           </w:p>
         </w:tc>
@@ -4807,13 +4599,10 @@
           <w:p>
             <w:pPr>
               <w:spacing w:after="0" w:line="240" w:lineRule="auto"/>
-              <w:rPr>
-                <w:rFonts w:ascii="Cambria" w:cs="Cambria" w:eastAsia="Cambria" w:hAnsi="Cambria"/>
-              </w:rPr>
-            </w:pPr>
-            <w:r>
-              <w:rPr>
-                <w:rFonts w:ascii="Cambria" w:cs="Cambria" w:eastAsia="Cambria" w:hAnsi="Cambria"/>
+              <w:rPr/>
+            </w:pPr>
+            <w:r>
+              <w:rPr>
                 <w:b w:val="1"/>
                 <w:bCs w:val="1"/>
                 <w:rtl w:val="0"/>
@@ -4832,13 +4621,10 @@
           <w:p>
             <w:pPr>
               <w:spacing w:after="0" w:line="240" w:lineRule="auto"/>
-              <w:rPr>
-                <w:rFonts w:ascii="Cambria" w:cs="Cambria" w:eastAsia="Cambria" w:hAnsi="Cambria"/>
-              </w:rPr>
-            </w:pPr>
-            <w:r>
-              <w:rPr>
-                <w:rFonts w:ascii="Cambria" w:cs="Cambria" w:eastAsia="Cambria" w:hAnsi="Cambria"/>
+              <w:rPr/>
+            </w:pPr>
+            <w:r>
+              <w:rPr>
                 <w:rtl w:val="0"/>
               </w:rPr>
               <w:t xml:space="preserve">Producto Mínimo Viable (MVP) Desplegado</w:t>
@@ -4850,16 +4636,13 @@
           <w:p>
             <w:pPr>
               <w:spacing w:after="0" w:line="240" w:lineRule="auto"/>
-              <w:rPr>
-                <w:rFonts w:ascii="Cambria" w:cs="Cambria" w:eastAsia="Cambria" w:hAnsi="Cambria"/>
-              </w:rPr>
-            </w:pPr>
-            <w:r>
-              <w:rPr>
-                <w:rFonts w:ascii="Cambria" w:cs="Cambria" w:eastAsia="Cambria" w:hAnsi="Cambria"/>
-                <w:rtl w:val="0"/>
-              </w:rPr>
-              <w:t xml:space="preserve">Software en producción: App móvil sincronizando pautas offline y plataforma web gestionando activos e inventario real.</w:t>
+              <w:rPr/>
+            </w:pPr>
+            <w:r>
+              <w:rPr>
+                <w:rtl w:val="0"/>
+              </w:rPr>
+              <w:t xml:space="preserve">Software en producción: App móvil operativa para técnicos (con soporte offline) y panel administrativo web en Vue 3.</w:t>
             </w:r>
           </w:p>
         </w:tc>
@@ -4868,16 +4651,13 @@
           <w:p>
             <w:pPr>
               <w:spacing w:after="0" w:line="240" w:lineRule="auto"/>
-              <w:rPr>
-                <w:rFonts w:ascii="Cambria" w:cs="Cambria" w:eastAsia="Cambria" w:hAnsi="Cambria"/>
-              </w:rPr>
-            </w:pPr>
-            <w:r>
-              <w:rPr>
-                <w:rFonts w:ascii="Cambria" w:cs="Cambria" w:eastAsia="Cambria" w:hAnsi="Cambria"/>
-                <w:rtl w:val="0"/>
-              </w:rPr>
-              <w:t xml:space="preserve">Constituye el entregable central y solución tecnológica comprometida.</w:t>
+              <w:rPr/>
+            </w:pPr>
+            <w:r>
+              <w:rPr>
+                <w:rtl w:val="0"/>
+              </w:rPr>
+              <w:t xml:space="preserve">Constituye la solución tecnológica final comprometida.</w:t>
             </w:r>
           </w:p>
         </w:tc>
@@ -4893,13 +4673,10 @@
           <w:p>
             <w:pPr>
               <w:spacing w:after="0" w:line="240" w:lineRule="auto"/>
-              <w:rPr>
-                <w:rFonts w:ascii="Cambria" w:cs="Cambria" w:eastAsia="Cambria" w:hAnsi="Cambria"/>
-              </w:rPr>
-            </w:pPr>
-            <w:r>
-              <w:rPr>
-                <w:rFonts w:ascii="Cambria" w:cs="Cambria" w:eastAsia="Cambria" w:hAnsi="Cambria"/>
+              <w:rPr/>
+            </w:pPr>
+            <w:r>
+              <w:rPr>
                 <w:b w:val="1"/>
                 <w:bCs w:val="1"/>
                 <w:rtl w:val="0"/>
@@ -4918,16 +4695,13 @@
           <w:p>
             <w:pPr>
               <w:spacing w:after="0" w:line="240" w:lineRule="auto"/>
-              <w:rPr>
-                <w:rFonts w:ascii="Cambria" w:cs="Cambria" w:eastAsia="Cambria" w:hAnsi="Cambria"/>
-              </w:rPr>
-            </w:pPr>
-            <w:r>
-              <w:rPr>
-                <w:rFonts w:ascii="Cambria" w:cs="Cambria" w:eastAsia="Cambria" w:hAnsi="Cambria"/>
-                <w:rtl w:val="0"/>
-              </w:rPr>
-              <w:t xml:space="preserve">Informe Final de Pruebas (QA) y Acta de Aceptación (UAT)</w:t>
+              <w:rPr/>
+            </w:pPr>
+            <w:r>
+              <w:rPr>
+                <w:rtl w:val="0"/>
+              </w:rPr>
+              <w:t xml:space="preserve">Informe de Pruebas (QA) y Acta de Aceptación (UAT)</w:t>
             </w:r>
           </w:p>
         </w:tc>
@@ -4936,16 +4710,13 @@
           <w:p>
             <w:pPr>
               <w:spacing w:after="0" w:line="240" w:lineRule="auto"/>
-              <w:rPr>
-                <w:rFonts w:ascii="Cambria" w:cs="Cambria" w:eastAsia="Cambria" w:hAnsi="Cambria"/>
-              </w:rPr>
-            </w:pPr>
-            <w:r>
-              <w:rPr>
-                <w:rFonts w:ascii="Cambria" w:cs="Cambria" w:eastAsia="Cambria" w:hAnsi="Cambria"/>
-                <w:rtl w:val="0"/>
-              </w:rPr>
-              <w:t xml:space="preserve">Registro de casos de prueba ejecutados (pruebas unitarias, offline/online y seguridad) firmado por los clientes.</w:t>
+              <w:rPr/>
+            </w:pPr>
+            <w:r>
+              <w:rPr>
+                <w:rtl w:val="0"/>
+              </w:rPr>
+              <w:t xml:space="preserve">Registro de casos de prueba ejecutados y validación formal de aceptación firmada por Roberto Pérez.</w:t>
             </w:r>
           </w:p>
         </w:tc>
@@ -4954,16 +4725,13 @@
           <w:p>
             <w:pPr>
               <w:spacing w:after="0" w:line="240" w:lineRule="auto"/>
-              <w:rPr>
-                <w:rFonts w:ascii="Cambria" w:cs="Cambria" w:eastAsia="Cambria" w:hAnsi="Cambria"/>
-              </w:rPr>
-            </w:pPr>
-            <w:r>
-              <w:rPr>
-                <w:rFonts w:ascii="Cambria" w:cs="Cambria" w:eastAsia="Cambria" w:hAnsi="Cambria"/>
-                <w:rtl w:val="0"/>
-              </w:rPr>
-              <w:t xml:space="preserve">Certifica la calidad de la solución y la satisfacción de las organizaciones beneficiarias.</w:t>
+              <w:rPr/>
+            </w:pPr>
+            <w:r>
+              <w:rPr>
+                <w:rtl w:val="0"/>
+              </w:rPr>
+              <w:t xml:space="preserve">Certifica la calidad técnica y satisfacción del cliente.</w:t>
             </w:r>
           </w:p>
         </w:tc>
@@ -5060,7 +4828,6 @@
             <w:pPr>
               <w:keepNext w:val="0"/>
               <w:keepLines w:val="0"/>
-              <w:pageBreakBefore w:val="0"/>
               <w:widowControl w:val="1"/>
               <w:pBdr>
                 <w:top w:space="0" w:sz="0" w:val="nil"/>
@@ -5660,7 +5427,7 @@
                 <w:rFonts w:ascii="Cambria" w:cs="Cambria" w:eastAsia="Cambria" w:hAnsi="Cambria"/>
                 <w:rtl w:val="0"/>
               </w:rPr>
-              <w:t xml:space="preserve">Competencia 10</w:t>
+              <w:t xml:space="preserve">Gestionar proyectos informáticos (Gestión de proyectos)</w:t>
             </w:r>
           </w:p>
         </w:tc>
@@ -5680,7 +5447,7 @@
                 <w:bCs w:val="1"/>
                 <w:rtl w:val="0"/>
               </w:rPr>
-              <w:t xml:space="preserve">Levantamiento y especificación técnica de requerimientos</w:t>
+              <w:t xml:space="preserve">Levantamiento de requerimientos y definición de alcance</w:t>
             </w:r>
             <w:r>
               <w:rPr>
@@ -5703,7 +5470,7 @@
                 <w:rFonts w:ascii="Cambria" w:cs="Cambria" w:eastAsia="Cambria" w:hAnsi="Cambria"/>
                 <w:rtl w:val="0"/>
               </w:rPr>
-              <w:t xml:space="preserve">Entrevistas con Alejandra y Roberto, documentación de historias de usuario y formalización del alcance del MVP.</w:t>
+              <w:t xml:space="preserve">Entrevistas con Roberto Pérez, recopilación de checklists físicos, formalización de matriz de requerimientos (RF-01 a RF-20) y firma del Acta.</w:t>
             </w:r>
           </w:p>
         </w:tc>
@@ -5721,7 +5488,7 @@
                 <w:rFonts w:ascii="Cambria" w:cs="Cambria" w:eastAsia="Cambria" w:hAnsi="Cambria"/>
                 <w:rtl w:val="0"/>
               </w:rPr>
-              <w:t xml:space="preserve">Acta, plantillas SRS, Google Docs</w:t>
+              <w:t xml:space="preserve">Acta, checklists físicos, Google Docs, Excel</w:t>
             </w:r>
           </w:p>
         </w:tc>
@@ -5757,7 +5524,7 @@
                 <w:rFonts w:ascii="Cambria" w:cs="Cambria" w:eastAsia="Cambria" w:hAnsi="Cambria"/>
                 <w:rtl w:val="0"/>
               </w:rPr>
-              <w:t xml:space="preserve">Matías Molins (Equipo)</w:t>
+              <w:t xml:space="preserve">Matías Molins &amp; Javier Castro</w:t>
             </w:r>
           </w:p>
         </w:tc>
@@ -5775,7 +5542,7 @@
                 <w:rFonts w:ascii="Cambria" w:cs="Cambria" w:eastAsia="Cambria" w:hAnsi="Cambria"/>
                 <w:rtl w:val="0"/>
               </w:rPr>
-              <w:t xml:space="preserve">Facilitador: Acceso directo y fluido a los sponsors.</w:t>
+              <w:t xml:space="preserve">Facilitador: Comunicación directa y ágil con el cliente.</w:t>
             </w:r>
           </w:p>
         </w:tc>
@@ -5799,7 +5566,7 @@
                 <w:rFonts w:ascii="Cambria" w:cs="Cambria" w:eastAsia="Cambria" w:hAnsi="Cambria"/>
                 <w:rtl w:val="0"/>
               </w:rPr>
-              <w:t xml:space="preserve">Competencia 3, 4 y 7</w:t>
+              <w:t xml:space="preserve">Construir modelos de datos y Construir el modelo arquitectónico (Modelamiento y Arquitectura)</w:t>
             </w:r>
           </w:p>
         </w:tc>
@@ -5819,7 +5586,7 @@
                 <w:bCs w:val="1"/>
                 <w:rtl w:val="0"/>
               </w:rPr>
-              <w:t xml:space="preserve">Diseño de Arquitectura y Base de Datos Multi-tenant</w:t>
+              <w:t xml:space="preserve">Diseño de Arquitectura y Base de Datos en Supabase</w:t>
             </w:r>
             <w:r>
               <w:rPr>
@@ -5842,7 +5609,7 @@
                 <w:rFonts w:ascii="Cambria" w:cs="Cambria" w:eastAsia="Cambria" w:hAnsi="Cambria"/>
                 <w:rtl w:val="0"/>
               </w:rPr>
-              <w:t xml:space="preserve">Modelado relacional en PostgreSQL, definición de campos JSONB y configuración de políticas RLS.</w:t>
+              <w:t xml:space="preserve">Modelado relacional en PostgreSQL para recintos, máquinas, usuarios y esquemas dinámicos para pautas, más configuración de autenticación RBAC.</w:t>
             </w:r>
           </w:p>
         </w:tc>
@@ -5896,7 +5663,7 @@
                 <w:rFonts w:ascii="Cambria" w:cs="Cambria" w:eastAsia="Cambria" w:hAnsi="Cambria"/>
                 <w:rtl w:val="0"/>
               </w:rPr>
-              <w:t xml:space="preserve">Nicolás Ponce</w:t>
+              <w:t xml:space="preserve">Javier Castro &amp; Matías Molins</w:t>
             </w:r>
           </w:p>
         </w:tc>
@@ -5914,7 +5681,7 @@
                 <w:rFonts w:ascii="Cambria" w:cs="Cambria" w:eastAsia="Cambria" w:hAnsi="Cambria"/>
                 <w:rtl w:val="0"/>
               </w:rPr>
-              <w:t xml:space="preserve">Dificultad: Curva técnica de aislamiento multi-tenant por RLS.</w:t>
+              <w:t xml:space="preserve">Facilitador: Esquema relacional centralizado.</w:t>
             </w:r>
           </w:p>
         </w:tc>
@@ -5938,7 +5705,7 @@
                 <w:rFonts w:ascii="Cambria" w:cs="Cambria" w:eastAsia="Cambria" w:hAnsi="Cambria"/>
                 <w:rtl w:val="0"/>
               </w:rPr>
-              <w:t xml:space="preserve">Competencia 2</w:t>
+              <w:t xml:space="preserve">Desarrollar una solución de software y Programar consultas o rutinas (Desarrollo y BDD)</w:t>
             </w:r>
           </w:p>
         </w:tc>
@@ -5958,7 +5725,7 @@
                 <w:bCs w:val="1"/>
                 <w:rtl w:val="0"/>
               </w:rPr>
-              <w:t xml:space="preserve">Desarrollo Frontend Móvil (Offline-first)</w:t>
+              <w:t xml:space="preserve">Desarrollo Frontend Técnico (App Móvil / PWA Expo)</w:t>
             </w:r>
             <w:r>
               <w:rPr>
@@ -5981,7 +5748,7 @@
                 <w:rFonts w:ascii="Cambria" w:cs="Cambria" w:eastAsia="Cambria" w:hAnsi="Cambria"/>
                 <w:rtl w:val="0"/>
               </w:rPr>
-              <w:t xml:space="preserve">Construcción de vistas en React Native, lógica local SQLite, captura de fotos y lector QR nativo.</w:t>
+              <w:t xml:space="preserve">Construcción de interfaz móvil para técnicos: login, selector y escaneo QR de máquinas, pautas dinámicas, fotos e historial personal.</w:t>
             </w:r>
           </w:p>
         </w:tc>
@@ -5999,7 +5766,7 @@
                 <w:rFonts w:ascii="Cambria" w:cs="Cambria" w:eastAsia="Cambria" w:hAnsi="Cambria"/>
                 <w:rtl w:val="0"/>
               </w:rPr>
-              <w:t xml:space="preserve">React Native, Expo, SQLite, Dispositivo móvil</w:t>
+              <w:t xml:space="preserve">Expo, React Native / Web, VS Code</w:t>
             </w:r>
           </w:p>
         </w:tc>
@@ -6053,7 +5820,7 @@
                 <w:rFonts w:ascii="Cambria" w:cs="Cambria" w:eastAsia="Cambria" w:hAnsi="Cambria"/>
                 <w:rtl w:val="0"/>
               </w:rPr>
-              <w:t xml:space="preserve">Dificultad: Manejo de memoria y persistencia local sin internet.</w:t>
+              <w:t xml:space="preserve">Dificultad: Acceso fluido a hardware (cámara/QR) y diseño ágil.</w:t>
             </w:r>
           </w:p>
         </w:tc>
@@ -6077,7 +5844,7 @@
                 <w:rFonts w:ascii="Cambria" w:cs="Cambria" w:eastAsia="Cambria" w:hAnsi="Cambria"/>
                 <w:rtl w:val="0"/>
               </w:rPr>
-              <w:t xml:space="preserve">Competencia 2</w:t>
+              <w:t xml:space="preserve">Desarrollar una solución de software y Programar consultas o rutinas (Desarrollo y BDD)</w:t>
             </w:r>
           </w:p>
         </w:tc>
@@ -6097,7 +5864,7 @@
                 <w:bCs w:val="1"/>
                 <w:rtl w:val="0"/>
               </w:rPr>
-              <w:t xml:space="preserve">Desarrollo Frontend Web Administrativo</w:t>
+              <w:t xml:space="preserve">Desarrollo Panel Administrativo Web SPA (Vue 3)</w:t>
             </w:r>
             <w:r>
               <w:rPr>
@@ -6120,7 +5887,7 @@
                 <w:rFonts w:ascii="Cambria" w:cs="Cambria" w:eastAsia="Cambria" w:hAnsi="Cambria"/>
                 <w:rtl w:val="0"/>
               </w:rPr>
-              <w:t xml:space="preserve">Construcción de dashboard administrativo en Vue 3, módulos CRUD de activos, inventario y exportador.</w:t>
+              <w:t xml:space="preserve">Construcción del dashboard de administración: KPIs, monitor de recintos, feed en vivo, CRUDs (locales/máquinas/técnicos), generador de QR y exportador.</w:t>
             </w:r>
           </w:p>
         </w:tc>
@@ -6174,7 +5941,7 @@
                 <w:rFonts w:ascii="Cambria" w:cs="Cambria" w:eastAsia="Cambria" w:hAnsi="Cambria"/>
                 <w:rtl w:val="0"/>
               </w:rPr>
-              <w:t xml:space="preserve">Lucas Hernández</w:t>
+              <w:t xml:space="preserve">Matías Molins</w:t>
             </w:r>
           </w:p>
         </w:tc>
@@ -6192,7 +5959,7 @@
                 <w:rFonts w:ascii="Cambria" w:cs="Cambria" w:eastAsia="Cambria" w:hAnsi="Cambria"/>
                 <w:rtl w:val="0"/>
               </w:rPr>
-              <w:t xml:space="preserve">Facilitador: Frameworks modernos y reactivos.</w:t>
+              <w:t xml:space="preserve">Facilitador: Interfaz reactiva y componentes modulares.</w:t>
             </w:r>
           </w:p>
         </w:tc>
@@ -6216,7 +5983,7 @@
                 <w:rFonts w:ascii="Cambria" w:cs="Cambria" w:eastAsia="Cambria" w:hAnsi="Cambria"/>
                 <w:rtl w:val="0"/>
               </w:rPr>
-              <w:t xml:space="preserve">Competencia 4 y 7</w:t>
+              <w:t xml:space="preserve">Programar consultas o rutinas y Construir el modelo arquitectónico (BDD y Arquitectura)</w:t>
             </w:r>
           </w:p>
         </w:tc>
@@ -6236,7 +6003,7 @@
                 <w:bCs w:val="1"/>
                 <w:rtl w:val="0"/>
               </w:rPr>
-              <w:t xml:space="preserve">Integración de Servicios Cloud y Sincronización</w:t>
+              <w:t xml:space="preserve">Integración Cloud y Persistencia Offline</w:t>
             </w:r>
             <w:r>
               <w:rPr>
@@ -6259,7 +6026,7 @@
                 <w:rFonts w:ascii="Cambria" w:cs="Cambria" w:eastAsia="Cambria" w:hAnsi="Cambria"/>
                 <w:rtl w:val="0"/>
               </w:rPr>
-              <w:t xml:space="preserve">Conexión de vistas con base de datos cloud, lógica de sincronización bidireccional y pautas específicas.</w:t>
+              <w:t xml:space="preserve">Conexión de vistas con Supabase API, persistencia local en dispositivo ante caídas de señal y sincronización automática al recuperar red.</w:t>
             </w:r>
           </w:p>
         </w:tc>
@@ -6277,7 +6044,7 @@
                 <w:rFonts w:ascii="Cambria" w:cs="Cambria" w:eastAsia="Cambria" w:hAnsi="Cambria"/>
                 <w:rtl w:val="0"/>
               </w:rPr>
-              <w:t xml:space="preserve">Node/Supabase API, Postman</w:t>
+              <w:t xml:space="preserve">Supabase API, Postman, almacenamiento local</w:t>
             </w:r>
           </w:p>
         </w:tc>
@@ -6313,7 +6080,7 @@
                 <w:rFonts w:ascii="Cambria" w:cs="Cambria" w:eastAsia="Cambria" w:hAnsi="Cambria"/>
                 <w:rtl w:val="0"/>
               </w:rPr>
-              <w:t xml:space="preserve">Nicolás Ponce &amp; Javier Castro</w:t>
+              <w:t xml:space="preserve">Javier Castro &amp; Matías Molins</w:t>
             </w:r>
           </w:p>
         </w:tc>
@@ -6331,7 +6098,7 @@
                 <w:rFonts w:ascii="Cambria" w:cs="Cambria" w:eastAsia="Cambria" w:hAnsi="Cambria"/>
                 <w:rtl w:val="0"/>
               </w:rPr>
-              <w:t xml:space="preserve">Riesgo: Manejo de conflictos en sincronizaciones simultáneas.</w:t>
+              <w:t xml:space="preserve">Monitoreo del consumo de la capa gratuita y manejo de desconexión.</w:t>
             </w:r>
           </w:p>
         </w:tc>
@@ -6355,7 +6122,7 @@
                 <w:rFonts w:ascii="Cambria" w:cs="Cambria" w:eastAsia="Cambria" w:hAnsi="Cambria"/>
                 <w:rtl w:val="0"/>
               </w:rPr>
-              <w:t xml:space="preserve">Competencia 6</w:t>
+              <w:t xml:space="preserve">Realizar pruebas de certificación (Pruebas de certificación)</w:t>
             </w:r>
           </w:p>
         </w:tc>
@@ -6398,7 +6165,7 @@
                 <w:rFonts w:ascii="Cambria" w:cs="Cambria" w:eastAsia="Cambria" w:hAnsi="Cambria"/>
                 <w:rtl w:val="0"/>
               </w:rPr>
-              <w:t xml:space="preserve">Diseño y ejecución de matriz de pruebas funcionales, pruebas de estrés y testeo de escenarios offline.</w:t>
+              <w:t xml:space="preserve">Diseño y ejecución de pruebas funcionales de pautas, pruebas de sincronización offline/online, escaneo QR y verificación de roles.</w:t>
             </w:r>
           </w:p>
         </w:tc>
@@ -6416,7 +6183,7 @@
                 <w:rFonts w:ascii="Cambria" w:cs="Cambria" w:eastAsia="Cambria" w:hAnsi="Cambria"/>
                 <w:rtl w:val="0"/>
               </w:rPr>
-              <w:t xml:space="preserve">Suite de pruebas, plan QA</w:t>
+              <w:t xml:space="preserve">Matriz de pruebas QA</w:t>
             </w:r>
           </w:p>
         </w:tc>
@@ -6452,7 +6219,7 @@
                 <w:rFonts w:ascii="Cambria" w:cs="Cambria" w:eastAsia="Cambria" w:hAnsi="Cambria"/>
                 <w:rtl w:val="0"/>
               </w:rPr>
-              <w:t xml:space="preserve">Equipo completo</w:t>
+              <w:t xml:space="preserve">Javier Castro &amp; Matías Molins</w:t>
             </w:r>
           </w:p>
         </w:tc>
@@ -6470,7 +6237,7 @@
                 <w:rFonts w:ascii="Cambria" w:cs="Cambria" w:eastAsia="Cambria" w:hAnsi="Cambria"/>
                 <w:rtl w:val="0"/>
               </w:rPr>
-              <w:t xml:space="preserve">Objetivo clave: Certificación exhaustiva previa al paso a producción.</w:t>
+              <w:t xml:space="preserve">Objetivo clave: Certificar la robustez del flujo técnico en terreno.</w:t>
             </w:r>
           </w:p>
         </w:tc>
@@ -6494,7 +6261,7 @@
                 <w:rFonts w:ascii="Cambria" w:cs="Cambria" w:eastAsia="Cambria" w:hAnsi="Cambria"/>
                 <w:rtl w:val="0"/>
               </w:rPr>
-              <w:t xml:space="preserve">Competencia 9</w:t>
+              <w:t xml:space="preserve">Realizar pruebas de certificación y Gestionar proyectos informáticos (Pruebas y Gestión de proyectos)</w:t>
             </w:r>
           </w:p>
         </w:tc>
@@ -6514,7 +6281,7 @@
                 <w:bCs w:val="1"/>
                 <w:rtl w:val="0"/>
               </w:rPr>
-              <w:t xml:space="preserve">Auditoría de Vulnerabilidades y Seguridad RLS</w:t>
+              <w:t xml:space="preserve">Pruebas de Usuario (UAT), Marcha Blanca y Cierre</w:t>
             </w:r>
             <w:r>
               <w:rPr>
@@ -6537,7 +6304,7 @@
                 <w:rFonts w:ascii="Cambria" w:cs="Cambria" w:eastAsia="Cambria" w:hAnsi="Cambria"/>
                 <w:rtl w:val="0"/>
               </w:rPr>
-              <w:t xml:space="preserve">Verificación de reglas de seguridad RLS para evitar fuga de datos entre clientes y revisión de endpoints.</w:t>
+              <w:t xml:space="preserve">Validación en terreno con técnicos y Roberto Pérez, resolución de observaciones y entrega final del proyecto.</w:t>
             </w:r>
           </w:p>
         </w:tc>
@@ -6555,7 +6322,7 @@
                 <w:rFonts w:ascii="Cambria" w:cs="Cambria" w:eastAsia="Cambria" w:hAnsi="Cambria"/>
                 <w:rtl w:val="0"/>
               </w:rPr>
-              <w:t xml:space="preserve">OWASP ZAP, Checklist de seguridad</w:t>
+              <w:t xml:space="preserve">Ambiente productivo, acta UAT</w:t>
             </w:r>
           </w:p>
         </w:tc>
@@ -6573,7 +6340,7 @@
                 <w:rFonts w:ascii="Cambria" w:cs="Cambria" w:eastAsia="Cambria" w:hAnsi="Cambria"/>
                 <w:rtl w:val="0"/>
               </w:rPr>
-              <w:t xml:space="preserve">Semanas 13 - 14</w:t>
+              <w:t xml:space="preserve">Semanas 15 - 18</w:t>
             </w:r>
           </w:p>
         </w:tc>
@@ -6591,7 +6358,7 @@
                 <w:rFonts w:ascii="Cambria" w:cs="Cambria" w:eastAsia="Cambria" w:hAnsi="Cambria"/>
                 <w:rtl w:val="0"/>
               </w:rPr>
-              <w:t xml:space="preserve">Nicolás Ponce &amp; Javier Castro</w:t>
+              <w:t xml:space="preserve">Matías Molins &amp; Javier Castro</w:t>
             </w:r>
           </w:p>
         </w:tc>
@@ -6609,146 +6376,7 @@
                 <w:rFonts w:ascii="Cambria" w:cs="Cambria" w:eastAsia="Cambria" w:hAnsi="Cambria"/>
                 <w:rtl w:val="0"/>
               </w:rPr>
-              <w:t xml:space="preserve">Mitigación estricta de fuga de datos inter-tenant.</w:t>
-            </w:r>
-          </w:p>
-        </w:tc>
-      </w:tr>
-      <w:tr>
-        <w:trPr>
-          <w:cantSplit w:val="0"/>
-          <w:tblHeader w:val="0"/>
-        </w:trPr>
-        <w:tc>
-          <w:tcPr/>
-          <w:p>
-            <w:pPr>
-              <w:spacing w:after="0" w:line="240" w:lineRule="auto"/>
-              <w:rPr>
-                <w:rFonts w:ascii="Cambria" w:cs="Cambria" w:eastAsia="Cambria" w:hAnsi="Cambria"/>
-              </w:rPr>
-            </w:pPr>
-            <w:r>
-              <w:rPr>
-                <w:rFonts w:ascii="Cambria" w:cs="Cambria" w:eastAsia="Cambria" w:hAnsi="Cambria"/>
-                <w:rtl w:val="0"/>
-              </w:rPr>
-              <w:t xml:space="preserve">Competencia 6 y 10</w:t>
-            </w:r>
-          </w:p>
-        </w:tc>
-        <w:tc>
-          <w:tcPr/>
-          <w:p>
-            <w:pPr>
-              <w:spacing w:after="0" w:line="240" w:lineRule="auto"/>
-              <w:rPr>
-                <w:rFonts w:ascii="Cambria" w:cs="Cambria" w:eastAsia="Cambria" w:hAnsi="Cambria"/>
-              </w:rPr>
-            </w:pPr>
-            <w:r>
-              <w:rPr>
-                <w:rFonts w:ascii="Cambria" w:cs="Cambria" w:eastAsia="Cambria" w:hAnsi="Cambria"/>
-                <w:b w:val="1"/>
-                <w:bCs w:val="1"/>
-                <w:rtl w:val="0"/>
-              </w:rPr>
-              <w:t xml:space="preserve">Pruebas de Aceptación (UAT) y Cierre Final</w:t>
-            </w:r>
-            <w:r>
-              <w:rPr>
-                <w:rtl w:val="0"/>
-              </w:rPr>
-            </w:r>
-          </w:p>
-        </w:tc>
-        <w:tc>
-          <w:tcPr/>
-          <w:p>
-            <w:pPr>
-              <w:spacing w:after="0" w:line="240" w:lineRule="auto"/>
-              <w:rPr>
-                <w:rFonts w:ascii="Cambria" w:cs="Cambria" w:eastAsia="Cambria" w:hAnsi="Cambria"/>
-              </w:rPr>
-            </w:pPr>
-            <w:r>
-              <w:rPr>
-                <w:rFonts w:ascii="Cambria" w:cs="Cambria" w:eastAsia="Cambria" w:hAnsi="Cambria"/>
-                <w:rtl w:val="0"/>
-              </w:rPr>
-              <w:t xml:space="preserve">Marcha blanca con técnicos en terreno, recolección de feedback operativo y entrega formal a docentes.</w:t>
-            </w:r>
-          </w:p>
-        </w:tc>
-        <w:tc>
-          <w:tcPr/>
-          <w:p>
-            <w:pPr>
-              <w:spacing w:after="0" w:line="240" w:lineRule="auto"/>
-              <w:rPr>
-                <w:rFonts w:ascii="Cambria" w:cs="Cambria" w:eastAsia="Cambria" w:hAnsi="Cambria"/>
-              </w:rPr>
-            </w:pPr>
-            <w:r>
-              <w:rPr>
-                <w:rFonts w:ascii="Cambria" w:cs="Cambria" w:eastAsia="Cambria" w:hAnsi="Cambria"/>
-                <w:rtl w:val="0"/>
-              </w:rPr>
-              <w:t xml:space="preserve">Ambiente productivo, actas UAT</w:t>
-            </w:r>
-          </w:p>
-        </w:tc>
-        <w:tc>
-          <w:tcPr/>
-          <w:p>
-            <w:pPr>
-              <w:spacing w:after="0" w:line="240" w:lineRule="auto"/>
-              <w:rPr>
-                <w:rFonts w:ascii="Cambria" w:cs="Cambria" w:eastAsia="Cambria" w:hAnsi="Cambria"/>
-              </w:rPr>
-            </w:pPr>
-            <w:r>
-              <w:rPr>
-                <w:rFonts w:ascii="Cambria" w:cs="Cambria" w:eastAsia="Cambria" w:hAnsi="Cambria"/>
-                <w:rtl w:val="0"/>
-              </w:rPr>
-              <w:t xml:space="preserve">Semanas 15 - 18</w:t>
-            </w:r>
-          </w:p>
-        </w:tc>
-        <w:tc>
-          <w:tcPr/>
-          <w:p>
-            <w:pPr>
-              <w:spacing w:after="0" w:line="240" w:lineRule="auto"/>
-              <w:rPr>
-                <w:rFonts w:ascii="Cambria" w:cs="Cambria" w:eastAsia="Cambria" w:hAnsi="Cambria"/>
-              </w:rPr>
-            </w:pPr>
-            <w:r>
-              <w:rPr>
-                <w:rFonts w:ascii="Cambria" w:cs="Cambria" w:eastAsia="Cambria" w:hAnsi="Cambria"/>
-                <w:rtl w:val="0"/>
-              </w:rPr>
-              <w:t xml:space="preserve">Matías Molins (Equipo)</w:t>
-            </w:r>
-          </w:p>
-        </w:tc>
-        <w:tc>
-          <w:tcPr/>
-          <w:p>
-            <w:pPr>
-              <w:spacing w:after="0" w:line="240" w:lineRule="auto"/>
-              <w:rPr>
-                <w:rFonts w:ascii="Cambria" w:cs="Cambria" w:eastAsia="Cambria" w:hAnsi="Cambria"/>
-              </w:rPr>
-            </w:pPr>
-            <w:r>
-              <w:rPr>
-                <w:rFonts w:ascii="Cambria" w:cs="Cambria" w:eastAsia="Cambria" w:hAnsi="Cambria"/>
-                <w:rtl w:val="0"/>
-              </w:rPr>
-              <w:t xml:space="preserve">Validación de adopción en Bowling y Aleprod.</w:t>
+              <w:t xml:space="preserve">Validación formal de adopción en Bowling Services.</w:t>
             </w:r>
           </w:p>
         </w:tc>
@@ -6771,2027 +6399,6 @@
         </w:rPr>
       </w:r>
     </w:p>
-    <w:tbl>
-      <w:tblPr>
-        <w:tblStyle w:val="Table16"/>
-        <w:tblW w:w="9640.0" w:type="dxa"/>
-        <w:jc w:val="left"/>
-        <w:tblInd w:w="-714.0" w:type="dxa"/>
-        <w:tblBorders>
-          <w:top w:color="bfbfbf" w:space="0" w:sz="4" w:val="single"/>
-          <w:left w:color="bfbfbf" w:space="0" w:sz="4" w:val="single"/>
-          <w:bottom w:color="bfbfbf" w:space="0" w:sz="4" w:val="single"/>
-          <w:right w:color="bfbfbf" w:space="0" w:sz="4" w:val="single"/>
-          <w:insideH w:color="bfbfbf" w:space="0" w:sz="4" w:val="single"/>
-          <w:insideV w:color="bfbfbf" w:space="0" w:sz="4" w:val="single"/>
-        </w:tblBorders>
-        <w:tblLayout w:type="fixed"/>
-        <w:tblLook w:val="0400"/>
-      </w:tblPr>
-      <w:tblGrid>
-        <w:gridCol w:w="9640"/>
-        <w:tblGridChange w:id="0">
-          <w:tblGrid>
-            <w:gridCol w:w="9640"/>
-          </w:tblGrid>
-        </w:tblGridChange>
-      </w:tblGrid>
-      <w:tr>
-        <w:trPr>
-          <w:cantSplit w:val="0"/>
-          <w:trHeight w:val="440" w:hRule="atLeast"/>
-          <w:tblHeader w:val="0"/>
-        </w:trPr>
-        <w:tc>
-          <w:tcPr>
-            <w:vAlign w:val="center"/>
-          </w:tcPr>
-          <w:p>
-            <w:pPr>
-              <w:rPr>
-                <w:b w:val="1"/>
-                <w:bCs w:val="1"/>
-                <w:color w:val="1f3864"/>
-                <w:sz w:val="28"/>
-                <w:szCs w:val="28"/>
-              </w:rPr>
-            </w:pPr>
-            <w:r>
-              <w:rPr>
-                <w:b w:val="1"/>
-                <w:bCs w:val="1"/>
-                <w:color w:val="1f3864"/>
-                <w:sz w:val="28"/>
-                <w:szCs w:val="28"/>
-                <w:rtl w:val="0"/>
-              </w:rPr>
-              <w:t xml:space="preserve">8. Carta Gantt </w:t>
-            </w:r>
-          </w:p>
-        </w:tc>
-      </w:tr>
-      <w:tr>
-        <w:trPr>
-          <w:cantSplit w:val="0"/>
-          <w:trHeight w:val="440" w:hRule="atLeast"/>
-          <w:tblHeader w:val="0"/>
-        </w:trPr>
-        <w:tc>
-          <w:tcPr>
-            <w:shd w:fill="d9e2f3" w:val="clear"/>
-            <w:vAlign w:val="center"/>
-          </w:tcPr>
-          <w:p>
-            <w:pPr>
-              <w:keepNext w:val="0"/>
-              <w:keepLines w:val="0"/>
-              <w:pageBreakBefore w:val="0"/>
-              <w:widowControl w:val="1"/>
-              <w:pBdr>
-                <w:top w:space="0" w:sz="0" w:val="nil"/>
-                <w:left w:space="0" w:sz="0" w:val="nil"/>
-                <w:bottom w:space="0" w:sz="0" w:val="nil"/>
-                <w:right w:space="0" w:sz="0" w:val="nil"/>
-                <w:between w:space="0" w:sz="0" w:val="nil"/>
-              </w:pBdr>
-              <w:shd w:fill="auto" w:val="clear"/>
-              <w:tabs>
-                <w:tab w:val="center" w:leader="none" w:pos="4419"/>
-                <w:tab w:val="right" w:leader="none" w:pos="8838"/>
-              </w:tabs>
-              <w:spacing w:after="0" w:before="0" w:line="240" w:lineRule="auto"/>
-              <w:ind w:left="0" w:right="0" w:firstLine="0"/>
-              <w:jc w:val="both"/>
-              <w:rPr>
-                <w:rFonts w:ascii="Calibri" w:cs="Calibri" w:eastAsia="Calibri" w:hAnsi="Calibri"/>
-                <w:b w:val="0"/>
-                <w:bCs w:val="0"/>
-                <w:i w:val="0"/>
-                <w:iCs w:val="0"/>
-                <w:smallCaps w:val="0"/>
-                <w:strike w:val="0"/>
-                <w:color w:val="1f3864"/>
-                <w:sz w:val="22"/>
-                <w:szCs w:val="22"/>
-                <w:u w:val="none"/>
-                <w:shd w:fill="auto" w:val="clear"/>
-                <w:vertAlign w:val="baseline"/>
-              </w:rPr>
-            </w:pPr>
-            <w:r>
-              <w:rPr>
-                <w:rFonts w:ascii="Calibri" w:cs="Calibri" w:eastAsia="Calibri" w:hAnsi="Calibri"/>
-                <w:b w:val="0"/>
-                <w:bCs w:val="0"/>
-                <w:i w:val="0"/>
-                <w:iCs w:val="0"/>
-                <w:smallCaps w:val="0"/>
-                <w:strike w:val="0"/>
-                <w:color w:val="1f3864"/>
-                <w:sz w:val="22"/>
-                <w:szCs w:val="22"/>
-                <w:u w:val="none"/>
-                <w:shd w:fill="auto" w:val="clear"/>
-                <w:vertAlign w:val="baseline"/>
-                <w:rtl w:val="0"/>
-              </w:rPr>
-              <w:t xml:space="preserve">Busca un formato de Carta Gantt que te acomode y organiza en este las actividades planificadas en el punto anterior considerando el periodo asignado para el desarrollo de tu Proyecto APT. Debes mantener la temporalidad del periodo académico en el desarrollo de las tres fases que contempla la Asignatura de Portafolio de Título.</w:t>
-            </w:r>
-          </w:p>
-        </w:tc>
-      </w:tr>
-    </w:tbl>
-    <w:p>
-      <w:pPr>
-        <w:spacing w:after="0" w:line="360" w:lineRule="auto"/>
-        <w:jc w:val="both"/>
-        <w:rPr>
-          <w:b w:val="1"/>
-          <w:bCs w:val="1"/>
-          <w:sz w:val="24"/>
-          <w:szCs w:val="24"/>
-        </w:rPr>
-      </w:pPr>
-      <w:r>
-        <w:rPr>
-          <w:rtl w:val="0"/>
-        </w:rPr>
-      </w:r>
-    </w:p>
-    <w:p>
-      <w:pPr>
-        <w:spacing w:after="0" w:line="360" w:lineRule="auto"/>
-        <w:jc w:val="both"/>
-        <w:rPr>
-          <w:b w:val="1"/>
-          <w:bCs w:val="1"/>
-          <w:sz w:val="24"/>
-          <w:szCs w:val="24"/>
-        </w:rPr>
-      </w:pPr>
-      <w:r>
-        <w:rPr>
-          <w:rtl w:val="0"/>
-        </w:rPr>
-      </w:r>
-    </w:p>
-    <w:tbl>
-      <w:tblPr>
-        <w:tblStyle w:val="Table17"/>
-        <w:tblW w:w="10801.999999999998" w:type="dxa"/>
-        <w:jc w:val="left"/>
-        <w:tblInd w:w="-1160.0" w:type="dxa"/>
-        <w:tblBorders>
-          <w:top w:color="bfbfbf" w:space="0" w:sz="4" w:val="single"/>
-          <w:left w:color="bfbfbf" w:space="0" w:sz="4" w:val="single"/>
-          <w:bottom w:color="bfbfbf" w:space="0" w:sz="4" w:val="single"/>
-          <w:right w:color="bfbfbf" w:space="0" w:sz="4" w:val="single"/>
-          <w:insideH w:color="bfbfbf" w:space="0" w:sz="4" w:val="single"/>
-          <w:insideV w:color="bfbfbf" w:space="0" w:sz="4" w:val="single"/>
-        </w:tblBorders>
-        <w:tblLayout w:type="fixed"/>
-        <w:tblLook w:val="0400"/>
-      </w:tblPr>
-      <w:tblGrid>
-        <w:gridCol w:w="1351"/>
-        <w:gridCol w:w="536"/>
-        <w:gridCol w:w="522"/>
-        <w:gridCol w:w="523"/>
-        <w:gridCol w:w="526"/>
-        <w:gridCol w:w="523"/>
-        <w:gridCol w:w="523"/>
-        <w:gridCol w:w="523"/>
-        <w:gridCol w:w="523"/>
-        <w:gridCol w:w="523"/>
-        <w:gridCol w:w="523"/>
-        <w:gridCol w:w="523"/>
-        <w:gridCol w:w="523"/>
-        <w:gridCol w:w="525"/>
-        <w:gridCol w:w="525"/>
-        <w:gridCol w:w="525"/>
-        <w:gridCol w:w="7"/>
-        <w:gridCol w:w="518"/>
-        <w:gridCol w:w="525"/>
-        <w:gridCol w:w="525"/>
-        <w:gridCol w:w="10"/>
-        <w:tblGridChange w:id="0">
-          <w:tblGrid>
-            <w:gridCol w:w="1351"/>
-            <w:gridCol w:w="536"/>
-            <w:gridCol w:w="522"/>
-            <w:gridCol w:w="523"/>
-            <w:gridCol w:w="526"/>
-            <w:gridCol w:w="523"/>
-            <w:gridCol w:w="523"/>
-            <w:gridCol w:w="523"/>
-            <w:gridCol w:w="523"/>
-            <w:gridCol w:w="523"/>
-            <w:gridCol w:w="523"/>
-            <w:gridCol w:w="523"/>
-            <w:gridCol w:w="523"/>
-            <w:gridCol w:w="525"/>
-            <w:gridCol w:w="525"/>
-            <w:gridCol w:w="525"/>
-            <w:gridCol w:w="7"/>
-            <w:gridCol w:w="518"/>
-            <w:gridCol w:w="525"/>
-            <w:gridCol w:w="525"/>
-            <w:gridCol w:w="10"/>
-          </w:tblGrid>
-        </w:tblGridChange>
-      </w:tblGrid>
-      <w:tr>
-        <w:trPr>
-          <w:cantSplit w:val="0"/>
-          <w:trHeight w:val="294" w:hRule="atLeast"/>
-          <w:tblHeader w:val="0"/>
-        </w:trPr>
-        <w:tc>
-          <w:tcPr>
-            <w:vMerge w:val="restart"/>
-          </w:tcPr>
-          <w:p>
-            <w:pPr>
-              <w:spacing w:line="360" w:lineRule="auto"/>
-              <w:jc w:val="both"/>
-              <w:rPr>
-                <w:b w:val="1"/>
-                <w:bCs w:val="1"/>
-                <w:sz w:val="16"/>
-                <w:szCs w:val="16"/>
-              </w:rPr>
-            </w:pPr>
-            <w:r>
-              <w:rPr>
-                <w:b w:val="1"/>
-                <w:bCs w:val="1"/>
-                <w:sz w:val="16"/>
-                <w:szCs w:val="16"/>
-                <w:rtl w:val="0"/>
-              </w:rPr>
-              <w:t xml:space="preserve">Actividad</w:t>
-            </w:r>
-          </w:p>
-        </w:tc>
-        <w:tc>
-          <w:tcPr>
-            <w:gridSpan w:val="4"/>
-            <w:shd w:fill="e2efd9" w:val="clear"/>
-          </w:tcPr>
-          <w:p>
-            <w:pPr>
-              <w:spacing w:line="360" w:lineRule="auto"/>
-              <w:jc w:val="center"/>
-              <w:rPr>
-                <w:b w:val="1"/>
-                <w:bCs w:val="1"/>
-                <w:sz w:val="16"/>
-                <w:szCs w:val="16"/>
-              </w:rPr>
-            </w:pPr>
-            <w:r>
-              <w:rPr>
-                <w:b w:val="1"/>
-                <w:bCs w:val="1"/>
-                <w:sz w:val="16"/>
-                <w:szCs w:val="16"/>
-                <w:rtl w:val="0"/>
-              </w:rPr>
-              <w:t xml:space="preserve">Fase 1</w:t>
-            </w:r>
-          </w:p>
-        </w:tc>
-        <w:tc>
-          <w:tcPr>
-            <w:gridSpan w:val="12"/>
-            <w:shd w:fill="fff2cb" w:val="clear"/>
-          </w:tcPr>
-          <w:p>
-            <w:pPr>
-              <w:spacing w:line="360" w:lineRule="auto"/>
-              <w:jc w:val="center"/>
-              <w:rPr>
-                <w:b w:val="1"/>
-                <w:bCs w:val="1"/>
-                <w:sz w:val="16"/>
-                <w:szCs w:val="16"/>
-              </w:rPr>
-            </w:pPr>
-            <w:r>
-              <w:rPr>
-                <w:b w:val="1"/>
-                <w:bCs w:val="1"/>
-                <w:sz w:val="16"/>
-                <w:szCs w:val="16"/>
-                <w:rtl w:val="0"/>
-              </w:rPr>
-              <w:t xml:space="preserve">Fase 2</w:t>
-            </w:r>
-          </w:p>
-        </w:tc>
-        <w:tc>
-          <w:tcPr>
-            <w:gridSpan w:val="4"/>
-            <w:shd w:fill="fbe4d5" w:val="clear"/>
-          </w:tcPr>
-          <w:p>
-            <w:pPr>
-              <w:spacing w:line="360" w:lineRule="auto"/>
-              <w:jc w:val="center"/>
-              <w:rPr>
-                <w:b w:val="1"/>
-                <w:bCs w:val="1"/>
-                <w:sz w:val="16"/>
-                <w:szCs w:val="16"/>
-              </w:rPr>
-            </w:pPr>
-            <w:r>
-              <w:rPr>
-                <w:b w:val="1"/>
-                <w:bCs w:val="1"/>
-                <w:sz w:val="16"/>
-                <w:szCs w:val="16"/>
-                <w:rtl w:val="0"/>
-              </w:rPr>
-              <w:t xml:space="preserve">Fase 3</w:t>
-            </w:r>
-          </w:p>
-        </w:tc>
-      </w:tr>
-      <w:tr>
-        <w:trPr>
-          <w:cantSplit w:val="0"/>
-          <w:trHeight w:val="303" w:hRule="atLeast"/>
-          <w:tblHeader w:val="0"/>
-        </w:trPr>
-        <w:tc>
-          <w:tcPr>
-            <w:vMerge w:val="continue"/>
-          </w:tcPr>
-          <w:p>
-            <w:pPr>
-              <w:keepNext w:val="0"/>
-              <w:keepLines w:val="0"/>
-              <w:pageBreakBefore w:val="0"/>
-              <w:widowControl w:val="0"/>
-              <w:pBdr>
-                <w:top w:space="0" w:sz="0" w:val="nil"/>
-                <w:left w:space="0" w:sz="0" w:val="nil"/>
-                <w:bottom w:space="0" w:sz="0" w:val="nil"/>
-                <w:right w:space="0" w:sz="0" w:val="nil"/>
-                <w:between w:space="0" w:sz="0" w:val="nil"/>
-              </w:pBdr>
-              <w:shd w:fill="auto" w:val="clear"/>
-              <w:spacing w:after="0" w:before="0" w:line="276" w:lineRule="auto"/>
-              <w:ind w:left="0" w:right="0" w:firstLine="0"/>
-              <w:jc w:val="left"/>
-              <w:rPr>
-                <w:b w:val="1"/>
-                <w:bCs w:val="1"/>
-                <w:sz w:val="16"/>
-                <w:szCs w:val="16"/>
-              </w:rPr>
-            </w:pPr>
-            <w:r>
-              <w:rPr>
-                <w:rtl w:val="0"/>
-              </w:rPr>
-            </w:r>
-          </w:p>
-        </w:tc>
-        <w:tc>
-          <w:tcPr/>
-          <w:p>
-            <w:pPr>
-              <w:spacing w:line="360" w:lineRule="auto"/>
-              <w:jc w:val="center"/>
-              <w:rPr>
-                <w:b w:val="1"/>
-                <w:bCs w:val="1"/>
-                <w:sz w:val="16"/>
-                <w:szCs w:val="16"/>
-              </w:rPr>
-            </w:pPr>
-            <w:r>
-              <w:rPr>
-                <w:b w:val="1"/>
-                <w:bCs w:val="1"/>
-                <w:sz w:val="16"/>
-                <w:szCs w:val="16"/>
-                <w:rtl w:val="0"/>
-              </w:rPr>
-              <w:t xml:space="preserve">S 1</w:t>
-            </w:r>
-          </w:p>
-        </w:tc>
-        <w:tc>
-          <w:tcPr/>
-          <w:p>
-            <w:pPr>
-              <w:spacing w:line="360" w:lineRule="auto"/>
-              <w:jc w:val="center"/>
-              <w:rPr>
-                <w:b w:val="1"/>
-                <w:bCs w:val="1"/>
-                <w:sz w:val="16"/>
-                <w:szCs w:val="16"/>
-              </w:rPr>
-            </w:pPr>
-            <w:r>
-              <w:rPr>
-                <w:b w:val="1"/>
-                <w:bCs w:val="1"/>
-                <w:sz w:val="16"/>
-                <w:szCs w:val="16"/>
-                <w:rtl w:val="0"/>
-              </w:rPr>
-              <w:t xml:space="preserve">S 2</w:t>
-            </w:r>
-          </w:p>
-        </w:tc>
-        <w:tc>
-          <w:tcPr/>
-          <w:p>
-            <w:pPr>
-              <w:spacing w:line="360" w:lineRule="auto"/>
-              <w:jc w:val="center"/>
-              <w:rPr>
-                <w:b w:val="1"/>
-                <w:bCs w:val="1"/>
-                <w:sz w:val="16"/>
-                <w:szCs w:val="16"/>
-              </w:rPr>
-            </w:pPr>
-            <w:r>
-              <w:rPr>
-                <w:b w:val="1"/>
-                <w:bCs w:val="1"/>
-                <w:sz w:val="16"/>
-                <w:szCs w:val="16"/>
-                <w:rtl w:val="0"/>
-              </w:rPr>
-              <w:t xml:space="preserve">S 3</w:t>
-            </w:r>
-          </w:p>
-        </w:tc>
-        <w:tc>
-          <w:tcPr/>
-          <w:p>
-            <w:pPr>
-              <w:spacing w:line="360" w:lineRule="auto"/>
-              <w:jc w:val="center"/>
-              <w:rPr>
-                <w:b w:val="1"/>
-                <w:bCs w:val="1"/>
-                <w:sz w:val="16"/>
-                <w:szCs w:val="16"/>
-              </w:rPr>
-            </w:pPr>
-            <w:r>
-              <w:rPr>
-                <w:b w:val="1"/>
-                <w:bCs w:val="1"/>
-                <w:sz w:val="16"/>
-                <w:szCs w:val="16"/>
-                <w:rtl w:val="0"/>
-              </w:rPr>
-              <w:t xml:space="preserve">S 4</w:t>
-            </w:r>
-          </w:p>
-        </w:tc>
-        <w:tc>
-          <w:tcPr/>
-          <w:p>
-            <w:pPr>
-              <w:spacing w:line="360" w:lineRule="auto"/>
-              <w:jc w:val="center"/>
-              <w:rPr>
-                <w:b w:val="1"/>
-                <w:bCs w:val="1"/>
-                <w:sz w:val="16"/>
-                <w:szCs w:val="16"/>
-              </w:rPr>
-            </w:pPr>
-            <w:r>
-              <w:rPr>
-                <w:b w:val="1"/>
-                <w:bCs w:val="1"/>
-                <w:sz w:val="16"/>
-                <w:szCs w:val="16"/>
-                <w:rtl w:val="0"/>
-              </w:rPr>
-              <w:t xml:space="preserve">S 5</w:t>
-            </w:r>
-          </w:p>
-        </w:tc>
-        <w:tc>
-          <w:tcPr/>
-          <w:p>
-            <w:pPr>
-              <w:spacing w:line="360" w:lineRule="auto"/>
-              <w:jc w:val="center"/>
-              <w:rPr>
-                <w:b w:val="1"/>
-                <w:bCs w:val="1"/>
-                <w:sz w:val="16"/>
-                <w:szCs w:val="16"/>
-              </w:rPr>
-            </w:pPr>
-            <w:r>
-              <w:rPr>
-                <w:b w:val="1"/>
-                <w:bCs w:val="1"/>
-                <w:sz w:val="16"/>
-                <w:szCs w:val="16"/>
-                <w:rtl w:val="0"/>
-              </w:rPr>
-              <w:t xml:space="preserve">S 6</w:t>
-            </w:r>
-          </w:p>
-        </w:tc>
-        <w:tc>
-          <w:tcPr/>
-          <w:p>
-            <w:pPr>
-              <w:spacing w:line="360" w:lineRule="auto"/>
-              <w:jc w:val="center"/>
-              <w:rPr>
-                <w:b w:val="1"/>
-                <w:bCs w:val="1"/>
-                <w:sz w:val="16"/>
-                <w:szCs w:val="16"/>
-              </w:rPr>
-            </w:pPr>
-            <w:r>
-              <w:rPr>
-                <w:b w:val="1"/>
-                <w:bCs w:val="1"/>
-                <w:sz w:val="16"/>
-                <w:szCs w:val="16"/>
-                <w:rtl w:val="0"/>
-              </w:rPr>
-              <w:t xml:space="preserve">S 7</w:t>
-            </w:r>
-          </w:p>
-        </w:tc>
-        <w:tc>
-          <w:tcPr/>
-          <w:p>
-            <w:pPr>
-              <w:spacing w:line="360" w:lineRule="auto"/>
-              <w:jc w:val="center"/>
-              <w:rPr>
-                <w:b w:val="1"/>
-                <w:bCs w:val="1"/>
-                <w:sz w:val="16"/>
-                <w:szCs w:val="16"/>
-              </w:rPr>
-            </w:pPr>
-            <w:r>
-              <w:rPr>
-                <w:b w:val="1"/>
-                <w:bCs w:val="1"/>
-                <w:sz w:val="16"/>
-                <w:szCs w:val="16"/>
-                <w:rtl w:val="0"/>
-              </w:rPr>
-              <w:t xml:space="preserve">S 8</w:t>
-            </w:r>
-          </w:p>
-        </w:tc>
-        <w:tc>
-          <w:tcPr/>
-          <w:p>
-            <w:pPr>
-              <w:spacing w:line="360" w:lineRule="auto"/>
-              <w:jc w:val="center"/>
-              <w:rPr>
-                <w:b w:val="1"/>
-                <w:bCs w:val="1"/>
-                <w:sz w:val="16"/>
-                <w:szCs w:val="16"/>
-              </w:rPr>
-            </w:pPr>
-            <w:r>
-              <w:rPr>
-                <w:b w:val="1"/>
-                <w:bCs w:val="1"/>
-                <w:sz w:val="16"/>
-                <w:szCs w:val="16"/>
-                <w:rtl w:val="0"/>
-              </w:rPr>
-              <w:t xml:space="preserve">S 9</w:t>
-            </w:r>
-          </w:p>
-        </w:tc>
-        <w:tc>
-          <w:tcPr/>
-          <w:p>
-            <w:pPr>
-              <w:spacing w:line="360" w:lineRule="auto"/>
-              <w:jc w:val="center"/>
-              <w:rPr>
-                <w:b w:val="1"/>
-                <w:bCs w:val="1"/>
-                <w:sz w:val="16"/>
-                <w:szCs w:val="16"/>
-              </w:rPr>
-            </w:pPr>
-            <w:r>
-              <w:rPr>
-                <w:b w:val="1"/>
-                <w:bCs w:val="1"/>
-                <w:sz w:val="16"/>
-                <w:szCs w:val="16"/>
-                <w:rtl w:val="0"/>
-              </w:rPr>
-              <w:t xml:space="preserve">S 10</w:t>
-            </w:r>
-          </w:p>
-        </w:tc>
-        <w:tc>
-          <w:tcPr/>
-          <w:p>
-            <w:pPr>
-              <w:spacing w:line="360" w:lineRule="auto"/>
-              <w:jc w:val="center"/>
-              <w:rPr>
-                <w:b w:val="1"/>
-                <w:bCs w:val="1"/>
-                <w:sz w:val="16"/>
-                <w:szCs w:val="16"/>
-              </w:rPr>
-            </w:pPr>
-            <w:r>
-              <w:rPr>
-                <w:b w:val="1"/>
-                <w:bCs w:val="1"/>
-                <w:sz w:val="16"/>
-                <w:szCs w:val="16"/>
-                <w:rtl w:val="0"/>
-              </w:rPr>
-              <w:t xml:space="preserve">S 11</w:t>
-            </w:r>
-          </w:p>
-        </w:tc>
-        <w:tc>
-          <w:tcPr/>
-          <w:p>
-            <w:pPr>
-              <w:spacing w:line="360" w:lineRule="auto"/>
-              <w:jc w:val="center"/>
-              <w:rPr>
-                <w:b w:val="1"/>
-                <w:bCs w:val="1"/>
-                <w:sz w:val="16"/>
-                <w:szCs w:val="16"/>
-              </w:rPr>
-            </w:pPr>
-            <w:r>
-              <w:rPr>
-                <w:b w:val="1"/>
-                <w:bCs w:val="1"/>
-                <w:sz w:val="16"/>
-                <w:szCs w:val="16"/>
-                <w:rtl w:val="0"/>
-              </w:rPr>
-              <w:t xml:space="preserve">S 12</w:t>
-            </w:r>
-          </w:p>
-        </w:tc>
-        <w:tc>
-          <w:tcPr/>
-          <w:p>
-            <w:pPr>
-              <w:spacing w:line="360" w:lineRule="auto"/>
-              <w:jc w:val="center"/>
-              <w:rPr>
-                <w:b w:val="1"/>
-                <w:bCs w:val="1"/>
-                <w:sz w:val="16"/>
-                <w:szCs w:val="16"/>
-              </w:rPr>
-            </w:pPr>
-            <w:r>
-              <w:rPr>
-                <w:b w:val="1"/>
-                <w:bCs w:val="1"/>
-                <w:sz w:val="16"/>
-                <w:szCs w:val="16"/>
-                <w:rtl w:val="0"/>
-              </w:rPr>
-              <w:t xml:space="preserve">S 13</w:t>
-            </w:r>
-          </w:p>
-        </w:tc>
-        <w:tc>
-          <w:tcPr/>
-          <w:p>
-            <w:pPr>
-              <w:spacing w:line="360" w:lineRule="auto"/>
-              <w:jc w:val="center"/>
-              <w:rPr>
-                <w:b w:val="1"/>
-                <w:bCs w:val="1"/>
-                <w:sz w:val="16"/>
-                <w:szCs w:val="16"/>
-              </w:rPr>
-            </w:pPr>
-            <w:r>
-              <w:rPr>
-                <w:b w:val="1"/>
-                <w:bCs w:val="1"/>
-                <w:sz w:val="16"/>
-                <w:szCs w:val="16"/>
-                <w:rtl w:val="0"/>
-              </w:rPr>
-              <w:t xml:space="preserve">S 14</w:t>
-            </w:r>
-          </w:p>
-        </w:tc>
-        <w:tc>
-          <w:tcPr/>
-          <w:p>
-            <w:pPr>
-              <w:spacing w:line="360" w:lineRule="auto"/>
-              <w:jc w:val="center"/>
-              <w:rPr>
-                <w:b w:val="1"/>
-                <w:bCs w:val="1"/>
-                <w:sz w:val="16"/>
-                <w:szCs w:val="16"/>
-              </w:rPr>
-            </w:pPr>
-            <w:r>
-              <w:rPr>
-                <w:b w:val="1"/>
-                <w:bCs w:val="1"/>
-                <w:sz w:val="16"/>
-                <w:szCs w:val="16"/>
-                <w:rtl w:val="0"/>
-              </w:rPr>
-              <w:t xml:space="preserve">S 15</w:t>
-            </w:r>
-          </w:p>
-        </w:tc>
-        <w:tc>
-          <w:tcPr>
-            <w:gridSpan w:val="2"/>
-          </w:tcPr>
-          <w:p>
-            <w:pPr>
-              <w:spacing w:line="360" w:lineRule="auto"/>
-              <w:jc w:val="center"/>
-              <w:rPr>
-                <w:b w:val="1"/>
-                <w:bCs w:val="1"/>
-                <w:sz w:val="16"/>
-                <w:szCs w:val="16"/>
-              </w:rPr>
-            </w:pPr>
-            <w:r>
-              <w:rPr>
-                <w:b w:val="1"/>
-                <w:bCs w:val="1"/>
-                <w:sz w:val="16"/>
-                <w:szCs w:val="16"/>
-                <w:rtl w:val="0"/>
-              </w:rPr>
-              <w:t xml:space="preserve">S 16</w:t>
-            </w:r>
-          </w:p>
-        </w:tc>
-        <w:tc>
-          <w:tcPr/>
-          <w:p>
-            <w:pPr>
-              <w:spacing w:line="360" w:lineRule="auto"/>
-              <w:jc w:val="center"/>
-              <w:rPr>
-                <w:b w:val="1"/>
-                <w:bCs w:val="1"/>
-                <w:sz w:val="16"/>
-                <w:szCs w:val="16"/>
-              </w:rPr>
-            </w:pPr>
-            <w:r>
-              <w:rPr>
-                <w:b w:val="1"/>
-                <w:bCs w:val="1"/>
-                <w:sz w:val="16"/>
-                <w:szCs w:val="16"/>
-                <w:rtl w:val="0"/>
-              </w:rPr>
-              <w:t xml:space="preserve">S 17</w:t>
-            </w:r>
-          </w:p>
-        </w:tc>
-        <w:tc>
-          <w:tcPr/>
-          <w:p>
-            <w:pPr>
-              <w:spacing w:line="360" w:lineRule="auto"/>
-              <w:jc w:val="center"/>
-              <w:rPr>
-                <w:b w:val="1"/>
-                <w:bCs w:val="1"/>
-                <w:sz w:val="16"/>
-                <w:szCs w:val="16"/>
-              </w:rPr>
-            </w:pPr>
-            <w:r>
-              <w:rPr>
-                <w:b w:val="1"/>
-                <w:bCs w:val="1"/>
-                <w:sz w:val="16"/>
-                <w:szCs w:val="16"/>
-                <w:rtl w:val="0"/>
-              </w:rPr>
-              <w:t xml:space="preserve">S 18</w:t>
-            </w:r>
-          </w:p>
-        </w:tc>
-      </w:tr>
-      <w:tr>
-        <w:trPr>
-          <w:cantSplit w:val="0"/>
-          <w:trHeight w:val="294" w:hRule="atLeast"/>
-          <w:tblHeader w:val="0"/>
-        </w:trPr>
-        <w:tc>
-          <w:tcPr/>
-          <w:p>
-            <w:pPr>
-              <w:spacing w:line="360" w:lineRule="auto"/>
-              <w:jc w:val="both"/>
-              <w:rPr>
-                <w:b w:val="1"/>
-                <w:bCs w:val="1"/>
-                <w:sz w:val="16"/>
-                <w:szCs w:val="16"/>
-              </w:rPr>
-            </w:pPr>
-            <w:r>
-              <w:rPr>
-                <w:rFonts w:ascii="Calibri" w:cs="Calibri" w:eastAsia="Calibri" w:hAnsi="Calibri"/>
-                <w:i w:val="1"/>
-                <w:iCs w:val="1"/>
-                <w:color w:val="548dd4"/>
-                <w:sz w:val="16"/>
-                <w:szCs w:val="16"/>
-                <w:rtl w:val="0"/>
-              </w:rPr>
-              <w:t xml:space="preserve">Describe actividades del punto anterior</w:t>
-            </w:r>
-            <w:r>
-              <w:rPr>
-                <w:rtl w:val="0"/>
-              </w:rPr>
-            </w:r>
-          </w:p>
-        </w:tc>
-        <w:tc>
-          <w:tcPr/>
-          <w:p>
-            <w:pPr>
-              <w:spacing w:line="360" w:lineRule="auto"/>
-              <w:jc w:val="both"/>
-              <w:rPr>
-                <w:b w:val="1"/>
-                <w:bCs w:val="1"/>
-                <w:sz w:val="16"/>
-                <w:szCs w:val="16"/>
-              </w:rPr>
-            </w:pPr>
-            <w:r>
-              <w:rPr>
-                <w:rtl w:val="0"/>
-              </w:rPr>
-            </w:r>
-          </w:p>
-        </w:tc>
-        <w:tc>
-          <w:tcPr/>
-          <w:p>
-            <w:pPr>
-              <w:spacing w:line="360" w:lineRule="auto"/>
-              <w:jc w:val="both"/>
-              <w:rPr>
-                <w:b w:val="1"/>
-                <w:bCs w:val="1"/>
-                <w:sz w:val="16"/>
-                <w:szCs w:val="16"/>
-              </w:rPr>
-            </w:pPr>
-            <w:r>
-              <w:rPr>
-                <w:rtl w:val="0"/>
-              </w:rPr>
-            </w:r>
-          </w:p>
-        </w:tc>
-        <w:tc>
-          <w:tcPr/>
-          <w:p>
-            <w:pPr>
-              <w:spacing w:line="360" w:lineRule="auto"/>
-              <w:jc w:val="both"/>
-              <w:rPr>
-                <w:b w:val="1"/>
-                <w:bCs w:val="1"/>
-                <w:sz w:val="16"/>
-                <w:szCs w:val="16"/>
-              </w:rPr>
-            </w:pPr>
-            <w:r>
-              <w:rPr>
-                <w:rtl w:val="0"/>
-              </w:rPr>
-            </w:r>
-          </w:p>
-        </w:tc>
-        <w:tc>
-          <w:tcPr/>
-          <w:p>
-            <w:pPr>
-              <w:spacing w:line="360" w:lineRule="auto"/>
-              <w:jc w:val="both"/>
-              <w:rPr>
-                <w:b w:val="1"/>
-                <w:bCs w:val="1"/>
-                <w:sz w:val="16"/>
-                <w:szCs w:val="16"/>
-              </w:rPr>
-            </w:pPr>
-            <w:r>
-              <w:rPr>
-                <w:rtl w:val="0"/>
-              </w:rPr>
-            </w:r>
-          </w:p>
-        </w:tc>
-        <w:tc>
-          <w:tcPr/>
-          <w:p>
-            <w:pPr>
-              <w:spacing w:line="360" w:lineRule="auto"/>
-              <w:jc w:val="both"/>
-              <w:rPr>
-                <w:b w:val="1"/>
-                <w:bCs w:val="1"/>
-                <w:sz w:val="16"/>
-                <w:szCs w:val="16"/>
-              </w:rPr>
-            </w:pPr>
-            <w:r>
-              <w:rPr>
-                <w:rtl w:val="0"/>
-              </w:rPr>
-            </w:r>
-          </w:p>
-        </w:tc>
-        <w:tc>
-          <w:tcPr/>
-          <w:p>
-            <w:pPr>
-              <w:spacing w:line="360" w:lineRule="auto"/>
-              <w:jc w:val="both"/>
-              <w:rPr>
-                <w:b w:val="1"/>
-                <w:bCs w:val="1"/>
-                <w:sz w:val="16"/>
-                <w:szCs w:val="16"/>
-              </w:rPr>
-            </w:pPr>
-            <w:r>
-              <w:rPr>
-                <w:rtl w:val="0"/>
-              </w:rPr>
-            </w:r>
-          </w:p>
-        </w:tc>
-        <w:tc>
-          <w:tcPr/>
-          <w:p>
-            <w:pPr>
-              <w:spacing w:line="360" w:lineRule="auto"/>
-              <w:jc w:val="both"/>
-              <w:rPr>
-                <w:b w:val="1"/>
-                <w:bCs w:val="1"/>
-                <w:sz w:val="16"/>
-                <w:szCs w:val="16"/>
-              </w:rPr>
-            </w:pPr>
-            <w:r>
-              <w:rPr>
-                <w:rtl w:val="0"/>
-              </w:rPr>
-            </w:r>
-          </w:p>
-        </w:tc>
-        <w:tc>
-          <w:tcPr/>
-          <w:p>
-            <w:pPr>
-              <w:spacing w:line="360" w:lineRule="auto"/>
-              <w:jc w:val="both"/>
-              <w:rPr>
-                <w:b w:val="1"/>
-                <w:bCs w:val="1"/>
-                <w:sz w:val="16"/>
-                <w:szCs w:val="16"/>
-              </w:rPr>
-            </w:pPr>
-            <w:r>
-              <w:rPr>
-                <w:rtl w:val="0"/>
-              </w:rPr>
-            </w:r>
-          </w:p>
-        </w:tc>
-        <w:tc>
-          <w:tcPr/>
-          <w:p>
-            <w:pPr>
-              <w:spacing w:line="360" w:lineRule="auto"/>
-              <w:jc w:val="both"/>
-              <w:rPr>
-                <w:b w:val="1"/>
-                <w:bCs w:val="1"/>
-                <w:sz w:val="16"/>
-                <w:szCs w:val="16"/>
-              </w:rPr>
-            </w:pPr>
-            <w:r>
-              <w:rPr>
-                <w:rtl w:val="0"/>
-              </w:rPr>
-            </w:r>
-          </w:p>
-        </w:tc>
-        <w:tc>
-          <w:tcPr/>
-          <w:p>
-            <w:pPr>
-              <w:spacing w:line="360" w:lineRule="auto"/>
-              <w:jc w:val="both"/>
-              <w:rPr>
-                <w:b w:val="1"/>
-                <w:bCs w:val="1"/>
-                <w:sz w:val="16"/>
-                <w:szCs w:val="16"/>
-              </w:rPr>
-            </w:pPr>
-            <w:r>
-              <w:rPr>
-                <w:rtl w:val="0"/>
-              </w:rPr>
-            </w:r>
-          </w:p>
-        </w:tc>
-        <w:tc>
-          <w:tcPr/>
-          <w:p>
-            <w:pPr>
-              <w:spacing w:line="360" w:lineRule="auto"/>
-              <w:jc w:val="both"/>
-              <w:rPr>
-                <w:b w:val="1"/>
-                <w:bCs w:val="1"/>
-                <w:sz w:val="16"/>
-                <w:szCs w:val="16"/>
-              </w:rPr>
-            </w:pPr>
-            <w:r>
-              <w:rPr>
-                <w:rtl w:val="0"/>
-              </w:rPr>
-            </w:r>
-          </w:p>
-        </w:tc>
-        <w:tc>
-          <w:tcPr/>
-          <w:p>
-            <w:pPr>
-              <w:spacing w:line="360" w:lineRule="auto"/>
-              <w:jc w:val="both"/>
-              <w:rPr>
-                <w:b w:val="1"/>
-                <w:bCs w:val="1"/>
-                <w:sz w:val="16"/>
-                <w:szCs w:val="16"/>
-              </w:rPr>
-            </w:pPr>
-            <w:r>
-              <w:rPr>
-                <w:rtl w:val="0"/>
-              </w:rPr>
-            </w:r>
-          </w:p>
-        </w:tc>
-        <w:tc>
-          <w:tcPr/>
-          <w:p>
-            <w:pPr>
-              <w:spacing w:line="360" w:lineRule="auto"/>
-              <w:jc w:val="both"/>
-              <w:rPr>
-                <w:b w:val="1"/>
-                <w:bCs w:val="1"/>
-                <w:sz w:val="16"/>
-                <w:szCs w:val="16"/>
-              </w:rPr>
-            </w:pPr>
-            <w:r>
-              <w:rPr>
-                <w:rtl w:val="0"/>
-              </w:rPr>
-            </w:r>
-          </w:p>
-        </w:tc>
-        <w:tc>
-          <w:tcPr/>
-          <w:p>
-            <w:pPr>
-              <w:spacing w:line="360" w:lineRule="auto"/>
-              <w:jc w:val="both"/>
-              <w:rPr>
-                <w:b w:val="1"/>
-                <w:bCs w:val="1"/>
-                <w:sz w:val="16"/>
-                <w:szCs w:val="16"/>
-              </w:rPr>
-            </w:pPr>
-            <w:r>
-              <w:rPr>
-                <w:rtl w:val="0"/>
-              </w:rPr>
-            </w:r>
-          </w:p>
-        </w:tc>
-        <w:tc>
-          <w:tcPr/>
-          <w:p>
-            <w:pPr>
-              <w:spacing w:line="360" w:lineRule="auto"/>
-              <w:jc w:val="both"/>
-              <w:rPr>
-                <w:b w:val="1"/>
-                <w:bCs w:val="1"/>
-                <w:sz w:val="16"/>
-                <w:szCs w:val="16"/>
-              </w:rPr>
-            </w:pPr>
-            <w:r>
-              <w:rPr>
-                <w:rtl w:val="0"/>
-              </w:rPr>
-            </w:r>
-          </w:p>
-        </w:tc>
-        <w:tc>
-          <w:tcPr>
-            <w:gridSpan w:val="2"/>
-          </w:tcPr>
-          <w:p>
-            <w:pPr>
-              <w:spacing w:line="360" w:lineRule="auto"/>
-              <w:jc w:val="both"/>
-              <w:rPr>
-                <w:b w:val="1"/>
-                <w:bCs w:val="1"/>
-                <w:sz w:val="16"/>
-                <w:szCs w:val="16"/>
-              </w:rPr>
-            </w:pPr>
-            <w:r>
-              <w:rPr>
-                <w:rtl w:val="0"/>
-              </w:rPr>
-            </w:r>
-          </w:p>
-        </w:tc>
-        <w:tc>
-          <w:tcPr/>
-          <w:p>
-            <w:pPr>
-              <w:spacing w:line="360" w:lineRule="auto"/>
-              <w:jc w:val="both"/>
-              <w:rPr>
-                <w:b w:val="1"/>
-                <w:bCs w:val="1"/>
-                <w:sz w:val="16"/>
-                <w:szCs w:val="16"/>
-              </w:rPr>
-            </w:pPr>
-            <w:r>
-              <w:rPr>
-                <w:rtl w:val="0"/>
-              </w:rPr>
-            </w:r>
-          </w:p>
-        </w:tc>
-        <w:tc>
-          <w:tcPr/>
-          <w:p>
-            <w:pPr>
-              <w:spacing w:line="360" w:lineRule="auto"/>
-              <w:jc w:val="both"/>
-              <w:rPr>
-                <w:b w:val="1"/>
-                <w:bCs w:val="1"/>
-                <w:sz w:val="16"/>
-                <w:szCs w:val="16"/>
-              </w:rPr>
-            </w:pPr>
-            <w:r>
-              <w:rPr>
-                <w:rtl w:val="0"/>
-              </w:rPr>
-            </w:r>
-          </w:p>
-        </w:tc>
-      </w:tr>
-      <w:tr>
-        <w:trPr>
-          <w:cantSplit w:val="0"/>
-          <w:trHeight w:val="303" w:hRule="atLeast"/>
-          <w:tblHeader w:val="0"/>
-        </w:trPr>
-        <w:tc>
-          <w:tcPr/>
-          <w:p>
-            <w:pPr>
-              <w:spacing w:line="360" w:lineRule="auto"/>
-              <w:jc w:val="both"/>
-              <w:rPr>
-                <w:b w:val="1"/>
-                <w:bCs w:val="1"/>
-                <w:sz w:val="16"/>
-                <w:szCs w:val="16"/>
-              </w:rPr>
-            </w:pPr>
-            <w:r>
-              <w:rPr>
-                <w:rtl w:val="0"/>
-              </w:rPr>
-            </w:r>
-          </w:p>
-        </w:tc>
-        <w:tc>
-          <w:tcPr/>
-          <w:p>
-            <w:pPr>
-              <w:spacing w:line="360" w:lineRule="auto"/>
-              <w:jc w:val="both"/>
-              <w:rPr>
-                <w:b w:val="1"/>
-                <w:bCs w:val="1"/>
-                <w:sz w:val="16"/>
-                <w:szCs w:val="16"/>
-              </w:rPr>
-            </w:pPr>
-            <w:r>
-              <w:rPr>
-                <w:rtl w:val="0"/>
-              </w:rPr>
-            </w:r>
-          </w:p>
-        </w:tc>
-        <w:tc>
-          <w:tcPr/>
-          <w:p>
-            <w:pPr>
-              <w:spacing w:line="360" w:lineRule="auto"/>
-              <w:jc w:val="both"/>
-              <w:rPr>
-                <w:b w:val="1"/>
-                <w:bCs w:val="1"/>
-                <w:sz w:val="16"/>
-                <w:szCs w:val="16"/>
-              </w:rPr>
-            </w:pPr>
-            <w:r>
-              <w:rPr>
-                <w:rtl w:val="0"/>
-              </w:rPr>
-            </w:r>
-          </w:p>
-        </w:tc>
-        <w:tc>
-          <w:tcPr/>
-          <w:p>
-            <w:pPr>
-              <w:spacing w:line="360" w:lineRule="auto"/>
-              <w:jc w:val="both"/>
-              <w:rPr>
-                <w:b w:val="1"/>
-                <w:bCs w:val="1"/>
-                <w:sz w:val="16"/>
-                <w:szCs w:val="16"/>
-              </w:rPr>
-            </w:pPr>
-            <w:r>
-              <w:rPr>
-                <w:rtl w:val="0"/>
-              </w:rPr>
-            </w:r>
-          </w:p>
-        </w:tc>
-        <w:tc>
-          <w:tcPr/>
-          <w:p>
-            <w:pPr>
-              <w:spacing w:line="360" w:lineRule="auto"/>
-              <w:jc w:val="both"/>
-              <w:rPr>
-                <w:b w:val="1"/>
-                <w:bCs w:val="1"/>
-                <w:sz w:val="16"/>
-                <w:szCs w:val="16"/>
-              </w:rPr>
-            </w:pPr>
-            <w:r>
-              <w:rPr>
-                <w:rtl w:val="0"/>
-              </w:rPr>
-            </w:r>
-          </w:p>
-        </w:tc>
-        <w:tc>
-          <w:tcPr/>
-          <w:p>
-            <w:pPr>
-              <w:spacing w:line="360" w:lineRule="auto"/>
-              <w:jc w:val="both"/>
-              <w:rPr>
-                <w:b w:val="1"/>
-                <w:bCs w:val="1"/>
-                <w:sz w:val="16"/>
-                <w:szCs w:val="16"/>
-              </w:rPr>
-            </w:pPr>
-            <w:r>
-              <w:rPr>
-                <w:rtl w:val="0"/>
-              </w:rPr>
-            </w:r>
-          </w:p>
-        </w:tc>
-        <w:tc>
-          <w:tcPr/>
-          <w:p>
-            <w:pPr>
-              <w:spacing w:line="360" w:lineRule="auto"/>
-              <w:jc w:val="both"/>
-              <w:rPr>
-                <w:b w:val="1"/>
-                <w:bCs w:val="1"/>
-                <w:sz w:val="16"/>
-                <w:szCs w:val="16"/>
-              </w:rPr>
-            </w:pPr>
-            <w:r>
-              <w:rPr>
-                <w:rtl w:val="0"/>
-              </w:rPr>
-            </w:r>
-          </w:p>
-        </w:tc>
-        <w:tc>
-          <w:tcPr/>
-          <w:p>
-            <w:pPr>
-              <w:spacing w:line="360" w:lineRule="auto"/>
-              <w:jc w:val="both"/>
-              <w:rPr>
-                <w:b w:val="1"/>
-                <w:bCs w:val="1"/>
-                <w:sz w:val="16"/>
-                <w:szCs w:val="16"/>
-              </w:rPr>
-            </w:pPr>
-            <w:r>
-              <w:rPr>
-                <w:rtl w:val="0"/>
-              </w:rPr>
-            </w:r>
-          </w:p>
-        </w:tc>
-        <w:tc>
-          <w:tcPr/>
-          <w:p>
-            <w:pPr>
-              <w:spacing w:line="360" w:lineRule="auto"/>
-              <w:jc w:val="both"/>
-              <w:rPr>
-                <w:b w:val="1"/>
-                <w:bCs w:val="1"/>
-                <w:sz w:val="16"/>
-                <w:szCs w:val="16"/>
-              </w:rPr>
-            </w:pPr>
-            <w:r>
-              <w:rPr>
-                <w:rtl w:val="0"/>
-              </w:rPr>
-            </w:r>
-          </w:p>
-        </w:tc>
-        <w:tc>
-          <w:tcPr/>
-          <w:p>
-            <w:pPr>
-              <w:spacing w:line="360" w:lineRule="auto"/>
-              <w:jc w:val="both"/>
-              <w:rPr>
-                <w:b w:val="1"/>
-                <w:bCs w:val="1"/>
-                <w:sz w:val="16"/>
-                <w:szCs w:val="16"/>
-              </w:rPr>
-            </w:pPr>
-            <w:r>
-              <w:rPr>
-                <w:rtl w:val="0"/>
-              </w:rPr>
-            </w:r>
-          </w:p>
-        </w:tc>
-        <w:tc>
-          <w:tcPr/>
-          <w:p>
-            <w:pPr>
-              <w:spacing w:line="360" w:lineRule="auto"/>
-              <w:jc w:val="both"/>
-              <w:rPr>
-                <w:b w:val="1"/>
-                <w:bCs w:val="1"/>
-                <w:sz w:val="16"/>
-                <w:szCs w:val="16"/>
-              </w:rPr>
-            </w:pPr>
-            <w:r>
-              <w:rPr>
-                <w:rtl w:val="0"/>
-              </w:rPr>
-            </w:r>
-          </w:p>
-        </w:tc>
-        <w:tc>
-          <w:tcPr/>
-          <w:p>
-            <w:pPr>
-              <w:spacing w:line="360" w:lineRule="auto"/>
-              <w:jc w:val="both"/>
-              <w:rPr>
-                <w:b w:val="1"/>
-                <w:bCs w:val="1"/>
-                <w:sz w:val="16"/>
-                <w:szCs w:val="16"/>
-              </w:rPr>
-            </w:pPr>
-            <w:r>
-              <w:rPr>
-                <w:rtl w:val="0"/>
-              </w:rPr>
-            </w:r>
-          </w:p>
-        </w:tc>
-        <w:tc>
-          <w:tcPr/>
-          <w:p>
-            <w:pPr>
-              <w:spacing w:line="360" w:lineRule="auto"/>
-              <w:jc w:val="both"/>
-              <w:rPr>
-                <w:b w:val="1"/>
-                <w:bCs w:val="1"/>
-                <w:sz w:val="16"/>
-                <w:szCs w:val="16"/>
-              </w:rPr>
-            </w:pPr>
-            <w:r>
-              <w:rPr>
-                <w:rtl w:val="0"/>
-              </w:rPr>
-            </w:r>
-          </w:p>
-        </w:tc>
-        <w:tc>
-          <w:tcPr/>
-          <w:p>
-            <w:pPr>
-              <w:spacing w:line="360" w:lineRule="auto"/>
-              <w:jc w:val="both"/>
-              <w:rPr>
-                <w:b w:val="1"/>
-                <w:bCs w:val="1"/>
-                <w:sz w:val="16"/>
-                <w:szCs w:val="16"/>
-              </w:rPr>
-            </w:pPr>
-            <w:r>
-              <w:rPr>
-                <w:rtl w:val="0"/>
-              </w:rPr>
-            </w:r>
-          </w:p>
-        </w:tc>
-        <w:tc>
-          <w:tcPr/>
-          <w:p>
-            <w:pPr>
-              <w:spacing w:line="360" w:lineRule="auto"/>
-              <w:jc w:val="both"/>
-              <w:rPr>
-                <w:b w:val="1"/>
-                <w:bCs w:val="1"/>
-                <w:sz w:val="16"/>
-                <w:szCs w:val="16"/>
-              </w:rPr>
-            </w:pPr>
-            <w:r>
-              <w:rPr>
-                <w:rtl w:val="0"/>
-              </w:rPr>
-            </w:r>
-          </w:p>
-        </w:tc>
-        <w:tc>
-          <w:tcPr/>
-          <w:p>
-            <w:pPr>
-              <w:spacing w:line="360" w:lineRule="auto"/>
-              <w:jc w:val="both"/>
-              <w:rPr>
-                <w:b w:val="1"/>
-                <w:bCs w:val="1"/>
-                <w:sz w:val="16"/>
-                <w:szCs w:val="16"/>
-              </w:rPr>
-            </w:pPr>
-            <w:r>
-              <w:rPr>
-                <w:rtl w:val="0"/>
-              </w:rPr>
-            </w:r>
-          </w:p>
-        </w:tc>
-        <w:tc>
-          <w:tcPr>
-            <w:gridSpan w:val="2"/>
-          </w:tcPr>
-          <w:p>
-            <w:pPr>
-              <w:spacing w:line="360" w:lineRule="auto"/>
-              <w:jc w:val="both"/>
-              <w:rPr>
-                <w:b w:val="1"/>
-                <w:bCs w:val="1"/>
-                <w:sz w:val="16"/>
-                <w:szCs w:val="16"/>
-              </w:rPr>
-            </w:pPr>
-            <w:r>
-              <w:rPr>
-                <w:rtl w:val="0"/>
-              </w:rPr>
-            </w:r>
-          </w:p>
-        </w:tc>
-        <w:tc>
-          <w:tcPr/>
-          <w:p>
-            <w:pPr>
-              <w:spacing w:line="360" w:lineRule="auto"/>
-              <w:jc w:val="both"/>
-              <w:rPr>
-                <w:b w:val="1"/>
-                <w:bCs w:val="1"/>
-                <w:sz w:val="16"/>
-                <w:szCs w:val="16"/>
-              </w:rPr>
-            </w:pPr>
-            <w:r>
-              <w:rPr>
-                <w:rtl w:val="0"/>
-              </w:rPr>
-            </w:r>
-          </w:p>
-        </w:tc>
-        <w:tc>
-          <w:tcPr/>
-          <w:p>
-            <w:pPr>
-              <w:spacing w:line="360" w:lineRule="auto"/>
-              <w:jc w:val="both"/>
-              <w:rPr>
-                <w:b w:val="1"/>
-                <w:bCs w:val="1"/>
-                <w:sz w:val="16"/>
-                <w:szCs w:val="16"/>
-              </w:rPr>
-            </w:pPr>
-            <w:r>
-              <w:rPr>
-                <w:rtl w:val="0"/>
-              </w:rPr>
-            </w:r>
-          </w:p>
-        </w:tc>
-      </w:tr>
-      <w:tr>
-        <w:trPr>
-          <w:cantSplit w:val="0"/>
-          <w:trHeight w:val="294" w:hRule="atLeast"/>
-          <w:tblHeader w:val="0"/>
-        </w:trPr>
-        <w:tc>
-          <w:tcPr/>
-          <w:p>
-            <w:pPr>
-              <w:spacing w:line="360" w:lineRule="auto"/>
-              <w:jc w:val="both"/>
-              <w:rPr>
-                <w:b w:val="1"/>
-                <w:bCs w:val="1"/>
-                <w:sz w:val="16"/>
-                <w:szCs w:val="16"/>
-              </w:rPr>
-            </w:pPr>
-            <w:r>
-              <w:rPr>
-                <w:rtl w:val="0"/>
-              </w:rPr>
-            </w:r>
-          </w:p>
-        </w:tc>
-        <w:tc>
-          <w:tcPr/>
-          <w:p>
-            <w:pPr>
-              <w:spacing w:line="360" w:lineRule="auto"/>
-              <w:jc w:val="both"/>
-              <w:rPr>
-                <w:b w:val="1"/>
-                <w:bCs w:val="1"/>
-                <w:sz w:val="16"/>
-                <w:szCs w:val="16"/>
-              </w:rPr>
-            </w:pPr>
-            <w:r>
-              <w:rPr>
-                <w:rtl w:val="0"/>
-              </w:rPr>
-            </w:r>
-          </w:p>
-        </w:tc>
-        <w:tc>
-          <w:tcPr/>
-          <w:p>
-            <w:pPr>
-              <w:spacing w:line="360" w:lineRule="auto"/>
-              <w:jc w:val="both"/>
-              <w:rPr>
-                <w:b w:val="1"/>
-                <w:bCs w:val="1"/>
-                <w:sz w:val="16"/>
-                <w:szCs w:val="16"/>
-              </w:rPr>
-            </w:pPr>
-            <w:r>
-              <w:rPr>
-                <w:rtl w:val="0"/>
-              </w:rPr>
-            </w:r>
-          </w:p>
-        </w:tc>
-        <w:tc>
-          <w:tcPr/>
-          <w:p>
-            <w:pPr>
-              <w:spacing w:line="360" w:lineRule="auto"/>
-              <w:jc w:val="both"/>
-              <w:rPr>
-                <w:b w:val="1"/>
-                <w:bCs w:val="1"/>
-                <w:sz w:val="16"/>
-                <w:szCs w:val="16"/>
-              </w:rPr>
-            </w:pPr>
-            <w:r>
-              <w:rPr>
-                <w:rtl w:val="0"/>
-              </w:rPr>
-            </w:r>
-          </w:p>
-        </w:tc>
-        <w:tc>
-          <w:tcPr/>
-          <w:p>
-            <w:pPr>
-              <w:spacing w:line="360" w:lineRule="auto"/>
-              <w:jc w:val="both"/>
-              <w:rPr>
-                <w:b w:val="1"/>
-                <w:bCs w:val="1"/>
-                <w:sz w:val="16"/>
-                <w:szCs w:val="16"/>
-              </w:rPr>
-            </w:pPr>
-            <w:r>
-              <w:rPr>
-                <w:rtl w:val="0"/>
-              </w:rPr>
-            </w:r>
-          </w:p>
-        </w:tc>
-        <w:tc>
-          <w:tcPr/>
-          <w:p>
-            <w:pPr>
-              <w:spacing w:line="360" w:lineRule="auto"/>
-              <w:jc w:val="both"/>
-              <w:rPr>
-                <w:b w:val="1"/>
-                <w:bCs w:val="1"/>
-                <w:sz w:val="16"/>
-                <w:szCs w:val="16"/>
-              </w:rPr>
-            </w:pPr>
-            <w:r>
-              <w:rPr>
-                <w:rtl w:val="0"/>
-              </w:rPr>
-            </w:r>
-          </w:p>
-        </w:tc>
-        <w:tc>
-          <w:tcPr/>
-          <w:p>
-            <w:pPr>
-              <w:spacing w:line="360" w:lineRule="auto"/>
-              <w:jc w:val="both"/>
-              <w:rPr>
-                <w:b w:val="1"/>
-                <w:bCs w:val="1"/>
-                <w:sz w:val="16"/>
-                <w:szCs w:val="16"/>
-              </w:rPr>
-            </w:pPr>
-            <w:r>
-              <w:rPr>
-                <w:rtl w:val="0"/>
-              </w:rPr>
-            </w:r>
-          </w:p>
-        </w:tc>
-        <w:tc>
-          <w:tcPr/>
-          <w:p>
-            <w:pPr>
-              <w:spacing w:line="360" w:lineRule="auto"/>
-              <w:jc w:val="both"/>
-              <w:rPr>
-                <w:b w:val="1"/>
-                <w:bCs w:val="1"/>
-                <w:sz w:val="16"/>
-                <w:szCs w:val="16"/>
-              </w:rPr>
-            </w:pPr>
-            <w:r>
-              <w:rPr>
-                <w:rtl w:val="0"/>
-              </w:rPr>
-            </w:r>
-          </w:p>
-        </w:tc>
-        <w:tc>
-          <w:tcPr/>
-          <w:p>
-            <w:pPr>
-              <w:spacing w:line="360" w:lineRule="auto"/>
-              <w:jc w:val="both"/>
-              <w:rPr>
-                <w:b w:val="1"/>
-                <w:bCs w:val="1"/>
-                <w:sz w:val="16"/>
-                <w:szCs w:val="16"/>
-              </w:rPr>
-            </w:pPr>
-            <w:r>
-              <w:rPr>
-                <w:rtl w:val="0"/>
-              </w:rPr>
-            </w:r>
-          </w:p>
-        </w:tc>
-        <w:tc>
-          <w:tcPr/>
-          <w:p>
-            <w:pPr>
-              <w:spacing w:line="360" w:lineRule="auto"/>
-              <w:jc w:val="both"/>
-              <w:rPr>
-                <w:b w:val="1"/>
-                <w:bCs w:val="1"/>
-                <w:sz w:val="16"/>
-                <w:szCs w:val="16"/>
-              </w:rPr>
-            </w:pPr>
-            <w:r>
-              <w:rPr>
-                <w:rtl w:val="0"/>
-              </w:rPr>
-            </w:r>
-          </w:p>
-        </w:tc>
-        <w:tc>
-          <w:tcPr/>
-          <w:p>
-            <w:pPr>
-              <w:spacing w:line="360" w:lineRule="auto"/>
-              <w:jc w:val="both"/>
-              <w:rPr>
-                <w:b w:val="1"/>
-                <w:bCs w:val="1"/>
-                <w:sz w:val="16"/>
-                <w:szCs w:val="16"/>
-              </w:rPr>
-            </w:pPr>
-            <w:r>
-              <w:rPr>
-                <w:rtl w:val="0"/>
-              </w:rPr>
-            </w:r>
-          </w:p>
-        </w:tc>
-        <w:tc>
-          <w:tcPr/>
-          <w:p>
-            <w:pPr>
-              <w:spacing w:line="360" w:lineRule="auto"/>
-              <w:jc w:val="both"/>
-              <w:rPr>
-                <w:b w:val="1"/>
-                <w:bCs w:val="1"/>
-                <w:sz w:val="16"/>
-                <w:szCs w:val="16"/>
-              </w:rPr>
-            </w:pPr>
-            <w:r>
-              <w:rPr>
-                <w:rtl w:val="0"/>
-              </w:rPr>
-            </w:r>
-          </w:p>
-        </w:tc>
-        <w:tc>
-          <w:tcPr/>
-          <w:p>
-            <w:pPr>
-              <w:spacing w:line="360" w:lineRule="auto"/>
-              <w:jc w:val="both"/>
-              <w:rPr>
-                <w:b w:val="1"/>
-                <w:bCs w:val="1"/>
-                <w:sz w:val="16"/>
-                <w:szCs w:val="16"/>
-              </w:rPr>
-            </w:pPr>
-            <w:r>
-              <w:rPr>
-                <w:rtl w:val="0"/>
-              </w:rPr>
-            </w:r>
-          </w:p>
-        </w:tc>
-        <w:tc>
-          <w:tcPr/>
-          <w:p>
-            <w:pPr>
-              <w:spacing w:line="360" w:lineRule="auto"/>
-              <w:jc w:val="both"/>
-              <w:rPr>
-                <w:b w:val="1"/>
-                <w:bCs w:val="1"/>
-                <w:sz w:val="16"/>
-                <w:szCs w:val="16"/>
-              </w:rPr>
-            </w:pPr>
-            <w:r>
-              <w:rPr>
-                <w:rtl w:val="0"/>
-              </w:rPr>
-            </w:r>
-          </w:p>
-        </w:tc>
-        <w:tc>
-          <w:tcPr/>
-          <w:p>
-            <w:pPr>
-              <w:spacing w:line="360" w:lineRule="auto"/>
-              <w:jc w:val="both"/>
-              <w:rPr>
-                <w:b w:val="1"/>
-                <w:bCs w:val="1"/>
-                <w:sz w:val="16"/>
-                <w:szCs w:val="16"/>
-              </w:rPr>
-            </w:pPr>
-            <w:r>
-              <w:rPr>
-                <w:rtl w:val="0"/>
-              </w:rPr>
-            </w:r>
-          </w:p>
-        </w:tc>
-        <w:tc>
-          <w:tcPr/>
-          <w:p>
-            <w:pPr>
-              <w:spacing w:line="360" w:lineRule="auto"/>
-              <w:jc w:val="both"/>
-              <w:rPr>
-                <w:b w:val="1"/>
-                <w:bCs w:val="1"/>
-                <w:sz w:val="16"/>
-                <w:szCs w:val="16"/>
-              </w:rPr>
-            </w:pPr>
-            <w:r>
-              <w:rPr>
-                <w:rtl w:val="0"/>
-              </w:rPr>
-            </w:r>
-          </w:p>
-        </w:tc>
-        <w:tc>
-          <w:tcPr>
-            <w:gridSpan w:val="2"/>
-          </w:tcPr>
-          <w:p>
-            <w:pPr>
-              <w:spacing w:line="360" w:lineRule="auto"/>
-              <w:jc w:val="both"/>
-              <w:rPr>
-                <w:b w:val="1"/>
-                <w:bCs w:val="1"/>
-                <w:sz w:val="16"/>
-                <w:szCs w:val="16"/>
-              </w:rPr>
-            </w:pPr>
-            <w:r>
-              <w:rPr>
-                <w:rtl w:val="0"/>
-              </w:rPr>
-            </w:r>
-          </w:p>
-        </w:tc>
-        <w:tc>
-          <w:tcPr/>
-          <w:p>
-            <w:pPr>
-              <w:spacing w:line="360" w:lineRule="auto"/>
-              <w:jc w:val="both"/>
-              <w:rPr>
-                <w:b w:val="1"/>
-                <w:bCs w:val="1"/>
-                <w:sz w:val="16"/>
-                <w:szCs w:val="16"/>
-              </w:rPr>
-            </w:pPr>
-            <w:r>
-              <w:rPr>
-                <w:rtl w:val="0"/>
-              </w:rPr>
-            </w:r>
-          </w:p>
-        </w:tc>
-        <w:tc>
-          <w:tcPr/>
-          <w:p>
-            <w:pPr>
-              <w:spacing w:line="360" w:lineRule="auto"/>
-              <w:jc w:val="both"/>
-              <w:rPr>
-                <w:b w:val="1"/>
-                <w:bCs w:val="1"/>
-                <w:sz w:val="16"/>
-                <w:szCs w:val="16"/>
-              </w:rPr>
-            </w:pPr>
-            <w:r>
-              <w:rPr>
-                <w:rtl w:val="0"/>
-              </w:rPr>
-            </w:r>
-          </w:p>
-        </w:tc>
-      </w:tr>
-    </w:tbl>
     <w:p>
       <w:pPr>
         <w:rPr/>
@@ -8819,7 +6426,6 @@
       <w:pPr>
         <w:keepNext w:val="0"/>
         <w:keepLines w:val="0"/>
-        <w:pageBreakBefore w:val="0"/>
         <w:widowControl w:val="1"/>
         <w:pBdr>
           <w:top w:space="0" w:sz="0" w:val="nil"/>
@@ -8904,7 +6510,6 @@
     <w:pPr>
       <w:keepNext w:val="0"/>
       <w:keepLines w:val="0"/>
-      <w:pageBreakBefore w:val="0"/>
       <w:widowControl w:val="0"/>
       <w:pBdr>
         <w:top w:space="0" w:sz="0" w:val="nil"/>
@@ -8941,7 +6546,7 @@
   </w:p>
   <w:tbl>
     <w:tblPr>
-      <w:tblStyle w:val="Table18"/>
+      <w:tblStyle w:val="Table16"/>
       <w:tblW w:w="9923.0" w:type="dxa"/>
       <w:jc w:val="left"/>
       <w:tblInd w:w="-709.0" w:type="dxa"/>
@@ -9058,7 +6663,7 @@
               <wp:inline distB="0" distT="0" distL="0" distR="0">
                 <wp:extent cx="1996440" cy="428625"/>
                 <wp:effectExtent b="0" l="0" r="0" t="0"/>
-                <wp:docPr descr="http://www.duoc.cl/normasgraficas/normasgraficas/marca-duoc/6logo-fondo-transparente/fondo-transparente.png" id="49" name="image1.png"/>
+                <wp:docPr descr="http://www.duoc.cl/normasgraficas/normasgraficas/marca-duoc/6logo-fondo-transparente/fondo-transparente.png" id="51" name="image1.png"/>
                 <a:graphic>
                   <a:graphicData uri="http://schemas.openxmlformats.org/drawingml/2006/picture">
                     <pic:pic>
@@ -9100,7 +6705,6 @@
     <w:pPr>
       <w:keepNext w:val="0"/>
       <w:keepLines w:val="0"/>
-      <w:pageBreakBefore w:val="0"/>
       <w:widowControl w:val="1"/>
       <w:pBdr>
         <w:top w:space="0" w:sz="0" w:val="nil"/>
@@ -9393,6 +6997,20 @@
       <w:szCs w:val="72"/>
     </w:rPr>
   </w:style>
+  <w:style w:type="table" w:styleId="TableNormal" w:default="1">
+    <w:name w:val="TableNormal"/>
+    <w:tblPr>
+      <w:tblCellMar>
+        <w:top w:w="100.0" w:type="dxa"/>
+        <w:left w:w="100.0" w:type="dxa"/>
+        <w:bottom w:w="100.0" w:type="dxa"/>
+        <w:right w:w="100.0" w:type="dxa"/>
+      </w:tblCellMar>
+    </w:tblPr>
+  </w:style>
+  <w:style w:type="paragraph" w:styleId="Normal" w:default="1">
+    <w:name w:val="normal"/>
+  </w:style>
   <w:style w:type="character" w:styleId="Fuentedeprrafopredeter" w:default="1">
     <w:name w:val="Default Paragraph Font"/>
     <w:uiPriority w:val="1"/>
@@ -9679,25 +7297,6 @@
       <w:bCs w:val="1"/>
       <w:sz w:val="20"/>
       <w:szCs w:val="20"/>
-    </w:rPr>
-  </w:style>
-  <w:style w:type="paragraph" w:styleId="Subtitle">
-    <w:name w:val="Subtitle"/>
-    <w:basedOn w:val="Normal"/>
-    <w:next w:val="Normal"/>
-    <w:pPr>
-      <w:keepNext w:val="1"/>
-      <w:keepLines w:val="1"/>
-      <w:pageBreakBefore w:val="0"/>
-      <w:spacing w:after="80" w:before="360" w:lineRule="auto"/>
-    </w:pPr>
-    <w:rPr>
-      <w:rFonts w:ascii="Georgia" w:cs="Georgia" w:eastAsia="Georgia" w:hAnsi="Georgia"/>
-      <w:i w:val="1"/>
-      <w:iCs w:val="1"/>
-      <w:color w:val="666666"/>
-      <w:sz w:val="48"/>
-      <w:szCs w:val="48"/>
     </w:rPr>
   </w:style>
   <w:style w:type="table" w:styleId="Table1">
@@ -9990,6 +7589,297 @@
     </w:tblPr>
   </w:style>
   <w:style w:type="table" w:styleId="Table18">
+    <w:basedOn w:val="TableNormal"/>
+    <w:rPr>
+      <w:sz w:val="22"/>
+      <w:szCs w:val="22"/>
+    </w:rPr>
+    <w:tblPr>
+      <w:tblStyleRowBandSize w:val="1"/>
+      <w:tblStyleColBandSize w:val="1"/>
+      <w:tblCellMar>
+        <w:top w:w="0.0" w:type="dxa"/>
+        <w:left w:w="108.0" w:type="dxa"/>
+        <w:bottom w:w="0.0" w:type="dxa"/>
+        <w:right w:w="108.0" w:type="dxa"/>
+      </w:tblCellMar>
+    </w:tblPr>
+  </w:style>
+  <w:style w:type="paragraph" w:styleId="Subtitle">
+    <w:name w:val="Subtitle"/>
+    <w:basedOn w:val="Normal"/>
+    <w:next w:val="Normal"/>
+    <w:pPr>
+      <w:keepNext w:val="1"/>
+      <w:keepLines w:val="1"/>
+      <w:pageBreakBefore w:val="0"/>
+      <w:spacing w:after="80" w:before="360" w:lineRule="auto"/>
+    </w:pPr>
+    <w:rPr>
+      <w:rFonts w:ascii="Georgia" w:cs="Georgia" w:eastAsia="Georgia" w:hAnsi="Georgia"/>
+      <w:i w:val="1"/>
+      <w:iCs w:val="1"/>
+      <w:color w:val="666666"/>
+      <w:sz w:val="48"/>
+      <w:szCs w:val="48"/>
+    </w:rPr>
+  </w:style>
+  <w:style w:type="table" w:styleId="Table1">
+    <w:basedOn w:val="TableNormal"/>
+    <w:rPr>
+      <w:sz w:val="22"/>
+      <w:szCs w:val="22"/>
+    </w:rPr>
+    <w:tblPr>
+      <w:tblStyleRowBandSize w:val="1"/>
+      <w:tblStyleColBandSize w:val="1"/>
+      <w:tblCellMar>
+        <w:top w:w="0.0" w:type="dxa"/>
+        <w:left w:w="108.0" w:type="dxa"/>
+        <w:bottom w:w="0.0" w:type="dxa"/>
+        <w:right w:w="108.0" w:type="dxa"/>
+      </w:tblCellMar>
+    </w:tblPr>
+  </w:style>
+  <w:style w:type="table" w:styleId="Table2">
+    <w:basedOn w:val="TableNormal"/>
+    <w:rPr>
+      <w:sz w:val="22"/>
+      <w:szCs w:val="22"/>
+    </w:rPr>
+    <w:tblPr>
+      <w:tblStyleRowBandSize w:val="1"/>
+      <w:tblStyleColBandSize w:val="1"/>
+      <w:tblCellMar>
+        <w:top w:w="0.0" w:type="dxa"/>
+        <w:left w:w="108.0" w:type="dxa"/>
+        <w:bottom w:w="0.0" w:type="dxa"/>
+        <w:right w:w="108.0" w:type="dxa"/>
+      </w:tblCellMar>
+    </w:tblPr>
+  </w:style>
+  <w:style w:type="table" w:styleId="Table3">
+    <w:basedOn w:val="TableNormal"/>
+    <w:rPr>
+      <w:sz w:val="22"/>
+      <w:szCs w:val="22"/>
+    </w:rPr>
+    <w:tblPr>
+      <w:tblStyleRowBandSize w:val="1"/>
+      <w:tblStyleColBandSize w:val="1"/>
+      <w:tblCellMar>
+        <w:top w:w="0.0" w:type="dxa"/>
+        <w:left w:w="108.0" w:type="dxa"/>
+        <w:bottom w:w="0.0" w:type="dxa"/>
+        <w:right w:w="108.0" w:type="dxa"/>
+      </w:tblCellMar>
+    </w:tblPr>
+  </w:style>
+  <w:style w:type="table" w:styleId="Table4">
+    <w:basedOn w:val="TableNormal"/>
+    <w:rPr>
+      <w:sz w:val="22"/>
+      <w:szCs w:val="22"/>
+    </w:rPr>
+    <w:tblPr>
+      <w:tblStyleRowBandSize w:val="1"/>
+      <w:tblStyleColBandSize w:val="1"/>
+      <w:tblCellMar>
+        <w:top w:w="0.0" w:type="dxa"/>
+        <w:left w:w="108.0" w:type="dxa"/>
+        <w:bottom w:w="0.0" w:type="dxa"/>
+        <w:right w:w="108.0" w:type="dxa"/>
+      </w:tblCellMar>
+    </w:tblPr>
+  </w:style>
+  <w:style w:type="table" w:styleId="Table5">
+    <w:basedOn w:val="TableNormal"/>
+    <w:rPr>
+      <w:sz w:val="22"/>
+      <w:szCs w:val="22"/>
+    </w:rPr>
+    <w:tblPr>
+      <w:tblStyleRowBandSize w:val="1"/>
+      <w:tblStyleColBandSize w:val="1"/>
+      <w:tblCellMar>
+        <w:top w:w="0.0" w:type="dxa"/>
+        <w:left w:w="108.0" w:type="dxa"/>
+        <w:bottom w:w="0.0" w:type="dxa"/>
+        <w:right w:w="108.0" w:type="dxa"/>
+      </w:tblCellMar>
+    </w:tblPr>
+  </w:style>
+  <w:style w:type="table" w:styleId="Table6">
+    <w:basedOn w:val="TableNormal"/>
+    <w:rPr>
+      <w:sz w:val="22"/>
+      <w:szCs w:val="22"/>
+    </w:rPr>
+    <w:tblPr>
+      <w:tblStyleRowBandSize w:val="1"/>
+      <w:tblStyleColBandSize w:val="1"/>
+      <w:tblCellMar>
+        <w:top w:w="0.0" w:type="dxa"/>
+        <w:left w:w="108.0" w:type="dxa"/>
+        <w:bottom w:w="0.0" w:type="dxa"/>
+        <w:right w:w="108.0" w:type="dxa"/>
+      </w:tblCellMar>
+    </w:tblPr>
+  </w:style>
+  <w:style w:type="table" w:styleId="Table7">
+    <w:basedOn w:val="TableNormal"/>
+    <w:rPr>
+      <w:sz w:val="22"/>
+      <w:szCs w:val="22"/>
+    </w:rPr>
+    <w:tblPr>
+      <w:tblStyleRowBandSize w:val="1"/>
+      <w:tblStyleColBandSize w:val="1"/>
+      <w:tblCellMar>
+        <w:top w:w="0.0" w:type="dxa"/>
+        <w:left w:w="108.0" w:type="dxa"/>
+        <w:bottom w:w="0.0" w:type="dxa"/>
+        <w:right w:w="108.0" w:type="dxa"/>
+      </w:tblCellMar>
+    </w:tblPr>
+  </w:style>
+  <w:style w:type="table" w:styleId="Table8">
+    <w:basedOn w:val="TableNormal"/>
+    <w:rPr>
+      <w:sz w:val="22"/>
+      <w:szCs w:val="22"/>
+    </w:rPr>
+    <w:tblPr>
+      <w:tblStyleRowBandSize w:val="1"/>
+      <w:tblStyleColBandSize w:val="1"/>
+      <w:tblCellMar>
+        <w:top w:w="0.0" w:type="dxa"/>
+        <w:left w:w="108.0" w:type="dxa"/>
+        <w:bottom w:w="0.0" w:type="dxa"/>
+        <w:right w:w="108.0" w:type="dxa"/>
+      </w:tblCellMar>
+    </w:tblPr>
+  </w:style>
+  <w:style w:type="table" w:styleId="Table9">
+    <w:basedOn w:val="TableNormal"/>
+    <w:rPr>
+      <w:sz w:val="22"/>
+      <w:szCs w:val="22"/>
+    </w:rPr>
+    <w:tblPr>
+      <w:tblStyleRowBandSize w:val="1"/>
+      <w:tblStyleColBandSize w:val="1"/>
+      <w:tblCellMar>
+        <w:top w:w="0.0" w:type="dxa"/>
+        <w:left w:w="108.0" w:type="dxa"/>
+        <w:bottom w:w="0.0" w:type="dxa"/>
+        <w:right w:w="108.0" w:type="dxa"/>
+      </w:tblCellMar>
+    </w:tblPr>
+  </w:style>
+  <w:style w:type="table" w:styleId="Table10">
+    <w:basedOn w:val="TableNormal"/>
+    <w:rPr>
+      <w:sz w:val="22"/>
+      <w:szCs w:val="22"/>
+    </w:rPr>
+    <w:tblPr>
+      <w:tblStyleRowBandSize w:val="1"/>
+      <w:tblStyleColBandSize w:val="1"/>
+      <w:tblCellMar>
+        <w:top w:w="0.0" w:type="dxa"/>
+        <w:left w:w="108.0" w:type="dxa"/>
+        <w:bottom w:w="0.0" w:type="dxa"/>
+        <w:right w:w="108.0" w:type="dxa"/>
+      </w:tblCellMar>
+    </w:tblPr>
+  </w:style>
+  <w:style w:type="table" w:styleId="Table11">
+    <w:basedOn w:val="TableNormal"/>
+    <w:rPr>
+      <w:sz w:val="22"/>
+      <w:szCs w:val="22"/>
+    </w:rPr>
+    <w:tblPr>
+      <w:tblStyleRowBandSize w:val="1"/>
+      <w:tblStyleColBandSize w:val="1"/>
+      <w:tblCellMar>
+        <w:top w:w="0.0" w:type="dxa"/>
+        <w:left w:w="108.0" w:type="dxa"/>
+        <w:bottom w:w="0.0" w:type="dxa"/>
+        <w:right w:w="108.0" w:type="dxa"/>
+      </w:tblCellMar>
+    </w:tblPr>
+  </w:style>
+  <w:style w:type="table" w:styleId="Table12">
+    <w:basedOn w:val="TableNormal"/>
+    <w:rPr>
+      <w:sz w:val="22"/>
+      <w:szCs w:val="22"/>
+    </w:rPr>
+    <w:tblPr>
+      <w:tblStyleRowBandSize w:val="1"/>
+      <w:tblStyleColBandSize w:val="1"/>
+      <w:tblCellMar>
+        <w:top w:w="0.0" w:type="dxa"/>
+        <w:left w:w="108.0" w:type="dxa"/>
+        <w:bottom w:w="0.0" w:type="dxa"/>
+        <w:right w:w="108.0" w:type="dxa"/>
+      </w:tblCellMar>
+    </w:tblPr>
+  </w:style>
+  <w:style w:type="table" w:styleId="Table13">
+    <w:basedOn w:val="TableNormal"/>
+    <w:rPr>
+      <w:sz w:val="22"/>
+      <w:szCs w:val="22"/>
+    </w:rPr>
+    <w:tblPr>
+      <w:tblStyleRowBandSize w:val="1"/>
+      <w:tblStyleColBandSize w:val="1"/>
+      <w:tblCellMar>
+        <w:top w:w="0.0" w:type="dxa"/>
+        <w:left w:w="108.0" w:type="dxa"/>
+        <w:bottom w:w="0.0" w:type="dxa"/>
+        <w:right w:w="108.0" w:type="dxa"/>
+      </w:tblCellMar>
+    </w:tblPr>
+  </w:style>
+  <w:style w:type="table" w:styleId="Table14">
+    <w:basedOn w:val="TableNormal"/>
+    <w:rPr>
+      <w:sz w:val="22"/>
+      <w:szCs w:val="22"/>
+    </w:rPr>
+    <w:tblPr>
+      <w:tblStyleRowBandSize w:val="1"/>
+      <w:tblStyleColBandSize w:val="1"/>
+      <w:tblCellMar>
+        <w:top w:w="0.0" w:type="dxa"/>
+        <w:left w:w="108.0" w:type="dxa"/>
+        <w:bottom w:w="0.0" w:type="dxa"/>
+        <w:right w:w="108.0" w:type="dxa"/>
+      </w:tblCellMar>
+    </w:tblPr>
+  </w:style>
+  <w:style w:type="table" w:styleId="Table15">
+    <w:basedOn w:val="TableNormal"/>
+    <w:rPr>
+      <w:sz w:val="22"/>
+      <w:szCs w:val="22"/>
+    </w:rPr>
+    <w:tblPr>
+      <w:tblStyleRowBandSize w:val="1"/>
+      <w:tblStyleColBandSize w:val="1"/>
+      <w:tblCellMar>
+        <w:top w:w="0.0" w:type="dxa"/>
+        <w:left w:w="108.0" w:type="dxa"/>
+        <w:bottom w:w="0.0" w:type="dxa"/>
+        <w:right w:w="108.0" w:type="dxa"/>
+      </w:tblCellMar>
+    </w:tblPr>
+  </w:style>
+  <w:style w:type="table" w:styleId="Table16">
     <w:basedOn w:val="TableNormal"/>
     <w:rPr>
       <w:sz w:val="22"/>
@@ -10306,7 +8196,7 @@
 
 <file path=customXML/item1.xml><?xml version="1.0" encoding="utf-8"?>
 <go:gDocsCustomXmlDataStorage xmlns:go="http://customooxmlschemas.google.com/" xmlns:r="http://schemas.openxmlformats.org/officeDocument/2006/relationships" uri="GoogleDocsCustomDataVersion2">
-  <go:docsCustomData xmlns:go="http://customooxmlschemas.google.com/" roundtripDataSignature="AMtx7mgG6FRMMjc4bQbww3mvkT5LYovQPA==">CgMxLjA4AHIhMV9TaWdfbHJDcW51N0VnRjcwVXZVQTV6YWo0SWJXSVA5</go:docsCustomData>
+  <go:docsCustomData xmlns:go="http://customooxmlschemas.google.com/" roundtripDataSignature="AMtx7mgZ7wCqZsAsvcz6PnT3td0Vblk0gg==">CgMxLjA4AHIhMVk0bTVBRldXY2hmcGRHeHYzcU1uUzVXMDNmRFJYTWVs</go:docsCustomData>
 </go:gDocsCustomXmlDataStorage>
 </file>
 

--- a/Documentos/Fase 1/1.5_GuiaEstudiante_Fase 1_Definicion Proyecto APT.docx
+++ b/Documentos/Fase 1/1.5_GuiaEstudiante_Fase 1_Definicion Proyecto APT.docx
@@ -3290,251 +3290,6 @@
                 <w:rtl w:val="0"/>
               </w:rPr>
               <w:t xml:space="preserve">Descripción de la Metodología</w:t>
-            </w:r>
-          </w:p>
-        </w:tc>
-      </w:tr>
-      <w:tr>
-        <w:trPr>
-          <w:cantSplit w:val="0"/>
-          <w:trHeight w:val="1920" w:hRule="atLeast"/>
-          <w:tblHeader w:val="0"/>
-        </w:trPr>
-        <w:tc>
-          <w:tcPr/>
-          <w:p>
-            <w:pPr>
-              <w:jc w:val="both"/>
-              <w:rPr>
-                <w:i w:val="1"/>
-                <w:iCs w:val="1"/>
-                <w:color w:val="548dd4"/>
-                <w:sz w:val="20"/>
-                <w:szCs w:val="20"/>
-              </w:rPr>
-            </w:pPr>
-            <w:r>
-              <w:rPr>
-                <w:i w:val="1"/>
-                <w:iCs w:val="1"/>
-                <w:color w:val="548dd4"/>
-                <w:sz w:val="20"/>
-                <w:szCs w:val="20"/>
-                <w:rtl w:val="0"/>
-              </w:rPr>
-              <w:t xml:space="preserve">El proyecto se desarrollará bajo el marco ágil Scrum adaptado al periodo académico de 18 semanas de Capstone, organizado en Sprints quincenales orientados a entregables funcionales. Se realizarán reuniones de planificación de sprint, seguimientos periódicos y retrospectivas al final de cada ciclo para asegurar la sincronización del equipo.</w:t>
-            </w:r>
-          </w:p>
-          <w:p>
-            <w:pPr>
-              <w:jc w:val="both"/>
-              <w:rPr>
-                <w:i w:val="1"/>
-                <w:iCs w:val="1"/>
-                <w:color w:val="548dd4"/>
-                <w:sz w:val="20"/>
-                <w:szCs w:val="20"/>
-              </w:rPr>
-            </w:pPr>
-            <w:r>
-              <w:rPr>
-                <w:rtl w:val="0"/>
-              </w:rPr>
-            </w:r>
-          </w:p>
-          <w:p>
-            <w:pPr>
-              <w:jc w:val="both"/>
-              <w:rPr>
-                <w:i w:val="1"/>
-                <w:iCs w:val="1"/>
-                <w:color w:val="548dd4"/>
-                <w:sz w:val="20"/>
-                <w:szCs w:val="20"/>
-              </w:rPr>
-            </w:pPr>
-            <w:r>
-              <w:rPr>
-                <w:i w:val="1"/>
-                <w:iCs w:val="1"/>
-                <w:color w:val="548dd4"/>
-                <w:sz w:val="20"/>
-                <w:szCs w:val="20"/>
-                <w:rtl w:val="0"/>
-              </w:rPr>
-              <w:t xml:space="preserve">Las etapas metodológicas contempladas son:</w:t>
-            </w:r>
-          </w:p>
-          <w:p>
-            <w:pPr>
-              <w:jc w:val="both"/>
-              <w:rPr>
-                <w:i w:val="1"/>
-                <w:iCs w:val="1"/>
-                <w:color w:val="548dd4"/>
-                <w:sz w:val="20"/>
-                <w:szCs w:val="20"/>
-              </w:rPr>
-            </w:pPr>
-            <w:r>
-              <w:rPr>
-                <w:i w:val="1"/>
-                <w:iCs w:val="1"/>
-                <w:color w:val="548dd4"/>
-                <w:sz w:val="20"/>
-                <w:szCs w:val="20"/>
-                <w:rtl w:val="0"/>
-              </w:rPr>
-              <w:t xml:space="preserve">1. Fase de Análisis y Diseño (Semanas 1 a 4): Levantamiento de historias de usuario, definición del MVP, wireframes UI y diseño del modelo relacional multi-tenant.</w:t>
-            </w:r>
-          </w:p>
-          <w:p>
-            <w:pPr>
-              <w:jc w:val="both"/>
-              <w:rPr>
-                <w:i w:val="1"/>
-                <w:iCs w:val="1"/>
-                <w:color w:val="548dd4"/>
-                <w:sz w:val="20"/>
-                <w:szCs w:val="20"/>
-              </w:rPr>
-            </w:pPr>
-            <w:r>
-              <w:rPr>
-                <w:i w:val="1"/>
-                <w:iCs w:val="1"/>
-                <w:color w:val="548dd4"/>
-                <w:sz w:val="20"/>
-                <w:szCs w:val="20"/>
-                <w:rtl w:val="0"/>
-              </w:rPr>
-              <w:t xml:space="preserve">2. Fase de Configuración e Infraestructura (Semanas 3 a 5): Aprovisionamiento de Supabase (PostgreSQL), definición de esquemas DDL, reglas de seguridad RLS y configuración de repositorios colaborativos en GitHub.</w:t>
-            </w:r>
-          </w:p>
-          <w:p>
-            <w:pPr>
-              <w:jc w:val="both"/>
-              <w:rPr>
-                <w:i w:val="1"/>
-                <w:iCs w:val="1"/>
-                <w:color w:val="548dd4"/>
-                <w:sz w:val="20"/>
-                <w:szCs w:val="20"/>
-              </w:rPr>
-            </w:pPr>
-            <w:r>
-              <w:rPr>
-                <w:i w:val="1"/>
-                <w:iCs w:val="1"/>
-                <w:color w:val="548dd4"/>
-                <w:sz w:val="20"/>
-                <w:szCs w:val="20"/>
-                <w:rtl w:val="0"/>
-              </w:rPr>
-              <w:t xml:space="preserve">3. Fase de Desarrollo Iterativo e Incremental (Semanas 6 a 13): Construcción paralela del frontend web (Vue 3), aplicación móvil offline-first (React Native) e integración con los servicios cloud.</w:t>
-            </w:r>
-          </w:p>
-          <w:p>
-            <w:pPr>
-              <w:jc w:val="both"/>
-              <w:rPr>
-                <w:i w:val="1"/>
-                <w:iCs w:val="1"/>
-                <w:color w:val="548dd4"/>
-                <w:sz w:val="20"/>
-                <w:szCs w:val="20"/>
-              </w:rPr>
-            </w:pPr>
-            <w:r>
-              <w:rPr>
-                <w:i w:val="1"/>
-                <w:iCs w:val="1"/>
-                <w:color w:val="548dd4"/>
-                <w:sz w:val="20"/>
-                <w:szCs w:val="20"/>
-                <w:rtl w:val="0"/>
-              </w:rPr>
-              <w:t xml:space="preserve">4. Fase de Pruebas, QA y UAT (Semanas 13 a 16): Ejecución de planes de prueba de sincronización offline/online, auditoría de seguridad RLS y pruebas de aceptación de usuario (UAT) en terreno.</w:t>
-            </w:r>
-          </w:p>
-          <w:p>
-            <w:pPr>
-              <w:jc w:val="both"/>
-              <w:rPr>
-                <w:i w:val="1"/>
-                <w:iCs w:val="1"/>
-                <w:color w:val="548dd4"/>
-                <w:sz w:val="20"/>
-                <w:szCs w:val="20"/>
-              </w:rPr>
-            </w:pPr>
-            <w:r>
-              <w:rPr>
-                <w:i w:val="1"/>
-                <w:iCs w:val="1"/>
-                <w:color w:val="548dd4"/>
-                <w:sz w:val="20"/>
-                <w:szCs w:val="20"/>
-                <w:rtl w:val="0"/>
-              </w:rPr>
-              <w:t xml:space="preserve">5. Fase de Cierre y Despliegue (Semanas 17 a 18): Marcha blanca, elaboración de manuales técnicos y de usuario, y presentación final del Capstone.</w:t>
-            </w:r>
-          </w:p>
-          <w:p>
-            <w:pPr>
-              <w:jc w:val="both"/>
-              <w:rPr>
-                <w:i w:val="1"/>
-                <w:iCs w:val="1"/>
-                <w:color w:val="548dd4"/>
-                <w:sz w:val="50"/>
-                <w:szCs w:val="50"/>
-              </w:rPr>
-            </w:pPr>
-            <w:r>
-              <w:rPr>
-                <w:rtl w:val="0"/>
-              </w:rPr>
-            </w:r>
-          </w:p>
-          <w:p>
-            <w:pPr>
-              <w:jc w:val="both"/>
-              <w:rPr>
-                <w:i w:val="1"/>
-                <w:iCs w:val="1"/>
-                <w:color w:val="548dd4"/>
-                <w:sz w:val="50"/>
-                <w:szCs w:val="50"/>
-              </w:rPr>
-            </w:pPr>
-            <w:r>
-              <w:rPr>
-                <w:i w:val="1"/>
-                <w:iCs w:val="1"/>
-                <w:color w:val="548dd4"/>
-                <w:sz w:val="50"/>
-                <w:szCs w:val="50"/>
-                <w:rtl w:val="0"/>
-              </w:rPr>
-              <w:t xml:space="preserve">(FALTA VERIFICAR METODOLOGÍA)</w:t>
-            </w:r>
-          </w:p>
-          <w:p>
-            <w:pPr>
-              <w:jc w:val="both"/>
-              <w:rPr>
-                <w:i w:val="1"/>
-                <w:iCs w:val="1"/>
-                <w:color w:val="548dd4"/>
-                <w:sz w:val="20"/>
-                <w:szCs w:val="20"/>
-              </w:rPr>
-            </w:pPr>
-            <w:r>
-              <w:rPr>
-                <w:rtl w:val="0"/>
-              </w:rPr>
             </w:r>
           </w:p>
         </w:tc>
